--- a/fuentes/CF_Entendiendo mi Mundo_DI.docx
+++ b/fuentes/CF_Entendiendo mi Mundo_DI.docx
@@ -1,6 +1,6 @@
 
 <file path=word/document.xml><?xml version="1.0" encoding="utf-8"?>
-<w:document xmlns:wpc="http://schemas.microsoft.com/office/word/2010/wordprocessingCanvas" xmlns:cx="http://schemas.microsoft.com/office/drawing/2014/chartex" xmlns:cx1="http://schemas.microsoft.com/office/drawing/2015/9/8/chartex" xmlns:cx2="http://schemas.microsoft.com/office/drawing/2015/10/21/chartex" xmlns:cx3="http://schemas.microsoft.com/office/drawing/2016/5/9/chartex" xmlns:cx4="http://schemas.microsoft.com/office/drawing/2016/5/10/chartex" xmlns:cx5="http://schemas.microsoft.com/office/drawing/2016/5/11/chartex" xmlns:cx6="http://schemas.microsoft.com/office/drawing/2016/5/12/chartex" xmlns:cx7="http://schemas.microsoft.com/office/drawing/2016/5/13/chartex" xmlns:cx8="http://schemas.microsoft.com/office/drawing/2016/5/14/chartex" xmlns:mc="http://schemas.openxmlformats.org/markup-compatibility/2006" xmlns:aink="http://schemas.microsoft.com/office/drawing/2016/ink" xmlns:am3d="http://schemas.microsoft.com/office/drawing/2017/model3d" xmlns:o="urn:schemas-microsoft-com:office:office" xmlns:oel="http://schemas.microsoft.com/office/2019/extlst" xmlns:r="http://schemas.openxmlformats.org/officeDocument/2006/relationships" xmlns:m="http://schemas.openxmlformats.org/officeDocument/2006/math" xmlns:v="urn:schemas-microsoft-com:vml" xmlns:wp14="http://schemas.microsoft.com/office/word/2010/wordprocessingDrawing" xmlns:wp="http://schemas.openxmlformats.org/drawingml/2006/wordprocessingDrawing" xmlns:w10="urn:schemas-microsoft-com:office:word" xmlns:w="http://schemas.openxmlformats.org/wordprocessingml/2006/main" xmlns:w14="http://schemas.microsoft.com/office/word/2010/wordml" xmlns:w15="http://schemas.microsoft.com/office/word/2012/wordml" xmlns:w16cex="http://schemas.microsoft.com/office/word/2018/wordml/cex" xmlns:w16cid="http://schemas.microsoft.com/office/word/2016/wordml/cid" xmlns:w16="http://schemas.microsoft.com/office/word/2018/wordml" xmlns:w16du="http://schemas.microsoft.com/office/word/2023/wordml/word16du" xmlns:w16sdtdh="http://schemas.microsoft.com/office/word/2020/wordml/sdtdatahash" xmlns:w16sdtfl="http://schemas.microsoft.com/office/word/2024/wordml/sdtformatlock" xmlns:w16se="http://schemas.microsoft.com/office/word/2015/wordml/symex" xmlns:wpg="http://schemas.microsoft.com/office/word/2010/wordprocessingGroup" xmlns:wpi="http://schemas.microsoft.com/office/word/2010/wordprocessingInk" xmlns:wne="http://schemas.microsoft.com/office/word/2006/wordml" xmlns:wps="http://schemas.microsoft.com/office/word/2010/wordprocessingShape" mc:Ignorable="w14 w15 w16se w16cid w16 w16cex w16sdtdh w16sdtfl w16du wp14">
+<w:document xmlns:wpc="http://schemas.microsoft.com/office/word/2010/wordprocessingCanvas" xmlns:cx="http://schemas.microsoft.com/office/drawing/2014/chartex" xmlns:cx1="http://schemas.microsoft.com/office/drawing/2015/9/8/chartex" xmlns:cx2="http://schemas.microsoft.com/office/drawing/2015/10/21/chartex" xmlns:cx3="http://schemas.microsoft.com/office/drawing/2016/5/9/chartex" xmlns:cx4="http://schemas.microsoft.com/office/drawing/2016/5/10/chartex" xmlns:cx5="http://schemas.microsoft.com/office/drawing/2016/5/11/chartex" xmlns:cx6="http://schemas.microsoft.com/office/drawing/2016/5/12/chartex" xmlns:cx7="http://schemas.microsoft.com/office/drawing/2016/5/13/chartex" xmlns:cx8="http://schemas.microsoft.com/office/drawing/2016/5/14/chartex" xmlns:mc="http://schemas.openxmlformats.org/markup-compatibility/2006" xmlns:aink="http://schemas.microsoft.com/office/drawing/2016/ink" xmlns:am3d="http://schemas.microsoft.com/office/drawing/2017/model3d" xmlns:o="urn:schemas-microsoft-com:office:office" xmlns:oel="http://schemas.microsoft.com/office/2019/extlst" xmlns:r="http://schemas.openxmlformats.org/officeDocument/2006/relationships" xmlns:m="http://schemas.openxmlformats.org/officeDocument/2006/math" xmlns:v="urn:schemas-microsoft-com:vml" xmlns:wp14="http://schemas.microsoft.com/office/word/2010/wordprocessingDrawing" xmlns:wp="http://schemas.openxmlformats.org/drawingml/2006/wordprocessingDrawing" xmlns:w10="urn:schemas-microsoft-com:office:word" xmlns:w="http://schemas.openxmlformats.org/wordprocessingml/2006/main" xmlns:w14="http://schemas.microsoft.com/office/word/2010/wordml" xmlns:w15="http://schemas.microsoft.com/office/word/2012/wordml" xmlns:w16cex="http://schemas.microsoft.com/office/word/2018/wordml/cex" xmlns:w16cid="http://schemas.microsoft.com/office/word/2016/wordml/cid" xmlns:w16="http://schemas.microsoft.com/office/word/2018/wordml" xmlns:w16du="http://schemas.microsoft.com/office/word/2023/wordml/word16du" xmlns:w16sdtdh="http://schemas.microsoft.com/office/word/2020/wordml/sdtdatahash" xmlns:w16sdtfl="http://schemas.microsoft.com/office/word/2024/wordml/sdtformatlock" xmlns:w16se="http://schemas.microsoft.com/office/word/2015/wordml/symex" xmlns:wpg="http://schemas.microsoft.com/office/word/2010/wordprocessingGroup" xmlns:wpi="http://schemas.microsoft.com/office/word/2010/wordprocessingInk" xmlns:wne="http://schemas.microsoft.com/office/word/2006/wordml" xmlns:wps="http://schemas.microsoft.com/office/word/2010/wordprocessingShape" xmlns:a="http://schemas.openxmlformats.org/drawingml/2006/main" xmlns:pic="http://schemas.openxmlformats.org/drawingml/2006/picture" xmlns:a16="http://schemas.microsoft.com/office/drawing/2014/main" xmlns:dgm="http://schemas.openxmlformats.org/drawingml/2006/diagram" xmlns:a14="http://schemas.microsoft.com/office/drawing/2010/main" mc:Ignorable="w14 w15 w16se w16cid w16 w16cex w16sdtdh w16sdtfl w16du wp14">
   <w:body>
     <w:p>
       <w:pPr>
@@ -56,12 +56,12 @@
         <w:tblW w:w="9962" w:type="dxa"/>
         <w:tblInd w:w="0" w:type="dxa"/>
         <w:tblBorders>
-          <w:top w:val="single" w:sz="4" w:space="0" w:color="000000"/>
-          <w:left w:val="single" w:sz="4" w:space="0" w:color="000000"/>
-          <w:bottom w:val="single" w:sz="4" w:space="0" w:color="000000"/>
-          <w:right w:val="single" w:sz="4" w:space="0" w:color="000000"/>
-          <w:insideH w:val="single" w:sz="4" w:space="0" w:color="000000"/>
-          <w:insideV w:val="single" w:sz="4" w:space="0" w:color="000000"/>
+          <w:top w:val="single" w:color="000000" w:sz="4" w:space="0"/>
+          <w:left w:val="single" w:color="000000" w:sz="4" w:space="0"/>
+          <w:bottom w:val="single" w:color="000000" w:sz="4" w:space="0"/>
+          <w:right w:val="single" w:color="000000" w:sz="4" w:space="0"/>
+          <w:insideH w:val="single" w:color="000000" w:sz="4" w:space="0"/>
+          <w:insideV w:val="single" w:color="000000" w:sz="4" w:space="0"/>
         </w:tblBorders>
         <w:tblLayout w:type="fixed"/>
         <w:tblLook w:val="0400" w:firstRow="0" w:lastRow="0" w:firstColumn="0" w:lastColumn="0" w:noHBand="0" w:noVBand="1"/>
@@ -140,12 +140,12 @@
         <w:tblW w:w="9962" w:type="dxa"/>
         <w:tblInd w:w="0" w:type="dxa"/>
         <w:tblBorders>
-          <w:top w:val="single" w:sz="4" w:space="0" w:color="000000"/>
-          <w:left w:val="single" w:sz="4" w:space="0" w:color="000000"/>
-          <w:bottom w:val="single" w:sz="4" w:space="0" w:color="000000"/>
-          <w:right w:val="single" w:sz="4" w:space="0" w:color="000000"/>
-          <w:insideH w:val="single" w:sz="4" w:space="0" w:color="000000"/>
-          <w:insideV w:val="single" w:sz="4" w:space="0" w:color="000000"/>
+          <w:top w:val="single" w:color="000000" w:sz="4" w:space="0"/>
+          <w:left w:val="single" w:color="000000" w:sz="4" w:space="0"/>
+          <w:bottom w:val="single" w:color="000000" w:sz="4" w:space="0"/>
+          <w:right w:val="single" w:color="000000" w:sz="4" w:space="0"/>
+          <w:insideH w:val="single" w:color="000000" w:sz="4" w:space="0"/>
+          <w:insideV w:val="single" w:color="000000" w:sz="4" w:space="0"/>
         </w:tblBorders>
         <w:tblLayout w:type="fixed"/>
         <w:tblLook w:val="0400" w:firstRow="0" w:lastRow="0" w:firstColumn="0" w:lastColumn="0" w:noHBand="0" w:noVBand="1"/>
@@ -257,12 +257,12 @@
         <w:tblW w:w="9962" w:type="dxa"/>
         <w:tblInd w:w="0" w:type="dxa"/>
         <w:tblBorders>
-          <w:top w:val="single" w:sz="4" w:space="0" w:color="000000"/>
-          <w:left w:val="single" w:sz="4" w:space="0" w:color="000000"/>
-          <w:bottom w:val="single" w:sz="4" w:space="0" w:color="000000"/>
-          <w:right w:val="single" w:sz="4" w:space="0" w:color="000000"/>
-          <w:insideH w:val="single" w:sz="4" w:space="0" w:color="000000"/>
-          <w:insideV w:val="single" w:sz="4" w:space="0" w:color="000000"/>
+          <w:top w:val="single" w:color="000000" w:sz="4" w:space="0"/>
+          <w:left w:val="single" w:color="000000" w:sz="4" w:space="0"/>
+          <w:bottom w:val="single" w:color="000000" w:sz="4" w:space="0"/>
+          <w:right w:val="single" w:color="000000" w:sz="4" w:space="0"/>
+          <w:insideH w:val="single" w:color="000000" w:sz="4" w:space="0"/>
+          <w:insideV w:val="single" w:color="000000" w:sz="4" w:space="0"/>
         </w:tblBorders>
         <w:tblLayout w:type="fixed"/>
         <w:tblLook w:val="0400" w:firstRow="0" w:lastRow="0" w:firstColumn="0" w:lastColumn="0" w:noHBand="0" w:noVBand="1"/>
@@ -539,12 +539,12 @@
         <w:tblW w:w="9962" w:type="dxa"/>
         <w:tblInd w:w="0" w:type="dxa"/>
         <w:tblBorders>
-          <w:top w:val="single" w:sz="4" w:space="0" w:color="000000"/>
-          <w:left w:val="single" w:sz="4" w:space="0" w:color="000000"/>
-          <w:bottom w:val="single" w:sz="4" w:space="0" w:color="000000"/>
-          <w:right w:val="single" w:sz="4" w:space="0" w:color="000000"/>
-          <w:insideH w:val="single" w:sz="4" w:space="0" w:color="000000"/>
-          <w:insideV w:val="single" w:sz="4" w:space="0" w:color="000000"/>
+          <w:top w:val="single" w:color="000000" w:sz="4" w:space="0"/>
+          <w:left w:val="single" w:color="000000" w:sz="4" w:space="0"/>
+          <w:bottom w:val="single" w:color="000000" w:sz="4" w:space="0"/>
+          <w:right w:val="single" w:color="000000" w:sz="4" w:space="0"/>
+          <w:insideH w:val="single" w:color="000000" w:sz="4" w:space="0"/>
+          <w:insideV w:val="single" w:color="000000" w:sz="4" w:space="0"/>
         </w:tblBorders>
         <w:tblLayout w:type="fixed"/>
         <w:tblLook w:val="0400" w:firstRow="0" w:lastRow="0" w:firstColumn="0" w:lastColumn="0" w:noHBand="0" w:noVBand="1"/>
@@ -930,7 +930,6 @@
           <w:szCs w:val="20"/>
           <w:lang w:val="es-MX"/>
         </w:rPr>
-        <w:lastRenderedPageBreak/>
         <w:t>Desarrollo Sostenible (ODS), los cuales constituyen una hoja de ruta para lograr un equilibrio entre crecimiento económico, inclusión social y protección del medio ambiente.</w:t>
       </w:r>
     </w:p>
@@ -1057,7 +1056,7 @@
                 <w:lang w:val="es-MX"/>
               </w:rPr>
             </w:pPr>
-            <w:hyperlink r:id="rId13" w:anchor="fromView=search&amp;page=2&amp;position=15&amp;uuid=e9382a02-bfce-41ee-ac1c-4326c1dbcf92&amp;query=Objetivos+de+Desarrollo+Sostenible" w:history="1">
+            <w:hyperlink w:history="1" w:anchor="fromView=search&amp;page=2&amp;position=15&amp;uuid=e9382a02-bfce-41ee-ac1c-4326c1dbcf92&amp;query=Objetivos+de+Desarrollo+Sostenible" r:id="rId13">
               <w:r>
                 <w:rPr>
                   <w:rStyle w:val="Hyperlink"/>
@@ -1549,7 +1548,7 @@
                 <w:lang w:val="es-MX"/>
               </w:rPr>
             </w:pPr>
-            <w:hyperlink r:id="rId15" w:anchor="fromView=search&amp;page=2&amp;position=22&amp;uuid=e9382a02-bfce-41ee-ac1c-4326c1dbcf92&amp;query=Objetivos+de+Desarrollo+Sostenible" w:history="1">
+            <w:hyperlink w:history="1" w:anchor="fromView=search&amp;page=2&amp;position=22&amp;uuid=e9382a02-bfce-41ee-ac1c-4326c1dbcf92&amp;query=Objetivos+de+Desarrollo+Sostenible" r:id="rId15">
               <w:r>
                 <w:rPr>
                   <w:rStyle w:val="Hyperlink"/>
@@ -1783,7 +1782,6 @@
           <w:sz w:val="20"/>
           <w:szCs w:val="20"/>
         </w:rPr>
-        <w:lastRenderedPageBreak/>
         <w:drawing>
           <wp:inline distT="0" distB="0" distL="0" distR="0" wp14:anchorId="37F9ABAB" wp14:editId="7FD61EB5">
             <wp:extent cx="6332220" cy="1085850"/>
@@ -1919,7 +1917,7 @@
           <w:lang w:val="es-MX"/>
         </w:rPr>
       </w:pPr>
-      <w:bookmarkStart w:id="0" w:name="_Hlk204545917"/>
+      <w:bookmarkStart w:name="_Hlk204545917" w:id="0"/>
       <w:r>
         <w:rPr>
           <w:b/>
@@ -2394,7 +2392,7 @@
                 <w:lang w:val="es-MX"/>
               </w:rPr>
             </w:pPr>
-            <w:hyperlink r:id="rId22" w:history="1">
+            <w:hyperlink w:history="1" r:id="rId22">
               <w:r>
                 <w:rPr>
                   <w:rStyle w:val="Hyperlink"/>
@@ -2789,7 +2787,7 @@
                 <w:lang w:val="es-MX"/>
               </w:rPr>
             </w:pPr>
-            <w:hyperlink r:id="rId24" w:anchor="fromView=search&amp;page=3&amp;position=2&amp;uuid=e9382a02-bfce-41ee-ac1c-4326c1dbcf92&amp;query=Objetivos+de+Desarrollo+Sostenible" w:history="1">
+            <w:hyperlink w:history="1" w:anchor="fromView=search&amp;page=3&amp;position=2&amp;uuid=e9382a02-bfce-41ee-ac1c-4326c1dbcf92&amp;query=Objetivos+de+Desarrollo+Sostenible" r:id="rId24">
               <w:r>
                 <w:rPr>
                   <w:rStyle w:val="Hyperlink"/>
@@ -3531,7 +3529,7 @@
                 </wp:inline>
               </w:drawing>
             </w:r>
-            <w:hyperlink r:id="rId31" w:anchor="fromView=search&amp;page=4&amp;position=7&amp;uuid=e9382a02-bfce-41ee-ac1c-4326c1dbcf92&amp;query=Objetivos+de+Desarrollo+Sostenible" w:history="1">
+            <w:hyperlink w:history="1" w:anchor="fromView=search&amp;page=4&amp;position=7&amp;uuid=e9382a02-bfce-41ee-ac1c-4326c1dbcf92&amp;query=Objetivos+de+Desarrollo+Sostenible" r:id="rId31">
               <w:r>
                 <w:rPr>
                   <w:rStyle w:val="Hyperlink"/>
@@ -3701,7 +3699,7 @@
                 <w:lang w:val="es-MX"/>
               </w:rPr>
             </w:pPr>
-            <w:hyperlink r:id="rId33" w:anchor="fromView=search&amp;page=4&amp;position=9&amp;uuid=e9382a02-bfce-41ee-ac1c-4326c1dbcf92&amp;query=Objetivos+de+Desarrollo+Sostenible" w:history="1">
+            <w:hyperlink w:history="1" w:anchor="fromView=search&amp;page=4&amp;position=9&amp;uuid=e9382a02-bfce-41ee-ac1c-4326c1dbcf92&amp;query=Objetivos+de+Desarrollo+Sostenible" r:id="rId33">
               <w:r>
                 <w:rPr>
                   <w:rStyle w:val="Hyperlink"/>
@@ -3871,7 +3869,7 @@
                 <w:lang w:val="es-MX"/>
               </w:rPr>
             </w:pPr>
-            <w:hyperlink r:id="rId35" w:anchor="fromView=search&amp;page=4&amp;position=17&amp;uuid=e9382a02-bfce-41ee-ac1c-4326c1dbcf92&amp;query=Objetivos+de+Desarrollo+Sostenible" w:history="1">
+            <w:hyperlink w:history="1" w:anchor="fromView=search&amp;page=4&amp;position=17&amp;uuid=e9382a02-bfce-41ee-ac1c-4326c1dbcf92&amp;query=Objetivos+de+Desarrollo+Sostenible" r:id="rId35">
               <w:r>
                 <w:rPr>
                   <w:rStyle w:val="Hyperlink"/>
@@ -3930,7 +3928,6 @@
                 <w:szCs w:val="20"/>
                 <w:lang w:val="es-MX"/>
               </w:rPr>
-              <w:lastRenderedPageBreak/>
               <w:t>Producción</w:t>
             </w:r>
           </w:p>
@@ -4104,7 +4101,7 @@
                 <w:lang w:val="es-MX"/>
               </w:rPr>
             </w:pPr>
-            <w:hyperlink r:id="rId37" w:anchor="fromView=search&amp;page=1&amp;position=36&amp;uuid=e9382a02-bfce-41ee-ac1c-4326c1dbcf92&amp;query=Objetivos+de+Desarrollo+Sostenible+produccion" w:history="1">
+            <w:hyperlink w:history="1" w:anchor="fromView=search&amp;page=1&amp;position=36&amp;uuid=e9382a02-bfce-41ee-ac1c-4326c1dbcf92&amp;query=Objetivos+de+Desarrollo+Sostenible+produccion" r:id="rId37">
               <w:r>
                 <w:rPr>
                   <w:rStyle w:val="Hyperlink"/>
@@ -4209,6 +4206,15 @@
                 <w:lang w:val="es-MX"/>
               </w:rPr>
               <w:br/>
+            </w:r>
+            <w:r>
+              <w:rPr>
+                <w:bCs/>
+                <w:color w:val="000000"/>
+                <w:sz w:val="20"/>
+                <w:szCs w:val="20"/>
+                <w:lang w:val="es-MX"/>
+              </w:rPr>
               <w:t>- Reducir transporte e intermediarios.</w:t>
             </w:r>
             <w:r>
@@ -4220,6 +4226,15 @@
                 <w:lang w:val="es-MX"/>
               </w:rPr>
               <w:br/>
+            </w:r>
+            <w:r>
+              <w:rPr>
+                <w:bCs/>
+                <w:color w:val="000000"/>
+                <w:sz w:val="20"/>
+                <w:szCs w:val="20"/>
+                <w:lang w:val="es-MX"/>
+              </w:rPr>
               <w:t>- Optimizar embalajes y materiales para reducir el impacto ambiental.</w:t>
             </w:r>
           </w:p>
@@ -4308,7 +4323,7 @@
                 <w:lang w:val="es-MX"/>
               </w:rPr>
             </w:pPr>
-            <w:hyperlink r:id="rId39" w:anchor="fromView=search&amp;page=2&amp;position=47&amp;uuid=e9382a02-bfce-41ee-ac1c-4326c1dbcf92&amp;query=Objetivos+de+Desarrollo+Sostenible+suministro" w:history="1">
+            <w:hyperlink w:history="1" w:anchor="fromView=search&amp;page=2&amp;position=47&amp;uuid=e9382a02-bfce-41ee-ac1c-4326c1dbcf92&amp;query=Objetivos+de+Desarrollo+Sostenible+suministro" r:id="rId39">
               <w:r>
                 <w:rPr>
                   <w:rStyle w:val="Hyperlink"/>
@@ -4500,7 +4515,7 @@
               </w:rPr>
               <w:t xml:space="preserve"> </w:t>
             </w:r>
-            <w:hyperlink r:id="rId41" w:anchor="fromView=search&amp;page=3&amp;position=2&amp;uuid=e9382a02-bfce-41ee-ac1c-4326c1dbcf92&amp;query=Objetivos+de+Desarrollo+Sostenible+suministro" w:history="1">
+            <w:hyperlink w:history="1" w:anchor="fromView=search&amp;page=3&amp;position=2&amp;uuid=e9382a02-bfce-41ee-ac1c-4326c1dbcf92&amp;query=Objetivos+de+Desarrollo+Sostenible+suministro" r:id="rId41">
               <w:r>
                 <w:rPr>
                   <w:rStyle w:val="Hyperlink"/>
@@ -4605,6 +4620,15 @@
                 <w:lang w:val="es-MX"/>
               </w:rPr>
               <w:br/>
+            </w:r>
+            <w:r>
+              <w:rPr>
+                <w:bCs/>
+                <w:color w:val="000000"/>
+                <w:sz w:val="20"/>
+                <w:szCs w:val="20"/>
+                <w:lang w:val="es-MX"/>
+              </w:rPr>
               <w:t>• Equidad de género</w:t>
             </w:r>
             <w:r>
@@ -4616,6 +4640,15 @@
                 <w:lang w:val="es-MX"/>
               </w:rPr>
               <w:br/>
+            </w:r>
+            <w:r>
+              <w:rPr>
+                <w:bCs/>
+                <w:color w:val="000000"/>
+                <w:sz w:val="20"/>
+                <w:szCs w:val="20"/>
+                <w:lang w:val="es-MX"/>
+              </w:rPr>
               <w:t>• No discriminación</w:t>
             </w:r>
             <w:r>
@@ -4627,6 +4660,15 @@
                 <w:lang w:val="es-MX"/>
               </w:rPr>
               <w:br/>
+            </w:r>
+            <w:r>
+              <w:rPr>
+                <w:bCs/>
+                <w:color w:val="000000"/>
+                <w:sz w:val="20"/>
+                <w:szCs w:val="20"/>
+                <w:lang w:val="es-MX"/>
+              </w:rPr>
               <w:t>• Salarios justos</w:t>
             </w:r>
             <w:r>
@@ -4638,6 +4680,15 @@
                 <w:lang w:val="es-MX"/>
               </w:rPr>
               <w:br/>
+            </w:r>
+            <w:r>
+              <w:rPr>
+                <w:bCs/>
+                <w:color w:val="000000"/>
+                <w:sz w:val="20"/>
+                <w:szCs w:val="20"/>
+                <w:lang w:val="es-MX"/>
+              </w:rPr>
               <w:t>• Buenas condiciones laborales</w:t>
             </w:r>
             <w:r>
@@ -4649,6 +4700,15 @@
                 <w:lang w:val="es-MX"/>
               </w:rPr>
               <w:br/>
+            </w:r>
+            <w:r>
+              <w:rPr>
+                <w:bCs/>
+                <w:color w:val="000000"/>
+                <w:sz w:val="20"/>
+                <w:szCs w:val="20"/>
+                <w:lang w:val="es-MX"/>
+              </w:rPr>
               <w:t>• Desarrollo de capacidades</w:t>
             </w:r>
             <w:r>
@@ -4660,6 +4720,15 @@
                 <w:lang w:val="es-MX"/>
               </w:rPr>
               <w:br/>
+            </w:r>
+            <w:r>
+              <w:rPr>
+                <w:bCs/>
+                <w:color w:val="000000"/>
+                <w:sz w:val="20"/>
+                <w:szCs w:val="20"/>
+                <w:lang w:val="es-MX"/>
+              </w:rPr>
               <w:t>• Tolerancia cero a corrupción y acoso</w:t>
             </w:r>
           </w:p>
@@ -4748,7 +4817,7 @@
                 <w:lang w:val="es-MX"/>
               </w:rPr>
             </w:pPr>
-            <w:hyperlink r:id="rId43" w:anchor="fromView=search&amp;page=3&amp;position=7&amp;uuid=e9382a02-bfce-41ee-ac1c-4326c1dbcf92&amp;query=Objetivos+de+Desarrollo+Sostenible+suministro" w:history="1">
+            <w:hyperlink w:history="1" w:anchor="fromView=search&amp;page=3&amp;position=7&amp;uuid=e9382a02-bfce-41ee-ac1c-4326c1dbcf92&amp;query=Objetivos+de+Desarrollo+Sostenible+suministro" r:id="rId43">
               <w:r>
                 <w:rPr>
                   <w:rStyle w:val="Hyperlink"/>
@@ -4930,7 +4999,7 @@
                 <w:lang w:val="es-MX"/>
               </w:rPr>
             </w:pPr>
-            <w:hyperlink r:id="rId45" w:anchor="fromView=search&amp;page=1&amp;position=5&amp;uuid=e9382a02-bfce-41ee-ac1c-4326c1dbcf92&amp;query=Objetivos+de+Desarrollo+Sostenible+comunidad" w:history="1">
+            <w:hyperlink w:history="1" w:anchor="fromView=search&amp;page=1&amp;position=5&amp;uuid=e9382a02-bfce-41ee-ac1c-4326c1dbcf92&amp;query=Objetivos+de+Desarrollo+Sostenible+comunidad" r:id="rId45">
               <w:r>
                 <w:rPr>
                   <w:rStyle w:val="Hyperlink"/>
@@ -5049,7 +5118,7 @@
           <w:lang w:val="es-MX"/>
         </w:rPr>
       </w:pPr>
-      <w:bookmarkStart w:id="2" w:name="_Hlk204545940"/>
+      <w:bookmarkStart w:name="_Hlk204545940" w:id="2"/>
       <w:r>
         <w:rPr>
           <w:b/>
@@ -5638,6 +5707,15 @@
                 <w:lang w:val="es-MX"/>
               </w:rPr>
               <w:br/>
+            </w:r>
+            <w:r>
+              <w:rPr>
+                <w:bCs/>
+                <w:color w:val="000000"/>
+                <w:sz w:val="20"/>
+                <w:szCs w:val="20"/>
+                <w:lang w:val="es-MX"/>
+              </w:rPr>
               <w:t>• Alianzas con instituciones expertas</w:t>
             </w:r>
             <w:r>
@@ -5649,6 +5727,15 @@
                 <w:lang w:val="es-MX"/>
               </w:rPr>
               <w:br/>
+            </w:r>
+            <w:r>
+              <w:rPr>
+                <w:bCs/>
+                <w:color w:val="000000"/>
+                <w:sz w:val="20"/>
+                <w:szCs w:val="20"/>
+                <w:lang w:val="es-MX"/>
+              </w:rPr>
               <w:t>• Voluntariado</w:t>
             </w:r>
             <w:r>
@@ -5660,6 +5747,15 @@
                 <w:lang w:val="es-MX"/>
               </w:rPr>
               <w:br/>
+            </w:r>
+            <w:r>
+              <w:rPr>
+                <w:bCs/>
+                <w:color w:val="000000"/>
+                <w:sz w:val="20"/>
+                <w:szCs w:val="20"/>
+                <w:lang w:val="es-MX"/>
+              </w:rPr>
               <w:t>• Participación comunitaria</w:t>
             </w:r>
             <w:r>
@@ -5681,6 +5777,15 @@
                 <w:lang w:val="es-MX"/>
               </w:rPr>
               <w:br/>
+            </w:r>
+            <w:r>
+              <w:rPr>
+                <w:bCs/>
+                <w:color w:val="000000"/>
+                <w:sz w:val="20"/>
+                <w:szCs w:val="20"/>
+                <w:lang w:val="es-MX"/>
+              </w:rPr>
               <w:t>Medir el impacto social puede ser complejo. Hoy se utilizan herramientas como:</w:t>
             </w:r>
             <w:r>
@@ -5692,6 +5797,15 @@
                 <w:lang w:val="es-MX"/>
               </w:rPr>
               <w:br/>
+            </w:r>
+            <w:r>
+              <w:rPr>
+                <w:bCs/>
+                <w:color w:val="000000"/>
+                <w:sz w:val="20"/>
+                <w:szCs w:val="20"/>
+                <w:lang w:val="es-MX"/>
+              </w:rPr>
               <w:t xml:space="preserve">• </w:t>
             </w:r>
             <w:r>
@@ -5765,6 +5879,15 @@
                 <w:lang w:val="es-MX"/>
               </w:rPr>
               <w:br/>
+            </w:r>
+            <w:r>
+              <w:rPr>
+                <w:bCs/>
+                <w:color w:val="000000"/>
+                <w:sz w:val="20"/>
+                <w:szCs w:val="20"/>
+                <w:lang w:val="es-MX"/>
+              </w:rPr>
               <w:t xml:space="preserve">• </w:t>
             </w:r>
             <w:r>
@@ -5963,7 +6086,7 @@
                 <w:lang w:val="es-MX"/>
               </w:rPr>
             </w:pPr>
-            <w:hyperlink r:id="rId52" w:anchor="fromView=search&amp;page=1&amp;position=5&amp;uuid=e9382a02-bfce-41ee-ac1c-4326c1dbcf92&amp;query=comunidad+ambiente" w:history="1">
+            <w:hyperlink w:history="1" w:anchor="fromView=search&amp;page=1&amp;position=5&amp;uuid=e9382a02-bfce-41ee-ac1c-4326c1dbcf92&amp;query=comunidad+ambiente" r:id="rId52">
               <w:r>
                 <w:rPr>
                   <w:rStyle w:val="Hyperlink"/>
@@ -6068,6 +6191,15 @@
                 <w:lang w:val="es-MX"/>
               </w:rPr>
               <w:br/>
+            </w:r>
+            <w:r>
+              <w:rPr>
+                <w:bCs/>
+                <w:color w:val="000000"/>
+                <w:sz w:val="20"/>
+                <w:szCs w:val="20"/>
+                <w:lang w:val="es-MX"/>
+              </w:rPr>
               <w:t>• Desarrollo de proyectos productivos que generen empleo o ingresos en la comunidad</w:t>
             </w:r>
             <w:r>
@@ -6079,6 +6211,15 @@
                 <w:lang w:val="es-MX"/>
               </w:rPr>
               <w:br/>
+            </w:r>
+            <w:r>
+              <w:rPr>
+                <w:bCs/>
+                <w:color w:val="000000"/>
+                <w:sz w:val="20"/>
+                <w:szCs w:val="20"/>
+                <w:lang w:val="es-MX"/>
+              </w:rPr>
               <w:t>• Formación de capacidades locales</w:t>
             </w:r>
             <w:r>
@@ -6090,6 +6231,15 @@
                 <w:lang w:val="es-MX"/>
               </w:rPr>
               <w:br/>
+            </w:r>
+            <w:r>
+              <w:rPr>
+                <w:bCs/>
+                <w:color w:val="000000"/>
+                <w:sz w:val="20"/>
+                <w:szCs w:val="20"/>
+                <w:lang w:val="es-MX"/>
+              </w:rPr>
               <w:t>• Inversión empresarial para hacer posibles los proyectos.</w:t>
             </w:r>
           </w:p>
@@ -6180,7 +6330,7 @@
                 <w:lang w:val="es-MX"/>
               </w:rPr>
             </w:pPr>
-            <w:hyperlink r:id="rId54" w:anchor="fromView=search&amp;page=1&amp;position=6&amp;uuid=e9382a02-bfce-41ee-ac1c-4326c1dbcf92&amp;query=economico+ambiente" w:history="1">
+            <w:hyperlink w:history="1" w:anchor="fromView=search&amp;page=1&amp;position=6&amp;uuid=e9382a02-bfce-41ee-ac1c-4326c1dbcf92&amp;query=economico+ambiente" r:id="rId54">
               <w:r>
                 <w:rPr>
                   <w:rStyle w:val="Hyperlink"/>
@@ -6239,7 +6389,6 @@
                 <w:szCs w:val="20"/>
                 <w:lang w:val="es-MX"/>
               </w:rPr>
-              <w:lastRenderedPageBreak/>
               <w:t>Ambiental</w:t>
             </w:r>
           </w:p>
@@ -6286,6 +6435,15 @@
                 <w:lang w:val="es-MX"/>
               </w:rPr>
               <w:br/>
+            </w:r>
+            <w:r>
+              <w:rPr>
+                <w:bCs/>
+                <w:color w:val="000000"/>
+                <w:sz w:val="20"/>
+                <w:szCs w:val="20"/>
+                <w:lang w:val="es-MX"/>
+              </w:rPr>
               <w:t>• Beneficiar al medio ambiente</w:t>
             </w:r>
             <w:r>
@@ -6297,6 +6455,15 @@
                 <w:lang w:val="es-MX"/>
               </w:rPr>
               <w:br/>
+            </w:r>
+            <w:r>
+              <w:rPr>
+                <w:bCs/>
+                <w:color w:val="000000"/>
+                <w:sz w:val="20"/>
+                <w:szCs w:val="20"/>
+                <w:lang w:val="es-MX"/>
+              </w:rPr>
               <w:t>• Promover el uso sostenible de recursos</w:t>
             </w:r>
             <w:r>
@@ -6308,6 +6475,15 @@
                 <w:lang w:val="es-MX"/>
               </w:rPr>
               <w:br/>
+            </w:r>
+            <w:r>
+              <w:rPr>
+                <w:bCs/>
+                <w:color w:val="000000"/>
+                <w:sz w:val="20"/>
+                <w:szCs w:val="20"/>
+                <w:lang w:val="es-MX"/>
+              </w:rPr>
               <w:t>• Proteger la biodiversidad</w:t>
             </w:r>
             <w:r>
@@ -6329,6 +6505,15 @@
                 <w:lang w:val="es-MX"/>
               </w:rPr>
               <w:br/>
+            </w:r>
+            <w:r>
+              <w:rPr>
+                <w:bCs/>
+                <w:color w:val="000000"/>
+                <w:sz w:val="20"/>
+                <w:szCs w:val="20"/>
+                <w:lang w:val="es-MX"/>
+              </w:rPr>
               <w:t>La sostenibilidad ecológica es indispensable para la legitimidad social y ética de las marcas.</w:t>
             </w:r>
           </w:p>
@@ -6417,7 +6602,7 @@
                 <w:lang w:val="es-MX"/>
               </w:rPr>
             </w:pPr>
-            <w:hyperlink r:id="rId56" w:anchor="fromView=search&amp;page=1&amp;position=0&amp;uuid=e9382a02-bfce-41ee-ac1c-4326c1dbcf92&amp;query=+ambiente" w:history="1">
+            <w:hyperlink w:history="1" w:anchor="fromView=search&amp;page=1&amp;position=0&amp;uuid=e9382a02-bfce-41ee-ac1c-4326c1dbcf92&amp;query=+ambiente" r:id="rId56">
               <w:r>
                 <w:rPr>
                   <w:rStyle w:val="Hyperlink"/>
@@ -6641,7 +6826,7 @@
           <w:lang w:val="es-MX"/>
         </w:rPr>
       </w:pPr>
-      <w:bookmarkStart w:id="3" w:name="_Hlk204545951"/>
+      <w:bookmarkStart w:name="_Hlk204545951" w:id="3"/>
       <w:r>
         <w:rPr>
           <w:b/>
@@ -7162,7 +7347,6 @@
                 <w:szCs w:val="20"/>
                 <w:lang w:val="es-MX"/>
               </w:rPr>
-              <w:lastRenderedPageBreak/>
               <w:t>Patagonia</w:t>
             </w:r>
           </w:p>
@@ -8550,7 +8734,6 @@
                 <w:szCs w:val="20"/>
                 <w:lang w:val="es-MX"/>
               </w:rPr>
-              <w:lastRenderedPageBreak/>
               <w:t>Hemper</w:t>
             </w:r>
             <w:proofErr w:type="spellEnd"/>
@@ -8984,7 +9167,7 @@
                 <w:lang w:val="es-MX"/>
               </w:rPr>
             </w:pPr>
-            <w:hyperlink r:id="rId71" w:anchor="fromView=search&amp;page=1&amp;position=10&amp;uuid=e9382a02-bfce-41ee-ac1c-4326c1dbcf92&amp;query=+moda+etica" w:history="1">
+            <w:hyperlink w:history="1" w:anchor="fromView=search&amp;page=1&amp;position=10&amp;uuid=e9382a02-bfce-41ee-ac1c-4326c1dbcf92&amp;query=+moda+etica" r:id="rId71">
               <w:r>
                 <w:rPr>
                   <w:rStyle w:val="Hyperlink"/>
@@ -9428,12 +9611,12 @@
         <w:tblW w:w="0" w:type="auto"/>
         <w:tblInd w:w="421" w:type="dxa"/>
         <w:tblBorders>
-          <w:top w:val="single" w:sz="4" w:space="0" w:color="000000"/>
-          <w:left w:val="single" w:sz="4" w:space="0" w:color="000000"/>
-          <w:bottom w:val="single" w:sz="4" w:space="0" w:color="000000"/>
-          <w:right w:val="single" w:sz="4" w:space="0" w:color="000000"/>
-          <w:insideH w:val="single" w:sz="4" w:space="0" w:color="000000"/>
-          <w:insideV w:val="single" w:sz="4" w:space="0" w:color="000000"/>
+          <w:top w:val="single" w:color="000000" w:sz="4" w:space="0"/>
+          <w:left w:val="single" w:color="000000" w:sz="4" w:space="0"/>
+          <w:bottom w:val="single" w:color="000000" w:sz="4" w:space="0"/>
+          <w:right w:val="single" w:color="000000" w:sz="4" w:space="0"/>
+          <w:insideH w:val="single" w:color="000000" w:sz="4" w:space="0"/>
+          <w:insideV w:val="single" w:color="000000" w:sz="4" w:space="0"/>
         </w:tblBorders>
         <w:tblLook w:val="0400" w:firstRow="0" w:lastRow="0" w:firstColumn="0" w:lastColumn="0" w:noHBand="0" w:noVBand="1"/>
       </w:tblPr>
@@ -9465,7 +9648,7 @@
             </w:pPr>
             <w:r>
               <w:rPr>
-                <w:rFonts w:ascii="Calibri" w:eastAsia="Calibri" w:hAnsi="Calibri" w:cs="Calibri"/>
+                <w:rFonts w:ascii="Calibri" w:hAnsi="Calibri" w:eastAsia="Calibri" w:cs="Calibri"/>
                 <w:b/>
                 <w:bCs/>
                 <w:sz w:val="24"/>
@@ -9489,7 +9672,7 @@
             <w:pPr>
               <w:spacing w:line="240" w:lineRule="auto"/>
               <w:rPr>
-                <w:rFonts w:ascii="Calibri" w:eastAsia="Calibri" w:hAnsi="Calibri" w:cs="Calibri"/>
+                <w:rFonts w:ascii="Calibri" w:hAnsi="Calibri" w:eastAsia="Calibri" w:cs="Calibri"/>
                 <w:b/>
                 <w:bCs/>
                 <w:sz w:val="24"/>
@@ -9498,7 +9681,7 @@
             </w:pPr>
             <w:r>
               <w:rPr>
-                <w:rFonts w:ascii="Calibri" w:eastAsia="Calibri" w:hAnsi="Calibri" w:cs="Calibri"/>
+                <w:rFonts w:ascii="Calibri" w:hAnsi="Calibri" w:eastAsia="Calibri" w:cs="Calibri"/>
                 <w:b/>
                 <w:bCs/>
                 <w:sz w:val="24"/>
@@ -9557,7 +9740,7 @@
             <w:pPr>
               <w:spacing w:line="240" w:lineRule="auto"/>
               <w:rPr>
-                <w:rFonts w:ascii="Calibri" w:eastAsia="Calibri" w:hAnsi="Calibri" w:cs="Calibri"/>
+                <w:rFonts w:ascii="Calibri" w:hAnsi="Calibri" w:eastAsia="Calibri" w:cs="Calibri"/>
                 <w:b/>
                 <w:bCs/>
                 <w:sz w:val="24"/>
@@ -9566,7 +9749,7 @@
             </w:pPr>
             <w:r>
               <w:rPr>
-                <w:rFonts w:ascii="Calibri" w:eastAsia="Calibri" w:hAnsi="Calibri" w:cs="Calibri"/>
+                <w:rFonts w:ascii="Calibri" w:hAnsi="Calibri" w:eastAsia="Calibri" w:cs="Calibri"/>
                 <w:b/>
                 <w:bCs/>
                 <w:sz w:val="24"/>
@@ -9611,7 +9794,7 @@
             <w:pPr>
               <w:spacing w:line="240" w:lineRule="auto"/>
               <w:rPr>
-                <w:rFonts w:ascii="Calibri" w:eastAsia="Calibri" w:hAnsi="Calibri" w:cs="Calibri"/>
+                <w:rFonts w:ascii="Calibri" w:hAnsi="Calibri" w:eastAsia="Calibri" w:cs="Calibri"/>
                 <w:b/>
                 <w:bCs/>
                 <w:sz w:val="24"/>
@@ -9620,7 +9803,7 @@
             </w:pPr>
             <w:r>
               <w:rPr>
-                <w:rFonts w:ascii="Calibri" w:eastAsia="Calibri" w:hAnsi="Calibri" w:cs="Calibri"/>
+                <w:rFonts w:ascii="Calibri" w:hAnsi="Calibri" w:eastAsia="Calibri" w:cs="Calibri"/>
                 <w:b/>
                 <w:bCs/>
                 <w:sz w:val="24"/>
@@ -9669,7 +9852,7 @@
             <w:pPr>
               <w:spacing w:line="240" w:lineRule="auto"/>
               <w:rPr>
-                <w:rFonts w:ascii="Calibri" w:eastAsia="Calibri" w:hAnsi="Calibri" w:cs="Calibri"/>
+                <w:rFonts w:ascii="Calibri" w:hAnsi="Calibri" w:eastAsia="Calibri" w:cs="Calibri"/>
                 <w:b/>
                 <w:bCs/>
                 <w:sz w:val="24"/>
@@ -9678,7 +9861,7 @@
             </w:pPr>
             <w:r>
               <w:rPr>
-                <w:rFonts w:ascii="Calibri" w:eastAsia="Calibri" w:hAnsi="Calibri" w:cs="Calibri"/>
+                <w:rFonts w:ascii="Calibri" w:hAnsi="Calibri" w:eastAsia="Calibri" w:cs="Calibri"/>
                 <w:b/>
                 <w:bCs/>
                 <w:sz w:val="24"/>
@@ -9691,7 +9874,7 @@
             <w:pPr>
               <w:spacing w:line="240" w:lineRule="auto"/>
               <w:rPr>
-                <w:rFonts w:ascii="Calibri" w:eastAsia="Calibri" w:hAnsi="Calibri" w:cs="Calibri"/>
+                <w:rFonts w:ascii="Calibri" w:hAnsi="Calibri" w:eastAsia="Calibri" w:cs="Calibri"/>
                 <w:b/>
                 <w:bCs/>
                 <w:sz w:val="24"/>
@@ -9700,7 +9883,7 @@
             </w:pPr>
             <w:r>
               <w:rPr>
-                <w:rFonts w:ascii="Calibri" w:eastAsia="Calibri" w:hAnsi="Calibri" w:cs="Calibri"/>
+                <w:rFonts w:ascii="Calibri" w:hAnsi="Calibri" w:eastAsia="Calibri" w:cs="Calibri"/>
                 <w:b/>
                 <w:bCs/>
                 <w:sz w:val="24"/>
@@ -9828,12 +10011,12 @@
         <w:tblW w:w="10072" w:type="dxa"/>
         <w:tblInd w:w="0" w:type="dxa"/>
         <w:tblBorders>
-          <w:top w:val="single" w:sz="4" w:space="0" w:color="000000"/>
-          <w:left w:val="single" w:sz="4" w:space="0" w:color="000000"/>
-          <w:bottom w:val="single" w:sz="4" w:space="0" w:color="000000"/>
-          <w:right w:val="single" w:sz="4" w:space="0" w:color="000000"/>
-          <w:insideH w:val="single" w:sz="4" w:space="0" w:color="000000"/>
-          <w:insideV w:val="single" w:sz="4" w:space="0" w:color="000000"/>
+          <w:top w:val="single" w:color="000000" w:sz="4" w:space="0"/>
+          <w:left w:val="single" w:color="000000" w:sz="4" w:space="0"/>
+          <w:bottom w:val="single" w:color="000000" w:sz="4" w:space="0"/>
+          <w:right w:val="single" w:color="000000" w:sz="4" w:space="0"/>
+          <w:insideH w:val="single" w:color="000000" w:sz="4" w:space="0"/>
+          <w:insideV w:val="single" w:color="000000" w:sz="4" w:space="0"/>
         </w:tblBorders>
         <w:tblLayout w:type="fixed"/>
         <w:tblLook w:val="0420" w:firstRow="1" w:lastRow="0" w:firstColumn="0" w:lastColumn="0" w:noHBand="0" w:noVBand="1"/>
@@ -9852,10 +10035,10 @@
           <w:tcPr>
             <w:tcW w:w="2517" w:type="dxa"/>
             <w:tcBorders>
-              <w:top w:val="single" w:sz="4" w:space="0" w:color="000000"/>
-              <w:left w:val="single" w:sz="4" w:space="0" w:color="000000"/>
-              <w:bottom w:val="single" w:sz="4" w:space="0" w:color="000000"/>
-              <w:right w:val="single" w:sz="4" w:space="0" w:color="000000"/>
+              <w:top w:val="single" w:color="000000" w:sz="4" w:space="0"/>
+              <w:left w:val="single" w:color="000000" w:sz="4" w:space="0"/>
+              <w:bottom w:val="single" w:color="000000" w:sz="4" w:space="0"/>
+              <w:right w:val="single" w:color="000000" w:sz="4" w:space="0"/>
             </w:tcBorders>
             <w:shd w:val="clear" w:color="auto" w:fill="000000" w:themeFill="text1"/>
             <w:tcMar>
@@ -9889,10 +10072,10 @@
           <w:tcPr>
             <w:tcW w:w="2517" w:type="dxa"/>
             <w:tcBorders>
-              <w:top w:val="single" w:sz="4" w:space="0" w:color="000000"/>
-              <w:left w:val="single" w:sz="4" w:space="0" w:color="000000"/>
-              <w:bottom w:val="single" w:sz="4" w:space="0" w:color="000000"/>
-              <w:right w:val="single" w:sz="4" w:space="0" w:color="000000"/>
+              <w:top w:val="single" w:color="000000" w:sz="4" w:space="0"/>
+              <w:left w:val="single" w:color="000000" w:sz="4" w:space="0"/>
+              <w:bottom w:val="single" w:color="000000" w:sz="4" w:space="0"/>
+              <w:right w:val="single" w:color="000000" w:sz="4" w:space="0"/>
             </w:tcBorders>
             <w:shd w:val="clear" w:color="auto" w:fill="000000" w:themeFill="text1"/>
             <w:tcMar>
@@ -9926,10 +10109,10 @@
           <w:tcPr>
             <w:tcW w:w="2519" w:type="dxa"/>
             <w:tcBorders>
-              <w:top w:val="single" w:sz="4" w:space="0" w:color="000000"/>
-              <w:left w:val="single" w:sz="4" w:space="0" w:color="000000"/>
-              <w:bottom w:val="single" w:sz="4" w:space="0" w:color="000000"/>
-              <w:right w:val="single" w:sz="4" w:space="0" w:color="000000"/>
+              <w:top w:val="single" w:color="000000" w:sz="4" w:space="0"/>
+              <w:left w:val="single" w:color="000000" w:sz="4" w:space="0"/>
+              <w:bottom w:val="single" w:color="000000" w:sz="4" w:space="0"/>
+              <w:right w:val="single" w:color="000000" w:sz="4" w:space="0"/>
             </w:tcBorders>
             <w:shd w:val="clear" w:color="auto" w:fill="000000" w:themeFill="text1"/>
             <w:tcMar>
@@ -9982,8 +10165,8 @@
             <w:tcW w:w="2519" w:type="dxa"/>
             <w:tcBorders>
               <w:top w:val="nil"/>
-              <w:left w:val="single" w:sz="4" w:space="0" w:color="000000"/>
-              <w:bottom w:val="single" w:sz="4" w:space="0" w:color="000000"/>
+              <w:left w:val="single" w:color="000000" w:sz="4" w:space="0"/>
+              <w:bottom w:val="single" w:color="000000" w:sz="4" w:space="0"/>
               <w:right w:val="nil"/>
             </w:tcBorders>
             <w:shd w:val="clear" w:color="auto" w:fill="000000" w:themeFill="text1"/>
@@ -10041,7 +10224,7 @@
           <w:tcPr>
             <w:tcW w:w="2517" w:type="dxa"/>
             <w:tcBorders>
-              <w:top w:val="single" w:sz="4" w:space="0" w:color="000000"/>
+              <w:top w:val="single" w:color="000000" w:sz="4" w:space="0"/>
             </w:tcBorders>
             <w:shd w:val="clear" w:color="auto" w:fill="auto"/>
             <w:tcMar>
@@ -10076,7 +10259,7 @@
           <w:tcPr>
             <w:tcW w:w="2517" w:type="dxa"/>
             <w:tcBorders>
-              <w:top w:val="single" w:sz="4" w:space="0" w:color="000000"/>
+              <w:top w:val="single" w:color="000000" w:sz="4" w:space="0"/>
             </w:tcBorders>
             <w:shd w:val="clear" w:color="auto" w:fill="auto"/>
             <w:tcMar>
@@ -10176,7 +10359,7 @@
           <w:tcPr>
             <w:tcW w:w="2519" w:type="dxa"/>
             <w:tcBorders>
-              <w:top w:val="single" w:sz="4" w:space="0" w:color="000000"/>
+              <w:top w:val="single" w:color="000000" w:sz="4" w:space="0"/>
             </w:tcBorders>
             <w:shd w:val="clear" w:color="auto" w:fill="auto"/>
             <w:tcMar>
@@ -10210,7 +10393,7 @@
           <w:tcPr>
             <w:tcW w:w="2519" w:type="dxa"/>
             <w:tcBorders>
-              <w:top w:val="single" w:sz="4" w:space="0" w:color="000000"/>
+              <w:top w:val="single" w:color="000000" w:sz="4" w:space="0"/>
             </w:tcBorders>
             <w:shd w:val="clear" w:color="auto" w:fill="auto"/>
             <w:tcMar>
@@ -10229,7 +10412,7 @@
                 <w:szCs w:val="20"/>
               </w:rPr>
             </w:pPr>
-            <w:hyperlink r:id="rId73" w:history="1">
+            <w:hyperlink w:history="1" r:id="rId73">
               <w:r>
                 <w:rPr>
                   <w:rStyle w:val="Hyperlink"/>
@@ -10398,7 +10581,7 @@
                 <w:szCs w:val="20"/>
               </w:rPr>
             </w:pPr>
-            <w:hyperlink r:id="rId74" w:history="1">
+            <w:hyperlink w:history="1" r:id="rId74">
               <w:r>
                 <w:rPr>
                   <w:rStyle w:val="Hyperlink"/>
@@ -10623,7 +10806,6 @@
                 <w:sz w:val="20"/>
                 <w:szCs w:val="20"/>
               </w:rPr>
-              <w:lastRenderedPageBreak/>
               <w:t xml:space="preserve">[Archivo de video] </w:t>
             </w:r>
             <w:proofErr w:type="spellStart"/>
@@ -10666,7 +10848,6 @@
                 <w:sz w:val="20"/>
                 <w:szCs w:val="20"/>
               </w:rPr>
-              <w:lastRenderedPageBreak/>
               <w:t>VIDEO</w:t>
             </w:r>
           </w:p>
@@ -10691,7 +10872,7 @@
                 <w:szCs w:val="20"/>
               </w:rPr>
             </w:pPr>
-            <w:hyperlink r:id="rId75" w:history="1">
+            <w:hyperlink w:history="1" r:id="rId75">
               <w:r>
                 <w:rPr>
                   <w:rStyle w:val="Hyperlink"/>
@@ -10817,7 +10998,6 @@
                 <w:sz w:val="20"/>
                 <w:szCs w:val="20"/>
               </w:rPr>
-              <w:lastRenderedPageBreak/>
               <w:t>Ejemplos de marcas sostenibles y competitivas</w:t>
             </w:r>
           </w:p>
@@ -10886,6 +11066,14 @@
                 <w:szCs w:val="20"/>
               </w:rPr>
               <w:br/>
+            </w:r>
+            <w:r>
+              <w:rPr>
+                <w:b w:val="0"/>
+                <w:bCs/>
+                <w:sz w:val="20"/>
+                <w:szCs w:val="20"/>
+              </w:rPr>
               <w:t>Negocios Sostenibles | Bancolombia</w:t>
             </w:r>
             <w:r>
@@ -10979,7 +11167,7 @@
                 <w:szCs w:val="20"/>
               </w:rPr>
             </w:pPr>
-            <w:hyperlink r:id="rId76" w:history="1">
+            <w:hyperlink w:history="1" r:id="rId76">
               <w:r>
                 <w:rPr>
                   <w:rStyle w:val="Hyperlink"/>
@@ -11092,12 +11280,12 @@
         <w:tblW w:w="9962" w:type="dxa"/>
         <w:tblInd w:w="0" w:type="dxa"/>
         <w:tblBorders>
-          <w:top w:val="single" w:sz="4" w:space="0" w:color="000000"/>
-          <w:left w:val="single" w:sz="4" w:space="0" w:color="000000"/>
-          <w:bottom w:val="single" w:sz="4" w:space="0" w:color="000000"/>
-          <w:right w:val="single" w:sz="4" w:space="0" w:color="000000"/>
-          <w:insideH w:val="single" w:sz="4" w:space="0" w:color="000000"/>
-          <w:insideV w:val="single" w:sz="4" w:space="0" w:color="000000"/>
+          <w:top w:val="single" w:color="000000" w:sz="4" w:space="0"/>
+          <w:left w:val="single" w:color="000000" w:sz="4" w:space="0"/>
+          <w:bottom w:val="single" w:color="000000" w:sz="4" w:space="0"/>
+          <w:right w:val="single" w:color="000000" w:sz="4" w:space="0"/>
+          <w:insideH w:val="single" w:color="000000" w:sz="4" w:space="0"/>
+          <w:insideV w:val="single" w:color="000000" w:sz="4" w:space="0"/>
         </w:tblBorders>
         <w:tblLayout w:type="fixed"/>
         <w:tblLook w:val="0420" w:firstRow="1" w:lastRow="0" w:firstColumn="0" w:lastColumn="0" w:noHBand="0" w:noVBand="1"/>
@@ -11867,6 +12055,236 @@
         </w:rPr>
       </w:pPr>
     </w:p>
+    <w:p w14:noSpellErr="1">
+      <w:pPr>
+        <w:rPr>
+          <w:sz w:val="20"/>
+          <w:szCs w:val="20"/>
+        </w:rPr>
+      </w:pPr>
+    </w:p>
+    <w:p>
+      <w:pPr>
+        <w:spacing w:before="0" w:beforeAutospacing="off" w:after="160" w:afterAutospacing="off" w:line="257" w:lineRule="auto"/>
+      </w:pPr>
+      <w:r>
+        <w:rPr>
+          <w:rFonts w:ascii="Calibri" w:hAnsi="Calibri" w:eastAsia="Calibri" w:cs="Calibri"/>
+          <w:noProof w:val="0"/>
+          <w:sz w:val="22"/>
+          <w:szCs w:val="22"/>
+          <w:lang w:val="es-CO"/>
+        </w:rPr>
+        <w:t xml:space="preserve">Cayetano (2019). La sostenibilidad se consolida en la gran feria de la moda española. Ethic. </w:t>
+      </w:r>
+      <w:hyperlink r:id="Rb537d43cabf34e21">
+        <w:r>
+          <w:rPr>
+            <w:rStyle w:val="Hyperlink"/>
+            <w:rFonts w:ascii="Calibri" w:hAnsi="Calibri" w:eastAsia="Calibri" w:cs="Calibri"/>
+            <w:strike w:val="0"/>
+            <w:dstrike w:val="0"/>
+            <w:noProof w:val="0"/>
+            <w:color w:val="0563C1"/>
+            <w:sz w:val="22"/>
+            <w:szCs w:val="22"/>
+            <w:u w:val="single"/>
+            <w:lang w:val="es-CO"/>
+          </w:rPr>
+          <w:t>https://ethic.es/2019/01/sostenibilidad-feria-moda-momad/</w:t>
+        </w:r>
+      </w:hyperlink>
+    </w:p>
+    <w:p>
+      <w:pPr>
+        <w:spacing w:before="0" w:beforeAutospacing="off" w:after="160" w:afterAutospacing="off" w:line="257" w:lineRule="auto"/>
+      </w:pPr>
+      <w:r>
+        <w:rPr>
+          <w:rFonts w:ascii="Calibri" w:hAnsi="Calibri" w:eastAsia="Calibri" w:cs="Calibri"/>
+          <w:noProof w:val="0"/>
+          <w:sz w:val="22"/>
+          <w:szCs w:val="22"/>
+          <w:lang w:val="es-CO"/>
+        </w:rPr>
+        <w:t>García, M. (2015). La cuenta del Triple resultado o triple bottom line. Revista de Contabilidad y Dirección. Vol. 20.</w:t>
+      </w:r>
+    </w:p>
+    <w:p>
+      <w:pPr>
+        <w:spacing w:before="0" w:beforeAutospacing="off" w:after="160" w:afterAutospacing="off" w:line="257" w:lineRule="auto"/>
+      </w:pPr>
+      <w:r>
+        <w:rPr>
+          <w:rFonts w:ascii="Calibri" w:hAnsi="Calibri" w:eastAsia="Calibri" w:cs="Calibri"/>
+          <w:noProof w:val="0"/>
+          <w:sz w:val="22"/>
+          <w:szCs w:val="22"/>
+          <w:lang w:val="es-CO"/>
+        </w:rPr>
+        <w:t xml:space="preserve">Garcidueñas, P. (2015). ¿Qué es un proyecto triple bottom line y cómo lograrlo?. Expok comunicación de sustentabilidad. </w:t>
+      </w:r>
+      <w:hyperlink w:anchor=":~:text=Try%20watching%20this%20video%20on,%3A%20econ%C3%B3mico%2C%20ambiental%20y%20social" r:id="R162f4f38e1c44513">
+        <w:r>
+          <w:rPr>
+            <w:rStyle w:val="Hyperlink"/>
+            <w:rFonts w:ascii="Calibri" w:hAnsi="Calibri" w:eastAsia="Calibri" w:cs="Calibri"/>
+            <w:strike w:val="0"/>
+            <w:dstrike w:val="0"/>
+            <w:noProof w:val="0"/>
+            <w:color w:val="0563C1"/>
+            <w:sz w:val="22"/>
+            <w:szCs w:val="22"/>
+            <w:u w:val="single"/>
+            <w:lang w:val="es-CO"/>
+          </w:rPr>
+          <w:t>https://www.expoknews.com/que-es-un-proyecto-triple-bottom-line-y-como-lograrlo/#:~:text=Try%20watching%20this%20video%20on,%3A%20econ%C3%B3mico%2C%20ambiental%20y%20social</w:t>
+        </w:r>
+      </w:hyperlink>
+    </w:p>
+    <w:p>
+      <w:pPr>
+        <w:spacing w:before="0" w:beforeAutospacing="off" w:after="160" w:afterAutospacing="off" w:line="257" w:lineRule="auto"/>
+      </w:pPr>
+      <w:r>
+        <w:rPr>
+          <w:rFonts w:ascii="Calibri" w:hAnsi="Calibri" w:eastAsia="Calibri" w:cs="Calibri"/>
+          <w:noProof w:val="0"/>
+          <w:sz w:val="22"/>
+          <w:szCs w:val="22"/>
+          <w:lang w:val="es-CO"/>
+        </w:rPr>
+        <w:t xml:space="preserve">Gómez, C. (2017). UNESCO. III El desarrollo Sostenible: conceptos básicos, alcance y criterios para su evaluación. </w:t>
+      </w:r>
+    </w:p>
+    <w:p>
+      <w:pPr>
+        <w:spacing w:before="0" w:beforeAutospacing="off" w:after="160" w:afterAutospacing="off" w:line="257" w:lineRule="auto"/>
+      </w:pPr>
+      <w:r>
+        <w:rPr>
+          <w:rFonts w:ascii="Calibri" w:hAnsi="Calibri" w:eastAsia="Calibri" w:cs="Calibri"/>
+          <w:noProof w:val="0"/>
+          <w:sz w:val="22"/>
+          <w:szCs w:val="22"/>
+          <w:lang w:val="es-CO"/>
+        </w:rPr>
+        <w:t xml:space="preserve">Innuba, (2019), Para qué - Innovación Social Trascendente. [Vídeo]. Youtube. </w:t>
+      </w:r>
+      <w:hyperlink r:id="Rb1af7bba0a344164">
+        <w:r>
+          <w:rPr>
+            <w:rStyle w:val="Hyperlink"/>
+            <w:rFonts w:ascii="Calibri" w:hAnsi="Calibri" w:eastAsia="Calibri" w:cs="Calibri"/>
+            <w:strike w:val="0"/>
+            <w:dstrike w:val="0"/>
+            <w:noProof w:val="0"/>
+            <w:color w:val="0563C1"/>
+            <w:sz w:val="22"/>
+            <w:szCs w:val="22"/>
+            <w:u w:val="single"/>
+            <w:lang w:val="es-CO"/>
+          </w:rPr>
+          <w:t>https://www.youtube.com/watch?v=p2UwWV8rgqQ&amp;feature=emb_logo</w:t>
+        </w:r>
+      </w:hyperlink>
+    </w:p>
+    <w:p>
+      <w:pPr>
+        <w:spacing w:before="0" w:beforeAutospacing="off" w:after="160" w:afterAutospacing="off" w:line="257" w:lineRule="auto"/>
+      </w:pPr>
+      <w:r>
+        <w:rPr>
+          <w:rFonts w:ascii="Calibri" w:hAnsi="Calibri" w:eastAsia="Calibri" w:cs="Calibri"/>
+          <w:noProof w:val="0"/>
+          <w:sz w:val="22"/>
+          <w:szCs w:val="22"/>
+          <w:lang w:val="es-CO"/>
+        </w:rPr>
+        <w:t xml:space="preserve">Magneta.  (2018). Guía para crear marcas éticas. </w:t>
+      </w:r>
+      <w:hyperlink r:id="R921014a6872b405a">
+        <w:r>
+          <w:rPr>
+            <w:rStyle w:val="Hyperlink"/>
+            <w:rFonts w:ascii="Calibri" w:hAnsi="Calibri" w:eastAsia="Calibri" w:cs="Calibri"/>
+            <w:strike w:val="0"/>
+            <w:dstrike w:val="0"/>
+            <w:noProof w:val="0"/>
+            <w:color w:val="0563C1"/>
+            <w:sz w:val="22"/>
+            <w:szCs w:val="22"/>
+            <w:u w:val="single"/>
+            <w:lang w:val="es-CO"/>
+          </w:rPr>
+          <w:t>https://magentaig.com/guia-para-crear-marcas-eticas/</w:t>
+        </w:r>
+      </w:hyperlink>
+    </w:p>
+    <w:p>
+      <w:pPr>
+        <w:spacing w:before="0" w:beforeAutospacing="off" w:after="160" w:afterAutospacing="off" w:line="257" w:lineRule="auto"/>
+      </w:pPr>
+      <w:r>
+        <w:rPr>
+          <w:rFonts w:ascii="Calibri" w:hAnsi="Calibri" w:eastAsia="Calibri" w:cs="Calibri"/>
+          <w:noProof w:val="0"/>
+          <w:sz w:val="22"/>
+          <w:szCs w:val="22"/>
+          <w:lang w:val="es-CO"/>
+        </w:rPr>
+        <w:t xml:space="preserve">Programa de Naciones Unidas para el Desarrollo (s.f.). Los ODS en acción. </w:t>
+      </w:r>
+      <w:hyperlink r:id="R83db4289bd0e4405">
+        <w:r>
+          <w:rPr>
+            <w:rStyle w:val="Hyperlink"/>
+            <w:rFonts w:ascii="Calibri" w:hAnsi="Calibri" w:eastAsia="Calibri" w:cs="Calibri"/>
+            <w:strike w:val="0"/>
+            <w:dstrike w:val="0"/>
+            <w:noProof w:val="0"/>
+            <w:color w:val="0563C1"/>
+            <w:sz w:val="22"/>
+            <w:szCs w:val="22"/>
+            <w:u w:val="single"/>
+            <w:lang w:val="es-CO"/>
+          </w:rPr>
+          <w:t>https://www.undp.org/content/undp/es/home/sustainable-development-goals.html</w:t>
+        </w:r>
+      </w:hyperlink>
+    </w:p>
+    <w:p>
+      <w:pPr>
+        <w:spacing w:before="0" w:beforeAutospacing="off" w:after="160" w:afterAutospacing="off" w:line="257" w:lineRule="auto"/>
+      </w:pPr>
+      <w:r>
+        <w:rPr>
+          <w:rFonts w:ascii="Calibri" w:hAnsi="Calibri" w:eastAsia="Calibri" w:cs="Calibri"/>
+          <w:noProof w:val="0"/>
+          <w:sz w:val="22"/>
+          <w:szCs w:val="22"/>
+          <w:lang w:val="es-CO"/>
+        </w:rPr>
+        <w:t xml:space="preserve">Zamarriego, L. (2019). La rebelión de las marcas. Ethic. </w:t>
+      </w:r>
+      <w:hyperlink r:id="R0c207c8b94c14242">
+        <w:r>
+          <w:rPr>
+            <w:rStyle w:val="Hyperlink"/>
+            <w:rFonts w:ascii="Calibri" w:hAnsi="Calibri" w:eastAsia="Calibri" w:cs="Calibri"/>
+            <w:strike w:val="0"/>
+            <w:dstrike w:val="0"/>
+            <w:noProof w:val="0"/>
+            <w:color w:val="0563C1"/>
+            <w:sz w:val="22"/>
+            <w:szCs w:val="22"/>
+            <w:u w:val="single"/>
+            <w:lang w:val="es-CO"/>
+          </w:rPr>
+          <w:t>https://ethic.es/2019/06/la-rebelion-de-las-marcas/</w:t>
+        </w:r>
+      </w:hyperlink>
+    </w:p>
     <w:p>
       <w:pPr>
         <w:rPr>
@@ -11931,12 +12349,12 @@
         <w:tblW w:w="9967" w:type="dxa"/>
         <w:tblInd w:w="0" w:type="dxa"/>
         <w:tblBorders>
-          <w:top w:val="single" w:sz="4" w:space="0" w:color="000000"/>
-          <w:left w:val="single" w:sz="4" w:space="0" w:color="000000"/>
-          <w:bottom w:val="single" w:sz="4" w:space="0" w:color="000000"/>
-          <w:right w:val="single" w:sz="4" w:space="0" w:color="000000"/>
-          <w:insideH w:val="single" w:sz="4" w:space="0" w:color="000000"/>
-          <w:insideV w:val="single" w:sz="4" w:space="0" w:color="000000"/>
+          <w:top w:val="single" w:color="000000" w:sz="4" w:space="0"/>
+          <w:left w:val="single" w:color="000000" w:sz="4" w:space="0"/>
+          <w:bottom w:val="single" w:color="000000" w:sz="4" w:space="0"/>
+          <w:right w:val="single" w:color="000000" w:sz="4" w:space="0"/>
+          <w:insideH w:val="single" w:color="000000" w:sz="4" w:space="0"/>
+          <w:insideV w:val="single" w:color="000000" w:sz="4" w:space="0"/>
         </w:tblBorders>
         <w:tblLayout w:type="fixed"/>
         <w:tblLook w:val="0420" w:firstRow="1" w:lastRow="0" w:firstColumn="0" w:lastColumn="0" w:noHBand="0" w:noVBand="1"/>
@@ -12269,12 +12687,12 @@
         <w:tblW w:w="9967" w:type="dxa"/>
         <w:tblInd w:w="0" w:type="dxa"/>
         <w:tblBorders>
-          <w:top w:val="single" w:sz="4" w:space="0" w:color="000000"/>
-          <w:left w:val="single" w:sz="4" w:space="0" w:color="000000"/>
-          <w:bottom w:val="single" w:sz="4" w:space="0" w:color="000000"/>
-          <w:right w:val="single" w:sz="4" w:space="0" w:color="000000"/>
-          <w:insideH w:val="single" w:sz="4" w:space="0" w:color="000000"/>
-          <w:insideV w:val="single" w:sz="4" w:space="0" w:color="000000"/>
+          <w:top w:val="single" w:color="000000" w:sz="4" w:space="0"/>
+          <w:left w:val="single" w:color="000000" w:sz="4" w:space="0"/>
+          <w:bottom w:val="single" w:color="000000" w:sz="4" w:space="0"/>
+          <w:right w:val="single" w:color="000000" w:sz="4" w:space="0"/>
+          <w:insideH w:val="single" w:color="000000" w:sz="4" w:space="0"/>
+          <w:insideV w:val="single" w:color="000000" w:sz="4" w:space="0"/>
         </w:tblBorders>
         <w:tblLayout w:type="fixed"/>
         <w:tblLook w:val="0420" w:firstRow="1" w:lastRow="0" w:firstColumn="0" w:lastColumn="0" w:noHBand="0" w:noVBand="1"/>
@@ -12559,7 +12977,7 @@
     <w:sectPr>
       <w:headerReference w:type="default" r:id="rId77"/>
       <w:footerReference w:type="default" r:id="rId78"/>
-      <w:pgSz w:w="12240" w:h="15840"/>
+      <w:pgSz w:w="12240" w:h="15840" w:orient="portrait"/>
       <w:pgMar w:top="1701" w:right="1134" w:bottom="1134" w:left="1134" w:header="720" w:footer="0" w:gutter="0"/>
       <w:pgNumType w:start="1"/>
       <w:cols w:space="720"/>
@@ -12570,7 +12988,7 @@
 
 <file path=word/comments.xml><?xml version="1.0" encoding="utf-8"?>
 <w:comments xmlns:wpc="http://schemas.microsoft.com/office/word/2010/wordprocessingCanvas" xmlns:cx="http://schemas.microsoft.com/office/drawing/2014/chartex" xmlns:cx1="http://schemas.microsoft.com/office/drawing/2015/9/8/chartex" xmlns:cx2="http://schemas.microsoft.com/office/drawing/2015/10/21/chartex" xmlns:cx3="http://schemas.microsoft.com/office/drawing/2016/5/9/chartex" xmlns:cx4="http://schemas.microsoft.com/office/drawing/2016/5/10/chartex" xmlns:cx5="http://schemas.microsoft.com/office/drawing/2016/5/11/chartex" xmlns:cx6="http://schemas.microsoft.com/office/drawing/2016/5/12/chartex" xmlns:cx7="http://schemas.microsoft.com/office/drawing/2016/5/13/chartex" xmlns:cx8="http://schemas.microsoft.com/office/drawing/2016/5/14/chartex" xmlns:mc="http://schemas.openxmlformats.org/markup-compatibility/2006" xmlns:aink="http://schemas.microsoft.com/office/drawing/2016/ink" xmlns:am3d="http://schemas.microsoft.com/office/drawing/2017/model3d" xmlns:o="urn:schemas-microsoft-com:office:office" xmlns:oel="http://schemas.microsoft.com/office/2019/extlst" xmlns:r="http://schemas.openxmlformats.org/officeDocument/2006/relationships" xmlns:m="http://schemas.openxmlformats.org/officeDocument/2006/math" xmlns:v="urn:schemas-microsoft-com:vml" xmlns:wp14="http://schemas.microsoft.com/office/word/2010/wordprocessingDrawing" xmlns:wp="http://schemas.openxmlformats.org/drawingml/2006/wordprocessingDrawing" xmlns:w10="urn:schemas-microsoft-com:office:word" xmlns:w="http://schemas.openxmlformats.org/wordprocessingml/2006/main" xmlns:w14="http://schemas.microsoft.com/office/word/2010/wordml" xmlns:w15="http://schemas.microsoft.com/office/word/2012/wordml" xmlns:w16cex="http://schemas.microsoft.com/office/word/2018/wordml/cex" xmlns:w16cid="http://schemas.microsoft.com/office/word/2016/wordml/cid" xmlns:w16="http://schemas.microsoft.com/office/word/2018/wordml" xmlns:w16du="http://schemas.microsoft.com/office/word/2023/wordml/word16du" xmlns:w16sdtdh="http://schemas.microsoft.com/office/word/2020/wordml/sdtdatahash" xmlns:w16sdtfl="http://schemas.microsoft.com/office/word/2024/wordml/sdtformatlock" xmlns:w16se="http://schemas.microsoft.com/office/word/2015/wordml/symex" xmlns:wpg="http://schemas.microsoft.com/office/word/2010/wordprocessingGroup" xmlns:wpi="http://schemas.microsoft.com/office/word/2010/wordprocessingInk" xmlns:wne="http://schemas.microsoft.com/office/word/2006/wordml" xmlns:wps="http://schemas.microsoft.com/office/word/2010/wordprocessingShape" mc:Ignorable="w14 w15 w16se w16cid w16 w16cex w16sdtdh w16sdtfl w16du wp14">
-  <w:comment w:id="1" w:author="Paola Moya" w:date="2025-07-27T20:12:00Z" w:initials="PM">
+  <w:comment w:initials="PM" w:author="Paola Moya" w:date="2025-07-27T20:12:00Z" w:id="1">
     <w:p>
       <w:pPr>
         <w:pStyle w:val="CommentText"/>
@@ -12581,7 +12999,7 @@
         </w:rPr>
         <w:annotationRef/>
       </w:r>
-      <w:hyperlink r:id="rId1" w:anchor="fromView=search&amp;page=3&amp;position=22&amp;uuid=e9382a02-bfce-41ee-ac1c-4326c1dbcf92&amp;query=Objetivos+de+Desarrollo+Sostenible" w:history="1">
+      <w:hyperlink w:history="1" w:anchor="fromView=search&amp;page=3&amp;position=22&amp;uuid=e9382a02-bfce-41ee-ac1c-4326c1dbcf92&amp;query=Objetivos+de+Desarrollo+Sostenible" r:id="rId1">
         <w:r>
           <w:rPr>
             <w:rStyle w:val="Hyperlink"/>
@@ -12591,7 +13009,7 @@
       </w:hyperlink>
     </w:p>
   </w:comment>
-  <w:comment w:id="4" w:author="Paola Moya" w:date="2025-07-27T20:25:00Z" w:initials="PM">
+  <w:comment w:initials="PM" w:author="Paola Moya" w:date="2025-07-27T20:25:00Z" w:id="4">
     <w:p>
       <w:pPr>
         <w:pStyle w:val="CommentText"/>
@@ -12602,7 +13020,7 @@
         </w:rPr>
         <w:annotationRef/>
       </w:r>
-      <w:hyperlink r:id="rId2" w:anchor="fromView=search&amp;page=1&amp;position=14&amp;uuid=e9382a02-bfce-41ee-ac1c-4326c1dbcf92&amp;query=+moda+etica" w:history="1">
+      <w:hyperlink w:history="1" w:anchor="fromView=search&amp;page=1&amp;position=14&amp;uuid=e9382a02-bfce-41ee-ac1c-4326c1dbcf92&amp;query=+moda+etica" r:id="rId2">
         <w:r>
           <w:rPr>
             <w:rStyle w:val="Hyperlink"/>
@@ -12612,7 +13030,7 @@
       </w:hyperlink>
     </w:p>
   </w:comment>
-  <w:comment w:id="5" w:author="Paola Moya" w:date="2025-07-27T20:28:00Z" w:initials="PM">
+  <w:comment w:initials="PM" w:author="Paola Moya" w:date="2025-07-27T20:28:00Z" w:id="5">
     <w:p>
       <w:pPr>
         <w:pStyle w:val="CommentText"/>
@@ -12623,7 +13041,7 @@
         </w:rPr>
         <w:annotationRef/>
       </w:r>
-      <w:hyperlink r:id="rId3" w:history="1">
+      <w:hyperlink w:history="1" r:id="rId3">
         <w:r>
           <w:rPr>
             <w:rStyle w:val="Hyperlink"/>
@@ -12633,7 +13051,7 @@
       </w:hyperlink>
     </w:p>
   </w:comment>
-  <w:comment w:id="6" w:author="Paola Moya" w:date="2025-07-27T20:29:00Z" w:initials="PM">
+  <w:comment w:initials="PM" w:author="Paola Moya" w:date="2025-07-27T20:29:00Z" w:id="6">
     <w:p>
       <w:pPr>
         <w:pStyle w:val="CommentText"/>
@@ -12644,7 +13062,7 @@
         </w:rPr>
         <w:annotationRef/>
       </w:r>
-      <w:hyperlink r:id="rId4" w:history="1">
+      <w:hyperlink w:history="1" r:id="rId4">
         <w:r>
           <w:rPr>
             <w:rStyle w:val="Hyperlink"/>
@@ -12654,7 +13072,7 @@
       </w:hyperlink>
     </w:p>
   </w:comment>
-  <w:comment w:id="7" w:author="Paola Moya" w:date="2025-07-27T20:30:00Z" w:initials="PM">
+  <w:comment w:initials="PM" w:author="Paola Moya" w:date="2025-07-27T20:30:00Z" w:id="7">
     <w:p>
       <w:pPr>
         <w:pStyle w:val="CommentText"/>
@@ -12665,7 +13083,7 @@
         </w:rPr>
         <w:annotationRef/>
       </w:r>
-      <w:hyperlink r:id="rId5" w:history="1">
+      <w:hyperlink w:history="1" r:id="rId5">
         <w:r>
           <w:rPr>
             <w:rStyle w:val="Hyperlink"/>
@@ -12675,7 +13093,7 @@
       </w:hyperlink>
     </w:p>
   </w:comment>
-  <w:comment w:id="8" w:author="Paola Moya" w:date="2025-07-27T20:30:00Z" w:initials="PM">
+  <w:comment w:initials="PM" w:author="Paola Moya" w:date="2025-07-27T20:30:00Z" w:id="8">
     <w:p>
       <w:pPr>
         <w:pStyle w:val="CommentText"/>
@@ -12686,7 +13104,7 @@
         </w:rPr>
         <w:annotationRef/>
       </w:r>
-      <w:hyperlink r:id="rId6" w:history="1">
+      <w:hyperlink w:history="1" r:id="rId6">
         <w:r>
           <w:rPr>
             <w:rStyle w:val="Hyperlink"/>
@@ -12696,7 +13114,7 @@
       </w:hyperlink>
     </w:p>
   </w:comment>
-  <w:comment w:id="9" w:author="Paola Moya" w:date="2025-07-27T20:31:00Z" w:initials="PM">
+  <w:comment w:initials="PM" w:author="Paola Moya" w:date="2025-07-27T20:31:00Z" w:id="9">
     <w:p>
       <w:pPr>
         <w:pStyle w:val="CommentText"/>
@@ -12707,7 +13125,7 @@
         </w:rPr>
         <w:annotationRef/>
       </w:r>
-      <w:hyperlink r:id="rId7" w:history="1">
+      <w:hyperlink w:history="1" r:id="rId7">
         <w:r>
           <w:rPr>
             <w:rStyle w:val="Hyperlink"/>
@@ -12717,7 +13135,7 @@
       </w:hyperlink>
     </w:p>
   </w:comment>
-  <w:comment w:id="10" w:author="Paola Moya" w:date="2025-07-27T20:31:00Z" w:initials="PM">
+  <w:comment w:initials="PM" w:author="Paola Moya" w:date="2025-07-27T20:31:00Z" w:id="10">
     <w:p>
       <w:pPr>
         <w:pStyle w:val="CommentText"/>
@@ -12728,7 +13146,7 @@
         </w:rPr>
         <w:annotationRef/>
       </w:r>
-      <w:hyperlink r:id="rId8" w:history="1">
+      <w:hyperlink w:history="1" r:id="rId8">
         <w:r>
           <w:rPr>
             <w:rStyle w:val="Hyperlink"/>
@@ -12738,7 +13156,7 @@
       </w:hyperlink>
     </w:p>
   </w:comment>
-  <w:comment w:id="11" w:author="Paola Moya" w:date="2025-07-27T20:32:00Z" w:initials="PM">
+  <w:comment w:initials="PM" w:author="Paola Moya" w:date="2025-07-27T20:32:00Z" w:id="11">
     <w:p>
       <w:pPr>
         <w:pStyle w:val="CommentText"/>
@@ -12749,7 +13167,7 @@
         </w:rPr>
         <w:annotationRef/>
       </w:r>
-      <w:hyperlink r:id="rId9" w:history="1">
+      <w:hyperlink w:history="1" r:id="rId9">
         <w:r>
           <w:rPr>
             <w:rStyle w:val="Hyperlink"/>
@@ -12759,7 +13177,7 @@
       </w:hyperlink>
     </w:p>
   </w:comment>
-  <w:comment w:id="12" w:author="Paola Moya" w:date="2025-05-23T17:51:00Z" w:initials="PM">
+  <w:comment w:initials="PM" w:author="Paola Moya" w:date="2025-05-23T17:51:00Z" w:id="12">
     <w:p>
       <w:pPr>
         <w:pStyle w:val="CommentText"/>
@@ -12896,7 +13314,7 @@
       <w:ind w:left="-2" w:hanging="2"/>
       <w:jc w:val="right"/>
       <w:rPr>
-        <w:rFonts w:ascii="Times New Roman" w:eastAsia="Times New Roman" w:hAnsi="Times New Roman" w:cs="Times New Roman"/>
+        <w:rFonts w:ascii="Times New Roman" w:hAnsi="Times New Roman" w:eastAsia="Times New Roman" w:cs="Times New Roman"/>
         <w:sz w:val="24"/>
         <w:szCs w:val="24"/>
       </w:rPr>
@@ -12906,7 +13324,7 @@
     <w:pPr>
       <w:spacing w:line="240" w:lineRule="auto"/>
       <w:rPr>
-        <w:rFonts w:ascii="Times New Roman" w:eastAsia="Times New Roman" w:hAnsi="Times New Roman" w:cs="Times New Roman"/>
+        <w:rFonts w:ascii="Times New Roman" w:hAnsi="Times New Roman" w:eastAsia="Times New Roman" w:cs="Times New Roman"/>
         <w:sz w:val="24"/>
         <w:szCs w:val="24"/>
       </w:rPr>
@@ -12989,7 +13407,7 @@
 </file>
 
 <file path=word/header1.xml><?xml version="1.0" encoding="utf-8"?>
-<w:hdr xmlns:wpc="http://schemas.microsoft.com/office/word/2010/wordprocessingCanvas" xmlns:cx="http://schemas.microsoft.com/office/drawing/2014/chartex" xmlns:cx1="http://schemas.microsoft.com/office/drawing/2015/9/8/chartex" xmlns:cx2="http://schemas.microsoft.com/office/drawing/2015/10/21/chartex" xmlns:cx3="http://schemas.microsoft.com/office/drawing/2016/5/9/chartex" xmlns:cx4="http://schemas.microsoft.com/office/drawing/2016/5/10/chartex" xmlns:cx5="http://schemas.microsoft.com/office/drawing/2016/5/11/chartex" xmlns:cx6="http://schemas.microsoft.com/office/drawing/2016/5/12/chartex" xmlns:cx7="http://schemas.microsoft.com/office/drawing/2016/5/13/chartex" xmlns:cx8="http://schemas.microsoft.com/office/drawing/2016/5/14/chartex" xmlns:mc="http://schemas.openxmlformats.org/markup-compatibility/2006" xmlns:aink="http://schemas.microsoft.com/office/drawing/2016/ink" xmlns:am3d="http://schemas.microsoft.com/office/drawing/2017/model3d" xmlns:o="urn:schemas-microsoft-com:office:office" xmlns:oel="http://schemas.microsoft.com/office/2019/extlst" xmlns:r="http://schemas.openxmlformats.org/officeDocument/2006/relationships" xmlns:m="http://schemas.openxmlformats.org/officeDocument/2006/math" xmlns:v="urn:schemas-microsoft-com:vml" xmlns:wp14="http://schemas.microsoft.com/office/word/2010/wordprocessingDrawing" xmlns:wp="http://schemas.openxmlformats.org/drawingml/2006/wordprocessingDrawing" xmlns:w10="urn:schemas-microsoft-com:office:word" xmlns:w="http://schemas.openxmlformats.org/wordprocessingml/2006/main" xmlns:w14="http://schemas.microsoft.com/office/word/2010/wordml" xmlns:w15="http://schemas.microsoft.com/office/word/2012/wordml" xmlns:w16cex="http://schemas.microsoft.com/office/word/2018/wordml/cex" xmlns:w16cid="http://schemas.microsoft.com/office/word/2016/wordml/cid" xmlns:w16="http://schemas.microsoft.com/office/word/2018/wordml" xmlns:w16du="http://schemas.microsoft.com/office/word/2023/wordml/word16du" xmlns:w16sdtdh="http://schemas.microsoft.com/office/word/2020/wordml/sdtdatahash" xmlns:w16sdtfl="http://schemas.microsoft.com/office/word/2024/wordml/sdtformatlock" xmlns:w16se="http://schemas.microsoft.com/office/word/2015/wordml/symex" xmlns:wpg="http://schemas.microsoft.com/office/word/2010/wordprocessingGroup" xmlns:wpi="http://schemas.microsoft.com/office/word/2010/wordprocessingInk" xmlns:wne="http://schemas.microsoft.com/office/word/2006/wordml" xmlns:wps="http://schemas.microsoft.com/office/word/2010/wordprocessingShape" mc:Ignorable="w14 w15 w16se w16cid w16 w16cex w16sdtdh w16sdtfl w16du wp14">
+<w:hdr xmlns:wpc="http://schemas.microsoft.com/office/word/2010/wordprocessingCanvas" xmlns:cx="http://schemas.microsoft.com/office/drawing/2014/chartex" xmlns:cx1="http://schemas.microsoft.com/office/drawing/2015/9/8/chartex" xmlns:cx2="http://schemas.microsoft.com/office/drawing/2015/10/21/chartex" xmlns:cx3="http://schemas.microsoft.com/office/drawing/2016/5/9/chartex" xmlns:cx4="http://schemas.microsoft.com/office/drawing/2016/5/10/chartex" xmlns:cx5="http://schemas.microsoft.com/office/drawing/2016/5/11/chartex" xmlns:cx6="http://schemas.microsoft.com/office/drawing/2016/5/12/chartex" xmlns:cx7="http://schemas.microsoft.com/office/drawing/2016/5/13/chartex" xmlns:cx8="http://schemas.microsoft.com/office/drawing/2016/5/14/chartex" xmlns:mc="http://schemas.openxmlformats.org/markup-compatibility/2006" xmlns:aink="http://schemas.microsoft.com/office/drawing/2016/ink" xmlns:am3d="http://schemas.microsoft.com/office/drawing/2017/model3d" xmlns:o="urn:schemas-microsoft-com:office:office" xmlns:oel="http://schemas.microsoft.com/office/2019/extlst" xmlns:r="http://schemas.openxmlformats.org/officeDocument/2006/relationships" xmlns:m="http://schemas.openxmlformats.org/officeDocument/2006/math" xmlns:v="urn:schemas-microsoft-com:vml" xmlns:wp14="http://schemas.microsoft.com/office/word/2010/wordprocessingDrawing" xmlns:wp="http://schemas.openxmlformats.org/drawingml/2006/wordprocessingDrawing" xmlns:w10="urn:schemas-microsoft-com:office:word" xmlns:w="http://schemas.openxmlformats.org/wordprocessingml/2006/main" xmlns:w14="http://schemas.microsoft.com/office/word/2010/wordml" xmlns:w15="http://schemas.microsoft.com/office/word/2012/wordml" xmlns:w16cex="http://schemas.microsoft.com/office/word/2018/wordml/cex" xmlns:w16cid="http://schemas.microsoft.com/office/word/2016/wordml/cid" xmlns:w16="http://schemas.microsoft.com/office/word/2018/wordml" xmlns:w16du="http://schemas.microsoft.com/office/word/2023/wordml/word16du" xmlns:w16sdtdh="http://schemas.microsoft.com/office/word/2020/wordml/sdtdatahash" xmlns:w16sdtfl="http://schemas.microsoft.com/office/word/2024/wordml/sdtformatlock" xmlns:w16se="http://schemas.microsoft.com/office/word/2015/wordml/symex" xmlns:wpg="http://schemas.microsoft.com/office/word/2010/wordprocessingGroup" xmlns:wpi="http://schemas.microsoft.com/office/word/2010/wordprocessingInk" xmlns:wne="http://schemas.microsoft.com/office/word/2006/wordml" xmlns:wps="http://schemas.microsoft.com/office/word/2010/wordprocessingShape" xmlns:a="http://schemas.openxmlformats.org/drawingml/2006/main" xmlns:adec="http://schemas.microsoft.com/office/drawing/2017/decorative" xmlns:pic="http://schemas.openxmlformats.org/drawingml/2006/picture" xmlns:a14="http://schemas.microsoft.com/office/drawing/2010/main" mc:Ignorable="w14 w15 w16se w16cid w16 w16cex w16sdtdh w16sdtfl w16du wp14">
   <w:p>
     <w:pPr>
       <w:pBdr>
@@ -13121,7 +13539,7 @@
         <w:ind w:left="720" w:hanging="360"/>
       </w:pPr>
       <w:rPr>
-        <w:rFonts w:ascii="Symbol" w:hAnsi="Symbol" w:hint="default"/>
+        <w:rFonts w:hint="default" w:ascii="Symbol" w:hAnsi="Symbol"/>
         <w:sz w:val="20"/>
       </w:rPr>
     </w:lvl>
@@ -13137,7 +13555,7 @@
         <w:ind w:left="1440" w:hanging="360"/>
       </w:pPr>
       <w:rPr>
-        <w:rFonts w:ascii="Courier New" w:hAnsi="Courier New" w:hint="default"/>
+        <w:rFonts w:hint="default" w:ascii="Courier New" w:hAnsi="Courier New"/>
         <w:sz w:val="20"/>
       </w:rPr>
     </w:lvl>
@@ -13153,7 +13571,7 @@
         <w:ind w:left="2160" w:hanging="360"/>
       </w:pPr>
       <w:rPr>
-        <w:rFonts w:ascii="Wingdings" w:hAnsi="Wingdings" w:hint="default"/>
+        <w:rFonts w:hint="default" w:ascii="Wingdings" w:hAnsi="Wingdings"/>
         <w:sz w:val="20"/>
       </w:rPr>
     </w:lvl>
@@ -13169,7 +13587,7 @@
         <w:ind w:left="2880" w:hanging="360"/>
       </w:pPr>
       <w:rPr>
-        <w:rFonts w:ascii="Wingdings" w:hAnsi="Wingdings" w:hint="default"/>
+        <w:rFonts w:hint="default" w:ascii="Wingdings" w:hAnsi="Wingdings"/>
         <w:sz w:val="20"/>
       </w:rPr>
     </w:lvl>
@@ -13185,7 +13603,7 @@
         <w:ind w:left="3600" w:hanging="360"/>
       </w:pPr>
       <w:rPr>
-        <w:rFonts w:ascii="Wingdings" w:hAnsi="Wingdings" w:hint="default"/>
+        <w:rFonts w:hint="default" w:ascii="Wingdings" w:hAnsi="Wingdings"/>
         <w:sz w:val="20"/>
       </w:rPr>
     </w:lvl>
@@ -13201,7 +13619,7 @@
         <w:ind w:left="4320" w:hanging="360"/>
       </w:pPr>
       <w:rPr>
-        <w:rFonts w:ascii="Wingdings" w:hAnsi="Wingdings" w:hint="default"/>
+        <w:rFonts w:hint="default" w:ascii="Wingdings" w:hAnsi="Wingdings"/>
         <w:sz w:val="20"/>
       </w:rPr>
     </w:lvl>
@@ -13217,7 +13635,7 @@
         <w:ind w:left="5040" w:hanging="360"/>
       </w:pPr>
       <w:rPr>
-        <w:rFonts w:ascii="Wingdings" w:hAnsi="Wingdings" w:hint="default"/>
+        <w:rFonts w:hint="default" w:ascii="Wingdings" w:hAnsi="Wingdings"/>
         <w:sz w:val="20"/>
       </w:rPr>
     </w:lvl>
@@ -13233,7 +13651,7 @@
         <w:ind w:left="5760" w:hanging="360"/>
       </w:pPr>
       <w:rPr>
-        <w:rFonts w:ascii="Wingdings" w:hAnsi="Wingdings" w:hint="default"/>
+        <w:rFonts w:hint="default" w:ascii="Wingdings" w:hAnsi="Wingdings"/>
         <w:sz w:val="20"/>
       </w:rPr>
     </w:lvl>
@@ -13249,7 +13667,7 @@
         <w:ind w:left="6480" w:hanging="360"/>
       </w:pPr>
       <w:rPr>
-        <w:rFonts w:ascii="Wingdings" w:hAnsi="Wingdings" w:hint="default"/>
+        <w:rFonts w:hint="default" w:ascii="Wingdings" w:hAnsi="Wingdings"/>
         <w:sz w:val="20"/>
       </w:rPr>
     </w:lvl>
@@ -13270,7 +13688,7 @@
         <w:ind w:left="720" w:hanging="360"/>
       </w:pPr>
       <w:rPr>
-        <w:rFonts w:ascii="Symbol" w:hAnsi="Symbol" w:hint="default"/>
+        <w:rFonts w:hint="default" w:ascii="Symbol" w:hAnsi="Symbol"/>
         <w:sz w:val="20"/>
       </w:rPr>
     </w:lvl>
@@ -13286,7 +13704,7 @@
         <w:ind w:left="1440" w:hanging="360"/>
       </w:pPr>
       <w:rPr>
-        <w:rFonts w:ascii="Courier New" w:hAnsi="Courier New" w:hint="default"/>
+        <w:rFonts w:hint="default" w:ascii="Courier New" w:hAnsi="Courier New"/>
         <w:sz w:val="20"/>
       </w:rPr>
     </w:lvl>
@@ -13302,7 +13720,7 @@
         <w:ind w:left="2160" w:hanging="360"/>
       </w:pPr>
       <w:rPr>
-        <w:rFonts w:ascii="Wingdings" w:hAnsi="Wingdings" w:hint="default"/>
+        <w:rFonts w:hint="default" w:ascii="Wingdings" w:hAnsi="Wingdings"/>
         <w:sz w:val="20"/>
       </w:rPr>
     </w:lvl>
@@ -13318,7 +13736,7 @@
         <w:ind w:left="2880" w:hanging="360"/>
       </w:pPr>
       <w:rPr>
-        <w:rFonts w:ascii="Wingdings" w:hAnsi="Wingdings" w:hint="default"/>
+        <w:rFonts w:hint="default" w:ascii="Wingdings" w:hAnsi="Wingdings"/>
         <w:sz w:val="20"/>
       </w:rPr>
     </w:lvl>
@@ -13334,7 +13752,7 @@
         <w:ind w:left="3600" w:hanging="360"/>
       </w:pPr>
       <w:rPr>
-        <w:rFonts w:ascii="Wingdings" w:hAnsi="Wingdings" w:hint="default"/>
+        <w:rFonts w:hint="default" w:ascii="Wingdings" w:hAnsi="Wingdings"/>
         <w:sz w:val="20"/>
       </w:rPr>
     </w:lvl>
@@ -13350,7 +13768,7 @@
         <w:ind w:left="4320" w:hanging="360"/>
       </w:pPr>
       <w:rPr>
-        <w:rFonts w:ascii="Wingdings" w:hAnsi="Wingdings" w:hint="default"/>
+        <w:rFonts w:hint="default" w:ascii="Wingdings" w:hAnsi="Wingdings"/>
         <w:sz w:val="20"/>
       </w:rPr>
     </w:lvl>
@@ -13366,7 +13784,7 @@
         <w:ind w:left="5040" w:hanging="360"/>
       </w:pPr>
       <w:rPr>
-        <w:rFonts w:ascii="Wingdings" w:hAnsi="Wingdings" w:hint="default"/>
+        <w:rFonts w:hint="default" w:ascii="Wingdings" w:hAnsi="Wingdings"/>
         <w:sz w:val="20"/>
       </w:rPr>
     </w:lvl>
@@ -13382,7 +13800,7 @@
         <w:ind w:left="5760" w:hanging="360"/>
       </w:pPr>
       <w:rPr>
-        <w:rFonts w:ascii="Wingdings" w:hAnsi="Wingdings" w:hint="default"/>
+        <w:rFonts w:hint="default" w:ascii="Wingdings" w:hAnsi="Wingdings"/>
         <w:sz w:val="20"/>
       </w:rPr>
     </w:lvl>
@@ -13398,7 +13816,7 @@
         <w:ind w:left="6480" w:hanging="360"/>
       </w:pPr>
       <w:rPr>
-        <w:rFonts w:ascii="Wingdings" w:hAnsi="Wingdings" w:hint="default"/>
+        <w:rFonts w:hint="default" w:ascii="Wingdings" w:hAnsi="Wingdings"/>
         <w:sz w:val="20"/>
       </w:rPr>
     </w:lvl>
@@ -13419,7 +13837,7 @@
         <w:ind w:left="720" w:hanging="360"/>
       </w:pPr>
       <w:rPr>
-        <w:rFonts w:ascii="Symbol" w:hAnsi="Symbol" w:hint="default"/>
+        <w:rFonts w:hint="default" w:ascii="Symbol" w:hAnsi="Symbol"/>
         <w:sz w:val="20"/>
       </w:rPr>
     </w:lvl>
@@ -13435,7 +13853,7 @@
         <w:ind w:left="1440" w:hanging="360"/>
       </w:pPr>
       <w:rPr>
-        <w:rFonts w:ascii="Courier New" w:hAnsi="Courier New" w:hint="default"/>
+        <w:rFonts w:hint="default" w:ascii="Courier New" w:hAnsi="Courier New"/>
         <w:sz w:val="20"/>
       </w:rPr>
     </w:lvl>
@@ -13451,7 +13869,7 @@
         <w:ind w:left="2160" w:hanging="360"/>
       </w:pPr>
       <w:rPr>
-        <w:rFonts w:ascii="Wingdings" w:hAnsi="Wingdings" w:hint="default"/>
+        <w:rFonts w:hint="default" w:ascii="Wingdings" w:hAnsi="Wingdings"/>
         <w:sz w:val="20"/>
       </w:rPr>
     </w:lvl>
@@ -13467,7 +13885,7 @@
         <w:ind w:left="2880" w:hanging="360"/>
       </w:pPr>
       <w:rPr>
-        <w:rFonts w:ascii="Wingdings" w:hAnsi="Wingdings" w:hint="default"/>
+        <w:rFonts w:hint="default" w:ascii="Wingdings" w:hAnsi="Wingdings"/>
         <w:sz w:val="20"/>
       </w:rPr>
     </w:lvl>
@@ -13483,7 +13901,7 @@
         <w:ind w:left="3600" w:hanging="360"/>
       </w:pPr>
       <w:rPr>
-        <w:rFonts w:ascii="Wingdings" w:hAnsi="Wingdings" w:hint="default"/>
+        <w:rFonts w:hint="default" w:ascii="Wingdings" w:hAnsi="Wingdings"/>
         <w:sz w:val="20"/>
       </w:rPr>
     </w:lvl>
@@ -13499,7 +13917,7 @@
         <w:ind w:left="4320" w:hanging="360"/>
       </w:pPr>
       <w:rPr>
-        <w:rFonts w:ascii="Wingdings" w:hAnsi="Wingdings" w:hint="default"/>
+        <w:rFonts w:hint="default" w:ascii="Wingdings" w:hAnsi="Wingdings"/>
         <w:sz w:val="20"/>
       </w:rPr>
     </w:lvl>
@@ -13515,7 +13933,7 @@
         <w:ind w:left="5040" w:hanging="360"/>
       </w:pPr>
       <w:rPr>
-        <w:rFonts w:ascii="Wingdings" w:hAnsi="Wingdings" w:hint="default"/>
+        <w:rFonts w:hint="default" w:ascii="Wingdings" w:hAnsi="Wingdings"/>
         <w:sz w:val="20"/>
       </w:rPr>
     </w:lvl>
@@ -13531,7 +13949,7 @@
         <w:ind w:left="5760" w:hanging="360"/>
       </w:pPr>
       <w:rPr>
-        <w:rFonts w:ascii="Wingdings" w:hAnsi="Wingdings" w:hint="default"/>
+        <w:rFonts w:hint="default" w:ascii="Wingdings" w:hAnsi="Wingdings"/>
         <w:sz w:val="20"/>
       </w:rPr>
     </w:lvl>
@@ -13547,7 +13965,7 @@
         <w:ind w:left="6480" w:hanging="360"/>
       </w:pPr>
       <w:rPr>
-        <w:rFonts w:ascii="Wingdings" w:hAnsi="Wingdings" w:hint="default"/>
+        <w:rFonts w:hint="default" w:ascii="Wingdings" w:hAnsi="Wingdings"/>
         <w:sz w:val="20"/>
       </w:rPr>
     </w:lvl>
@@ -13681,7 +14099,7 @@
         <w:ind w:left="720" w:hanging="360"/>
       </w:pPr>
       <w:rPr>
-        <w:rFonts w:ascii="Symbol" w:hAnsi="Symbol" w:hint="default"/>
+        <w:rFonts w:hint="default" w:ascii="Symbol" w:hAnsi="Symbol"/>
         <w:sz w:val="20"/>
       </w:rPr>
     </w:lvl>
@@ -13697,7 +14115,7 @@
         <w:ind w:left="1440" w:hanging="360"/>
       </w:pPr>
       <w:rPr>
-        <w:rFonts w:ascii="Courier New" w:hAnsi="Courier New" w:hint="default"/>
+        <w:rFonts w:hint="default" w:ascii="Courier New" w:hAnsi="Courier New"/>
         <w:sz w:val="20"/>
       </w:rPr>
     </w:lvl>
@@ -13713,7 +14131,7 @@
         <w:ind w:left="2160" w:hanging="360"/>
       </w:pPr>
       <w:rPr>
-        <w:rFonts w:ascii="Wingdings" w:hAnsi="Wingdings" w:hint="default"/>
+        <w:rFonts w:hint="default" w:ascii="Wingdings" w:hAnsi="Wingdings"/>
         <w:sz w:val="20"/>
       </w:rPr>
     </w:lvl>
@@ -13729,7 +14147,7 @@
         <w:ind w:left="2880" w:hanging="360"/>
       </w:pPr>
       <w:rPr>
-        <w:rFonts w:ascii="Wingdings" w:hAnsi="Wingdings" w:hint="default"/>
+        <w:rFonts w:hint="default" w:ascii="Wingdings" w:hAnsi="Wingdings"/>
         <w:sz w:val="20"/>
       </w:rPr>
     </w:lvl>
@@ -13745,7 +14163,7 @@
         <w:ind w:left="3600" w:hanging="360"/>
       </w:pPr>
       <w:rPr>
-        <w:rFonts w:ascii="Wingdings" w:hAnsi="Wingdings" w:hint="default"/>
+        <w:rFonts w:hint="default" w:ascii="Wingdings" w:hAnsi="Wingdings"/>
         <w:sz w:val="20"/>
       </w:rPr>
     </w:lvl>
@@ -13761,7 +14179,7 @@
         <w:ind w:left="4320" w:hanging="360"/>
       </w:pPr>
       <w:rPr>
-        <w:rFonts w:ascii="Wingdings" w:hAnsi="Wingdings" w:hint="default"/>
+        <w:rFonts w:hint="default" w:ascii="Wingdings" w:hAnsi="Wingdings"/>
         <w:sz w:val="20"/>
       </w:rPr>
     </w:lvl>
@@ -13777,7 +14195,7 @@
         <w:ind w:left="5040" w:hanging="360"/>
       </w:pPr>
       <w:rPr>
-        <w:rFonts w:ascii="Wingdings" w:hAnsi="Wingdings" w:hint="default"/>
+        <w:rFonts w:hint="default" w:ascii="Wingdings" w:hAnsi="Wingdings"/>
         <w:sz w:val="20"/>
       </w:rPr>
     </w:lvl>
@@ -13793,7 +14211,7 @@
         <w:ind w:left="5760" w:hanging="360"/>
       </w:pPr>
       <w:rPr>
-        <w:rFonts w:ascii="Wingdings" w:hAnsi="Wingdings" w:hint="default"/>
+        <w:rFonts w:hint="default" w:ascii="Wingdings" w:hAnsi="Wingdings"/>
         <w:sz w:val="20"/>
       </w:rPr>
     </w:lvl>
@@ -13809,7 +14227,7 @@
         <w:ind w:left="6480" w:hanging="360"/>
       </w:pPr>
       <w:rPr>
-        <w:rFonts w:ascii="Wingdings" w:hAnsi="Wingdings" w:hint="default"/>
+        <w:rFonts w:hint="default" w:ascii="Wingdings" w:hAnsi="Wingdings"/>
         <w:sz w:val="20"/>
       </w:rPr>
     </w:lvl>
@@ -13830,7 +14248,7 @@
         <w:ind w:left="720" w:hanging="360"/>
       </w:pPr>
       <w:rPr>
-        <w:rFonts w:ascii="Symbol" w:hAnsi="Symbol" w:hint="default"/>
+        <w:rFonts w:hint="default" w:ascii="Symbol" w:hAnsi="Symbol"/>
         <w:sz w:val="20"/>
       </w:rPr>
     </w:lvl>
@@ -13846,7 +14264,7 @@
         <w:ind w:left="1440" w:hanging="360"/>
       </w:pPr>
       <w:rPr>
-        <w:rFonts w:ascii="Courier New" w:hAnsi="Courier New" w:hint="default"/>
+        <w:rFonts w:hint="default" w:ascii="Courier New" w:hAnsi="Courier New"/>
         <w:sz w:val="20"/>
       </w:rPr>
     </w:lvl>
@@ -13862,7 +14280,7 @@
         <w:ind w:left="2160" w:hanging="360"/>
       </w:pPr>
       <w:rPr>
-        <w:rFonts w:ascii="Wingdings" w:hAnsi="Wingdings" w:hint="default"/>
+        <w:rFonts w:hint="default" w:ascii="Wingdings" w:hAnsi="Wingdings"/>
         <w:sz w:val="20"/>
       </w:rPr>
     </w:lvl>
@@ -13878,7 +14296,7 @@
         <w:ind w:left="2880" w:hanging="360"/>
       </w:pPr>
       <w:rPr>
-        <w:rFonts w:ascii="Wingdings" w:hAnsi="Wingdings" w:hint="default"/>
+        <w:rFonts w:hint="default" w:ascii="Wingdings" w:hAnsi="Wingdings"/>
         <w:sz w:val="20"/>
       </w:rPr>
     </w:lvl>
@@ -13894,7 +14312,7 @@
         <w:ind w:left="3600" w:hanging="360"/>
       </w:pPr>
       <w:rPr>
-        <w:rFonts w:ascii="Wingdings" w:hAnsi="Wingdings" w:hint="default"/>
+        <w:rFonts w:hint="default" w:ascii="Wingdings" w:hAnsi="Wingdings"/>
         <w:sz w:val="20"/>
       </w:rPr>
     </w:lvl>
@@ -13910,7 +14328,7 @@
         <w:ind w:left="4320" w:hanging="360"/>
       </w:pPr>
       <w:rPr>
-        <w:rFonts w:ascii="Wingdings" w:hAnsi="Wingdings" w:hint="default"/>
+        <w:rFonts w:hint="default" w:ascii="Wingdings" w:hAnsi="Wingdings"/>
         <w:sz w:val="20"/>
       </w:rPr>
     </w:lvl>
@@ -13926,7 +14344,7 @@
         <w:ind w:left="5040" w:hanging="360"/>
       </w:pPr>
       <w:rPr>
-        <w:rFonts w:ascii="Wingdings" w:hAnsi="Wingdings" w:hint="default"/>
+        <w:rFonts w:hint="default" w:ascii="Wingdings" w:hAnsi="Wingdings"/>
         <w:sz w:val="20"/>
       </w:rPr>
     </w:lvl>
@@ -13942,7 +14360,7 @@
         <w:ind w:left="5760" w:hanging="360"/>
       </w:pPr>
       <w:rPr>
-        <w:rFonts w:ascii="Wingdings" w:hAnsi="Wingdings" w:hint="default"/>
+        <w:rFonts w:hint="default" w:ascii="Wingdings" w:hAnsi="Wingdings"/>
         <w:sz w:val="20"/>
       </w:rPr>
     </w:lvl>
@@ -13958,7 +14376,7 @@
         <w:ind w:left="6480" w:hanging="360"/>
       </w:pPr>
       <w:rPr>
-        <w:rFonts w:ascii="Wingdings" w:hAnsi="Wingdings" w:hint="default"/>
+        <w:rFonts w:hint="default" w:ascii="Wingdings" w:hAnsi="Wingdings"/>
         <w:sz w:val="20"/>
       </w:rPr>
     </w:lvl>
@@ -13979,7 +14397,7 @@
         <w:ind w:left="720" w:hanging="360"/>
       </w:pPr>
       <w:rPr>
-        <w:rFonts w:ascii="Symbol" w:hAnsi="Symbol" w:hint="default"/>
+        <w:rFonts w:hint="default" w:ascii="Symbol" w:hAnsi="Symbol"/>
         <w:sz w:val="20"/>
       </w:rPr>
     </w:lvl>
@@ -13995,7 +14413,7 @@
         <w:ind w:left="1440" w:hanging="360"/>
       </w:pPr>
       <w:rPr>
-        <w:rFonts w:ascii="Courier New" w:hAnsi="Courier New" w:hint="default"/>
+        <w:rFonts w:hint="default" w:ascii="Courier New" w:hAnsi="Courier New"/>
         <w:sz w:val="20"/>
       </w:rPr>
     </w:lvl>
@@ -14011,7 +14429,7 @@
         <w:ind w:left="2160" w:hanging="360"/>
       </w:pPr>
       <w:rPr>
-        <w:rFonts w:ascii="Wingdings" w:hAnsi="Wingdings" w:hint="default"/>
+        <w:rFonts w:hint="default" w:ascii="Wingdings" w:hAnsi="Wingdings"/>
         <w:sz w:val="20"/>
       </w:rPr>
     </w:lvl>
@@ -14027,7 +14445,7 @@
         <w:ind w:left="2880" w:hanging="360"/>
       </w:pPr>
       <w:rPr>
-        <w:rFonts w:ascii="Wingdings" w:hAnsi="Wingdings" w:hint="default"/>
+        <w:rFonts w:hint="default" w:ascii="Wingdings" w:hAnsi="Wingdings"/>
         <w:sz w:val="20"/>
       </w:rPr>
     </w:lvl>
@@ -14043,7 +14461,7 @@
         <w:ind w:left="3600" w:hanging="360"/>
       </w:pPr>
       <w:rPr>
-        <w:rFonts w:ascii="Wingdings" w:hAnsi="Wingdings" w:hint="default"/>
+        <w:rFonts w:hint="default" w:ascii="Wingdings" w:hAnsi="Wingdings"/>
         <w:sz w:val="20"/>
       </w:rPr>
     </w:lvl>
@@ -14059,7 +14477,7 @@
         <w:ind w:left="4320" w:hanging="360"/>
       </w:pPr>
       <w:rPr>
-        <w:rFonts w:ascii="Wingdings" w:hAnsi="Wingdings" w:hint="default"/>
+        <w:rFonts w:hint="default" w:ascii="Wingdings" w:hAnsi="Wingdings"/>
         <w:sz w:val="20"/>
       </w:rPr>
     </w:lvl>
@@ -14075,7 +14493,7 @@
         <w:ind w:left="5040" w:hanging="360"/>
       </w:pPr>
       <w:rPr>
-        <w:rFonts w:ascii="Wingdings" w:hAnsi="Wingdings" w:hint="default"/>
+        <w:rFonts w:hint="default" w:ascii="Wingdings" w:hAnsi="Wingdings"/>
         <w:sz w:val="20"/>
       </w:rPr>
     </w:lvl>
@@ -14091,7 +14509,7 @@
         <w:ind w:left="5760" w:hanging="360"/>
       </w:pPr>
       <w:rPr>
-        <w:rFonts w:ascii="Wingdings" w:hAnsi="Wingdings" w:hint="default"/>
+        <w:rFonts w:hint="default" w:ascii="Wingdings" w:hAnsi="Wingdings"/>
         <w:sz w:val="20"/>
       </w:rPr>
     </w:lvl>
@@ -14107,7 +14525,7 @@
         <w:ind w:left="6480" w:hanging="360"/>
       </w:pPr>
       <w:rPr>
-        <w:rFonts w:ascii="Wingdings" w:hAnsi="Wingdings" w:hint="default"/>
+        <w:rFonts w:hint="default" w:ascii="Wingdings" w:hAnsi="Wingdings"/>
         <w:sz w:val="20"/>
       </w:rPr>
     </w:lvl>
@@ -14241,7 +14659,7 @@
         <w:ind w:left="720" w:hanging="360"/>
       </w:pPr>
       <w:rPr>
-        <w:rFonts w:ascii="Symbol" w:hAnsi="Symbol" w:hint="default"/>
+        <w:rFonts w:hint="default" w:ascii="Symbol" w:hAnsi="Symbol"/>
         <w:sz w:val="20"/>
       </w:rPr>
     </w:lvl>
@@ -14257,7 +14675,7 @@
         <w:ind w:left="1440" w:hanging="360"/>
       </w:pPr>
       <w:rPr>
-        <w:rFonts w:ascii="Courier New" w:hAnsi="Courier New" w:hint="default"/>
+        <w:rFonts w:hint="default" w:ascii="Courier New" w:hAnsi="Courier New"/>
         <w:sz w:val="20"/>
       </w:rPr>
     </w:lvl>
@@ -14273,7 +14691,7 @@
         <w:ind w:left="2160" w:hanging="360"/>
       </w:pPr>
       <w:rPr>
-        <w:rFonts w:ascii="Wingdings" w:hAnsi="Wingdings" w:hint="default"/>
+        <w:rFonts w:hint="default" w:ascii="Wingdings" w:hAnsi="Wingdings"/>
         <w:sz w:val="20"/>
       </w:rPr>
     </w:lvl>
@@ -14289,7 +14707,7 @@
         <w:ind w:left="2880" w:hanging="360"/>
       </w:pPr>
       <w:rPr>
-        <w:rFonts w:ascii="Wingdings" w:hAnsi="Wingdings" w:hint="default"/>
+        <w:rFonts w:hint="default" w:ascii="Wingdings" w:hAnsi="Wingdings"/>
         <w:sz w:val="20"/>
       </w:rPr>
     </w:lvl>
@@ -14305,7 +14723,7 @@
         <w:ind w:left="3600" w:hanging="360"/>
       </w:pPr>
       <w:rPr>
-        <w:rFonts w:ascii="Wingdings" w:hAnsi="Wingdings" w:hint="default"/>
+        <w:rFonts w:hint="default" w:ascii="Wingdings" w:hAnsi="Wingdings"/>
         <w:sz w:val="20"/>
       </w:rPr>
     </w:lvl>
@@ -14321,7 +14739,7 @@
         <w:ind w:left="4320" w:hanging="360"/>
       </w:pPr>
       <w:rPr>
-        <w:rFonts w:ascii="Wingdings" w:hAnsi="Wingdings" w:hint="default"/>
+        <w:rFonts w:hint="default" w:ascii="Wingdings" w:hAnsi="Wingdings"/>
         <w:sz w:val="20"/>
       </w:rPr>
     </w:lvl>
@@ -14337,7 +14755,7 @@
         <w:ind w:left="5040" w:hanging="360"/>
       </w:pPr>
       <w:rPr>
-        <w:rFonts w:ascii="Wingdings" w:hAnsi="Wingdings" w:hint="default"/>
+        <w:rFonts w:hint="default" w:ascii="Wingdings" w:hAnsi="Wingdings"/>
         <w:sz w:val="20"/>
       </w:rPr>
     </w:lvl>
@@ -14353,7 +14771,7 @@
         <w:ind w:left="5760" w:hanging="360"/>
       </w:pPr>
       <w:rPr>
-        <w:rFonts w:ascii="Wingdings" w:hAnsi="Wingdings" w:hint="default"/>
+        <w:rFonts w:hint="default" w:ascii="Wingdings" w:hAnsi="Wingdings"/>
         <w:sz w:val="20"/>
       </w:rPr>
     </w:lvl>
@@ -14369,7 +14787,7 @@
         <w:ind w:left="6480" w:hanging="360"/>
       </w:pPr>
       <w:rPr>
-        <w:rFonts w:ascii="Wingdings" w:hAnsi="Wingdings" w:hint="default"/>
+        <w:rFonts w:hint="default" w:ascii="Wingdings" w:hAnsi="Wingdings"/>
         <w:sz w:val="20"/>
       </w:rPr>
     </w:lvl>
@@ -14390,7 +14808,7 @@
         <w:ind w:left="720" w:hanging="360"/>
       </w:pPr>
       <w:rPr>
-        <w:rFonts w:ascii="Symbol" w:hAnsi="Symbol" w:hint="default"/>
+        <w:rFonts w:hint="default" w:ascii="Symbol" w:hAnsi="Symbol"/>
         <w:sz w:val="20"/>
       </w:rPr>
     </w:lvl>
@@ -14406,7 +14824,7 @@
         <w:ind w:left="1440" w:hanging="360"/>
       </w:pPr>
       <w:rPr>
-        <w:rFonts w:ascii="Courier New" w:hAnsi="Courier New" w:hint="default"/>
+        <w:rFonts w:hint="default" w:ascii="Courier New" w:hAnsi="Courier New"/>
         <w:sz w:val="20"/>
       </w:rPr>
     </w:lvl>
@@ -14422,7 +14840,7 @@
         <w:ind w:left="2160" w:hanging="360"/>
       </w:pPr>
       <w:rPr>
-        <w:rFonts w:ascii="Wingdings" w:hAnsi="Wingdings" w:hint="default"/>
+        <w:rFonts w:hint="default" w:ascii="Wingdings" w:hAnsi="Wingdings"/>
         <w:sz w:val="20"/>
       </w:rPr>
     </w:lvl>
@@ -14438,7 +14856,7 @@
         <w:ind w:left="2880" w:hanging="360"/>
       </w:pPr>
       <w:rPr>
-        <w:rFonts w:ascii="Wingdings" w:hAnsi="Wingdings" w:hint="default"/>
+        <w:rFonts w:hint="default" w:ascii="Wingdings" w:hAnsi="Wingdings"/>
         <w:sz w:val="20"/>
       </w:rPr>
     </w:lvl>
@@ -14454,7 +14872,7 @@
         <w:ind w:left="3600" w:hanging="360"/>
       </w:pPr>
       <w:rPr>
-        <w:rFonts w:ascii="Wingdings" w:hAnsi="Wingdings" w:hint="default"/>
+        <w:rFonts w:hint="default" w:ascii="Wingdings" w:hAnsi="Wingdings"/>
         <w:sz w:val="20"/>
       </w:rPr>
     </w:lvl>
@@ -14470,7 +14888,7 @@
         <w:ind w:left="4320" w:hanging="360"/>
       </w:pPr>
       <w:rPr>
-        <w:rFonts w:ascii="Wingdings" w:hAnsi="Wingdings" w:hint="default"/>
+        <w:rFonts w:hint="default" w:ascii="Wingdings" w:hAnsi="Wingdings"/>
         <w:sz w:val="20"/>
       </w:rPr>
     </w:lvl>
@@ -14486,7 +14904,7 @@
         <w:ind w:left="5040" w:hanging="360"/>
       </w:pPr>
       <w:rPr>
-        <w:rFonts w:ascii="Wingdings" w:hAnsi="Wingdings" w:hint="default"/>
+        <w:rFonts w:hint="default" w:ascii="Wingdings" w:hAnsi="Wingdings"/>
         <w:sz w:val="20"/>
       </w:rPr>
     </w:lvl>
@@ -14502,7 +14920,7 @@
         <w:ind w:left="5760" w:hanging="360"/>
       </w:pPr>
       <w:rPr>
-        <w:rFonts w:ascii="Wingdings" w:hAnsi="Wingdings" w:hint="default"/>
+        <w:rFonts w:hint="default" w:ascii="Wingdings" w:hAnsi="Wingdings"/>
         <w:sz w:val="20"/>
       </w:rPr>
     </w:lvl>
@@ -14518,7 +14936,7 @@
         <w:ind w:left="6480" w:hanging="360"/>
       </w:pPr>
       <w:rPr>
-        <w:rFonts w:ascii="Wingdings" w:hAnsi="Wingdings" w:hint="default"/>
+        <w:rFonts w:hint="default" w:ascii="Wingdings" w:hAnsi="Wingdings"/>
         <w:sz w:val="20"/>
       </w:rPr>
     </w:lvl>
@@ -14622,7 +15040,7 @@
         <w:ind w:left="720" w:hanging="360"/>
       </w:pPr>
       <w:rPr>
-        <w:rFonts w:ascii="Symbol" w:hAnsi="Symbol" w:hint="default"/>
+        <w:rFonts w:hint="default" w:ascii="Symbol" w:hAnsi="Symbol"/>
       </w:rPr>
     </w:lvl>
     <w:lvl w:ilvl="1" w:tplc="080A0003" w:tentative="1">
@@ -14634,7 +15052,7 @@
         <w:ind w:left="1440" w:hanging="360"/>
       </w:pPr>
       <w:rPr>
-        <w:rFonts w:ascii="Courier New" w:hAnsi="Courier New" w:cs="Courier New" w:hint="default"/>
+        <w:rFonts w:hint="default" w:ascii="Courier New" w:hAnsi="Courier New" w:cs="Courier New"/>
       </w:rPr>
     </w:lvl>
     <w:lvl w:ilvl="2" w:tplc="080A0005" w:tentative="1">
@@ -14646,7 +15064,7 @@
         <w:ind w:left="2160" w:hanging="360"/>
       </w:pPr>
       <w:rPr>
-        <w:rFonts w:ascii="Wingdings" w:hAnsi="Wingdings" w:hint="default"/>
+        <w:rFonts w:hint="default" w:ascii="Wingdings" w:hAnsi="Wingdings"/>
       </w:rPr>
     </w:lvl>
     <w:lvl w:ilvl="3" w:tplc="080A0001" w:tentative="1">
@@ -14658,7 +15076,7 @@
         <w:ind w:left="2880" w:hanging="360"/>
       </w:pPr>
       <w:rPr>
-        <w:rFonts w:ascii="Symbol" w:hAnsi="Symbol" w:hint="default"/>
+        <w:rFonts w:hint="default" w:ascii="Symbol" w:hAnsi="Symbol"/>
       </w:rPr>
     </w:lvl>
     <w:lvl w:ilvl="4" w:tplc="080A0003" w:tentative="1">
@@ -14670,7 +15088,7 @@
         <w:ind w:left="3600" w:hanging="360"/>
       </w:pPr>
       <w:rPr>
-        <w:rFonts w:ascii="Courier New" w:hAnsi="Courier New" w:cs="Courier New" w:hint="default"/>
+        <w:rFonts w:hint="default" w:ascii="Courier New" w:hAnsi="Courier New" w:cs="Courier New"/>
       </w:rPr>
     </w:lvl>
     <w:lvl w:ilvl="5" w:tplc="080A0005" w:tentative="1">
@@ -14682,7 +15100,7 @@
         <w:ind w:left="4320" w:hanging="360"/>
       </w:pPr>
       <w:rPr>
-        <w:rFonts w:ascii="Wingdings" w:hAnsi="Wingdings" w:hint="default"/>
+        <w:rFonts w:hint="default" w:ascii="Wingdings" w:hAnsi="Wingdings"/>
       </w:rPr>
     </w:lvl>
     <w:lvl w:ilvl="6" w:tplc="080A0001" w:tentative="1">
@@ -14694,7 +15112,7 @@
         <w:ind w:left="5040" w:hanging="360"/>
       </w:pPr>
       <w:rPr>
-        <w:rFonts w:ascii="Symbol" w:hAnsi="Symbol" w:hint="default"/>
+        <w:rFonts w:hint="default" w:ascii="Symbol" w:hAnsi="Symbol"/>
       </w:rPr>
     </w:lvl>
     <w:lvl w:ilvl="7" w:tplc="080A0003" w:tentative="1">
@@ -14706,7 +15124,7 @@
         <w:ind w:left="5760" w:hanging="360"/>
       </w:pPr>
       <w:rPr>
-        <w:rFonts w:ascii="Courier New" w:hAnsi="Courier New" w:cs="Courier New" w:hint="default"/>
+        <w:rFonts w:hint="default" w:ascii="Courier New" w:hAnsi="Courier New" w:cs="Courier New"/>
       </w:rPr>
     </w:lvl>
     <w:lvl w:ilvl="8" w:tplc="080A0005" w:tentative="1">
@@ -14718,7 +15136,7 @@
         <w:ind w:left="6480" w:hanging="360"/>
       </w:pPr>
       <w:rPr>
-        <w:rFonts w:ascii="Wingdings" w:hAnsi="Wingdings" w:hint="default"/>
+        <w:rFonts w:hint="default" w:ascii="Wingdings" w:hAnsi="Wingdings"/>
       </w:rPr>
     </w:lvl>
   </w:abstractNum>
@@ -14738,7 +15156,7 @@
         <w:ind w:left="720" w:hanging="360"/>
       </w:pPr>
       <w:rPr>
-        <w:rFonts w:ascii="Symbol" w:hAnsi="Symbol" w:hint="default"/>
+        <w:rFonts w:hint="default" w:ascii="Symbol" w:hAnsi="Symbol"/>
         <w:sz w:val="20"/>
       </w:rPr>
     </w:lvl>
@@ -14754,7 +15172,7 @@
         <w:ind w:left="1440" w:hanging="360"/>
       </w:pPr>
       <w:rPr>
-        <w:rFonts w:ascii="Courier New" w:hAnsi="Courier New" w:hint="default"/>
+        <w:rFonts w:hint="default" w:ascii="Courier New" w:hAnsi="Courier New"/>
         <w:sz w:val="20"/>
       </w:rPr>
     </w:lvl>
@@ -14770,7 +15188,7 @@
         <w:ind w:left="2160" w:hanging="360"/>
       </w:pPr>
       <w:rPr>
-        <w:rFonts w:ascii="Wingdings" w:hAnsi="Wingdings" w:hint="default"/>
+        <w:rFonts w:hint="default" w:ascii="Wingdings" w:hAnsi="Wingdings"/>
         <w:sz w:val="20"/>
       </w:rPr>
     </w:lvl>
@@ -14786,7 +15204,7 @@
         <w:ind w:left="2880" w:hanging="360"/>
       </w:pPr>
       <w:rPr>
-        <w:rFonts w:ascii="Wingdings" w:hAnsi="Wingdings" w:hint="default"/>
+        <w:rFonts w:hint="default" w:ascii="Wingdings" w:hAnsi="Wingdings"/>
         <w:sz w:val="20"/>
       </w:rPr>
     </w:lvl>
@@ -14802,7 +15220,7 @@
         <w:ind w:left="3600" w:hanging="360"/>
       </w:pPr>
       <w:rPr>
-        <w:rFonts w:ascii="Wingdings" w:hAnsi="Wingdings" w:hint="default"/>
+        <w:rFonts w:hint="default" w:ascii="Wingdings" w:hAnsi="Wingdings"/>
         <w:sz w:val="20"/>
       </w:rPr>
     </w:lvl>
@@ -14818,7 +15236,7 @@
         <w:ind w:left="4320" w:hanging="360"/>
       </w:pPr>
       <w:rPr>
-        <w:rFonts w:ascii="Wingdings" w:hAnsi="Wingdings" w:hint="default"/>
+        <w:rFonts w:hint="default" w:ascii="Wingdings" w:hAnsi="Wingdings"/>
         <w:sz w:val="20"/>
       </w:rPr>
     </w:lvl>
@@ -14834,7 +15252,7 @@
         <w:ind w:left="5040" w:hanging="360"/>
       </w:pPr>
       <w:rPr>
-        <w:rFonts w:ascii="Wingdings" w:hAnsi="Wingdings" w:hint="default"/>
+        <w:rFonts w:hint="default" w:ascii="Wingdings" w:hAnsi="Wingdings"/>
         <w:sz w:val="20"/>
       </w:rPr>
     </w:lvl>
@@ -14850,7 +15268,7 @@
         <w:ind w:left="5760" w:hanging="360"/>
       </w:pPr>
       <w:rPr>
-        <w:rFonts w:ascii="Wingdings" w:hAnsi="Wingdings" w:hint="default"/>
+        <w:rFonts w:hint="default" w:ascii="Wingdings" w:hAnsi="Wingdings"/>
         <w:sz w:val="20"/>
       </w:rPr>
     </w:lvl>
@@ -14866,7 +15284,7 @@
         <w:ind w:left="6480" w:hanging="360"/>
       </w:pPr>
       <w:rPr>
-        <w:rFonts w:ascii="Wingdings" w:hAnsi="Wingdings" w:hint="default"/>
+        <w:rFonts w:hint="default" w:ascii="Wingdings" w:hAnsi="Wingdings"/>
         <w:sz w:val="20"/>
       </w:rPr>
     </w:lvl>
@@ -15000,7 +15418,7 @@
         <w:ind w:left="720" w:hanging="360"/>
       </w:pPr>
       <w:rPr>
-        <w:rFonts w:ascii="Symbol" w:hAnsi="Symbol" w:hint="default"/>
+        <w:rFonts w:hint="default" w:ascii="Symbol" w:hAnsi="Symbol"/>
         <w:sz w:val="20"/>
       </w:rPr>
     </w:lvl>
@@ -15016,7 +15434,7 @@
         <w:ind w:left="1440" w:hanging="360"/>
       </w:pPr>
       <w:rPr>
-        <w:rFonts w:ascii="Courier New" w:hAnsi="Courier New" w:hint="default"/>
+        <w:rFonts w:hint="default" w:ascii="Courier New" w:hAnsi="Courier New"/>
         <w:sz w:val="20"/>
       </w:rPr>
     </w:lvl>
@@ -15032,7 +15450,7 @@
         <w:ind w:left="2160" w:hanging="360"/>
       </w:pPr>
       <w:rPr>
-        <w:rFonts w:ascii="Wingdings" w:hAnsi="Wingdings" w:hint="default"/>
+        <w:rFonts w:hint="default" w:ascii="Wingdings" w:hAnsi="Wingdings"/>
         <w:sz w:val="20"/>
       </w:rPr>
     </w:lvl>
@@ -15048,7 +15466,7 @@
         <w:ind w:left="2880" w:hanging="360"/>
       </w:pPr>
       <w:rPr>
-        <w:rFonts w:ascii="Wingdings" w:hAnsi="Wingdings" w:hint="default"/>
+        <w:rFonts w:hint="default" w:ascii="Wingdings" w:hAnsi="Wingdings"/>
         <w:sz w:val="20"/>
       </w:rPr>
     </w:lvl>
@@ -15064,7 +15482,7 @@
         <w:ind w:left="3600" w:hanging="360"/>
       </w:pPr>
       <w:rPr>
-        <w:rFonts w:ascii="Wingdings" w:hAnsi="Wingdings" w:hint="default"/>
+        <w:rFonts w:hint="default" w:ascii="Wingdings" w:hAnsi="Wingdings"/>
         <w:sz w:val="20"/>
       </w:rPr>
     </w:lvl>
@@ -15080,7 +15498,7 @@
         <w:ind w:left="4320" w:hanging="360"/>
       </w:pPr>
       <w:rPr>
-        <w:rFonts w:ascii="Wingdings" w:hAnsi="Wingdings" w:hint="default"/>
+        <w:rFonts w:hint="default" w:ascii="Wingdings" w:hAnsi="Wingdings"/>
         <w:sz w:val="20"/>
       </w:rPr>
     </w:lvl>
@@ -15096,7 +15514,7 @@
         <w:ind w:left="5040" w:hanging="360"/>
       </w:pPr>
       <w:rPr>
-        <w:rFonts w:ascii="Wingdings" w:hAnsi="Wingdings" w:hint="default"/>
+        <w:rFonts w:hint="default" w:ascii="Wingdings" w:hAnsi="Wingdings"/>
         <w:sz w:val="20"/>
       </w:rPr>
     </w:lvl>
@@ -15112,7 +15530,7 @@
         <w:ind w:left="5760" w:hanging="360"/>
       </w:pPr>
       <w:rPr>
-        <w:rFonts w:ascii="Wingdings" w:hAnsi="Wingdings" w:hint="default"/>
+        <w:rFonts w:hint="default" w:ascii="Wingdings" w:hAnsi="Wingdings"/>
         <w:sz w:val="20"/>
       </w:rPr>
     </w:lvl>
@@ -15128,7 +15546,7 @@
         <w:ind w:left="6480" w:hanging="360"/>
       </w:pPr>
       <w:rPr>
-        <w:rFonts w:ascii="Wingdings" w:hAnsi="Wingdings" w:hint="default"/>
+        <w:rFonts w:hint="default" w:ascii="Wingdings" w:hAnsi="Wingdings"/>
         <w:sz w:val="20"/>
       </w:rPr>
     </w:lvl>
@@ -15149,7 +15567,7 @@
         <w:ind w:left="720" w:hanging="360"/>
       </w:pPr>
       <w:rPr>
-        <w:rFonts w:ascii="Symbol" w:hAnsi="Symbol" w:hint="default"/>
+        <w:rFonts w:hint="default" w:ascii="Symbol" w:hAnsi="Symbol"/>
         <w:sz w:val="20"/>
       </w:rPr>
     </w:lvl>
@@ -15165,7 +15583,7 @@
         <w:ind w:left="1440" w:hanging="360"/>
       </w:pPr>
       <w:rPr>
-        <w:rFonts w:ascii="Courier New" w:hAnsi="Courier New" w:hint="default"/>
+        <w:rFonts w:hint="default" w:ascii="Courier New" w:hAnsi="Courier New"/>
         <w:sz w:val="20"/>
       </w:rPr>
     </w:lvl>
@@ -15181,7 +15599,7 @@
         <w:ind w:left="2160" w:hanging="360"/>
       </w:pPr>
       <w:rPr>
-        <w:rFonts w:ascii="Wingdings" w:hAnsi="Wingdings" w:hint="default"/>
+        <w:rFonts w:hint="default" w:ascii="Wingdings" w:hAnsi="Wingdings"/>
         <w:sz w:val="20"/>
       </w:rPr>
     </w:lvl>
@@ -15197,7 +15615,7 @@
         <w:ind w:left="2880" w:hanging="360"/>
       </w:pPr>
       <w:rPr>
-        <w:rFonts w:ascii="Wingdings" w:hAnsi="Wingdings" w:hint="default"/>
+        <w:rFonts w:hint="default" w:ascii="Wingdings" w:hAnsi="Wingdings"/>
         <w:sz w:val="20"/>
       </w:rPr>
     </w:lvl>
@@ -15213,7 +15631,7 @@
         <w:ind w:left="3600" w:hanging="360"/>
       </w:pPr>
       <w:rPr>
-        <w:rFonts w:ascii="Wingdings" w:hAnsi="Wingdings" w:hint="default"/>
+        <w:rFonts w:hint="default" w:ascii="Wingdings" w:hAnsi="Wingdings"/>
         <w:sz w:val="20"/>
       </w:rPr>
     </w:lvl>
@@ -15229,7 +15647,7 @@
         <w:ind w:left="4320" w:hanging="360"/>
       </w:pPr>
       <w:rPr>
-        <w:rFonts w:ascii="Wingdings" w:hAnsi="Wingdings" w:hint="default"/>
+        <w:rFonts w:hint="default" w:ascii="Wingdings" w:hAnsi="Wingdings"/>
         <w:sz w:val="20"/>
       </w:rPr>
     </w:lvl>
@@ -15245,7 +15663,7 @@
         <w:ind w:left="5040" w:hanging="360"/>
       </w:pPr>
       <w:rPr>
-        <w:rFonts w:ascii="Wingdings" w:hAnsi="Wingdings" w:hint="default"/>
+        <w:rFonts w:hint="default" w:ascii="Wingdings" w:hAnsi="Wingdings"/>
         <w:sz w:val="20"/>
       </w:rPr>
     </w:lvl>
@@ -15261,7 +15679,7 @@
         <w:ind w:left="5760" w:hanging="360"/>
       </w:pPr>
       <w:rPr>
-        <w:rFonts w:ascii="Wingdings" w:hAnsi="Wingdings" w:hint="default"/>
+        <w:rFonts w:hint="default" w:ascii="Wingdings" w:hAnsi="Wingdings"/>
         <w:sz w:val="20"/>
       </w:rPr>
     </w:lvl>
@@ -15277,7 +15695,7 @@
         <w:ind w:left="6480" w:hanging="360"/>
       </w:pPr>
       <w:rPr>
-        <w:rFonts w:ascii="Wingdings" w:hAnsi="Wingdings" w:hint="default"/>
+        <w:rFonts w:hint="default" w:ascii="Wingdings" w:hAnsi="Wingdings"/>
         <w:sz w:val="20"/>
       </w:rPr>
     </w:lvl>
@@ -15298,7 +15716,7 @@
         <w:ind w:left="720" w:hanging="360"/>
       </w:pPr>
       <w:rPr>
-        <w:rFonts w:ascii="Symbol" w:hAnsi="Symbol" w:hint="default"/>
+        <w:rFonts w:hint="default" w:ascii="Symbol" w:hAnsi="Symbol"/>
         <w:sz w:val="20"/>
       </w:rPr>
     </w:lvl>
@@ -15314,7 +15732,7 @@
         <w:ind w:left="1440" w:hanging="360"/>
       </w:pPr>
       <w:rPr>
-        <w:rFonts w:ascii="Courier New" w:hAnsi="Courier New" w:hint="default"/>
+        <w:rFonts w:hint="default" w:ascii="Courier New" w:hAnsi="Courier New"/>
         <w:sz w:val="20"/>
       </w:rPr>
     </w:lvl>
@@ -15330,7 +15748,7 @@
         <w:ind w:left="2160" w:hanging="360"/>
       </w:pPr>
       <w:rPr>
-        <w:rFonts w:ascii="Wingdings" w:hAnsi="Wingdings" w:hint="default"/>
+        <w:rFonts w:hint="default" w:ascii="Wingdings" w:hAnsi="Wingdings"/>
         <w:sz w:val="20"/>
       </w:rPr>
     </w:lvl>
@@ -15346,7 +15764,7 @@
         <w:ind w:left="2880" w:hanging="360"/>
       </w:pPr>
       <w:rPr>
-        <w:rFonts w:ascii="Wingdings" w:hAnsi="Wingdings" w:hint="default"/>
+        <w:rFonts w:hint="default" w:ascii="Wingdings" w:hAnsi="Wingdings"/>
         <w:sz w:val="20"/>
       </w:rPr>
     </w:lvl>
@@ -15362,7 +15780,7 @@
         <w:ind w:left="3600" w:hanging="360"/>
       </w:pPr>
       <w:rPr>
-        <w:rFonts w:ascii="Wingdings" w:hAnsi="Wingdings" w:hint="default"/>
+        <w:rFonts w:hint="default" w:ascii="Wingdings" w:hAnsi="Wingdings"/>
         <w:sz w:val="20"/>
       </w:rPr>
     </w:lvl>
@@ -15378,7 +15796,7 @@
         <w:ind w:left="4320" w:hanging="360"/>
       </w:pPr>
       <w:rPr>
-        <w:rFonts w:ascii="Wingdings" w:hAnsi="Wingdings" w:hint="default"/>
+        <w:rFonts w:hint="default" w:ascii="Wingdings" w:hAnsi="Wingdings"/>
         <w:sz w:val="20"/>
       </w:rPr>
     </w:lvl>
@@ -15394,7 +15812,7 @@
         <w:ind w:left="5040" w:hanging="360"/>
       </w:pPr>
       <w:rPr>
-        <w:rFonts w:ascii="Wingdings" w:hAnsi="Wingdings" w:hint="default"/>
+        <w:rFonts w:hint="default" w:ascii="Wingdings" w:hAnsi="Wingdings"/>
         <w:sz w:val="20"/>
       </w:rPr>
     </w:lvl>
@@ -15410,7 +15828,7 @@
         <w:ind w:left="5760" w:hanging="360"/>
       </w:pPr>
       <w:rPr>
-        <w:rFonts w:ascii="Wingdings" w:hAnsi="Wingdings" w:hint="default"/>
+        <w:rFonts w:hint="default" w:ascii="Wingdings" w:hAnsi="Wingdings"/>
         <w:sz w:val="20"/>
       </w:rPr>
     </w:lvl>
@@ -15426,7 +15844,7 @@
         <w:ind w:left="6480" w:hanging="360"/>
       </w:pPr>
       <w:rPr>
-        <w:rFonts w:ascii="Wingdings" w:hAnsi="Wingdings" w:hint="default"/>
+        <w:rFonts w:hint="default" w:ascii="Wingdings" w:hAnsi="Wingdings"/>
         <w:sz w:val="20"/>
       </w:rPr>
     </w:lvl>
@@ -15536,7 +15954,7 @@
         <w:ind w:left="720" w:hanging="360"/>
       </w:pPr>
       <w:rPr>
-        <w:rFonts w:ascii="Symbol" w:hAnsi="Symbol" w:hint="default"/>
+        <w:rFonts w:hint="default" w:ascii="Symbol" w:hAnsi="Symbol"/>
         <w:sz w:val="20"/>
       </w:rPr>
     </w:lvl>
@@ -15552,7 +15970,7 @@
         <w:ind w:left="1440" w:hanging="360"/>
       </w:pPr>
       <w:rPr>
-        <w:rFonts w:ascii="Courier New" w:hAnsi="Courier New" w:hint="default"/>
+        <w:rFonts w:hint="default" w:ascii="Courier New" w:hAnsi="Courier New"/>
         <w:sz w:val="20"/>
       </w:rPr>
     </w:lvl>
@@ -15568,7 +15986,7 @@
         <w:ind w:left="2160" w:hanging="360"/>
       </w:pPr>
       <w:rPr>
-        <w:rFonts w:ascii="Wingdings" w:hAnsi="Wingdings" w:hint="default"/>
+        <w:rFonts w:hint="default" w:ascii="Wingdings" w:hAnsi="Wingdings"/>
         <w:sz w:val="20"/>
       </w:rPr>
     </w:lvl>
@@ -15584,7 +16002,7 @@
         <w:ind w:left="2880" w:hanging="360"/>
       </w:pPr>
       <w:rPr>
-        <w:rFonts w:ascii="Wingdings" w:hAnsi="Wingdings" w:hint="default"/>
+        <w:rFonts w:hint="default" w:ascii="Wingdings" w:hAnsi="Wingdings"/>
         <w:sz w:val="20"/>
       </w:rPr>
     </w:lvl>
@@ -15600,7 +16018,7 @@
         <w:ind w:left="3600" w:hanging="360"/>
       </w:pPr>
       <w:rPr>
-        <w:rFonts w:ascii="Wingdings" w:hAnsi="Wingdings" w:hint="default"/>
+        <w:rFonts w:hint="default" w:ascii="Wingdings" w:hAnsi="Wingdings"/>
         <w:sz w:val="20"/>
       </w:rPr>
     </w:lvl>
@@ -15616,7 +16034,7 @@
         <w:ind w:left="4320" w:hanging="360"/>
       </w:pPr>
       <w:rPr>
-        <w:rFonts w:ascii="Wingdings" w:hAnsi="Wingdings" w:hint="default"/>
+        <w:rFonts w:hint="default" w:ascii="Wingdings" w:hAnsi="Wingdings"/>
         <w:sz w:val="20"/>
       </w:rPr>
     </w:lvl>
@@ -15632,7 +16050,7 @@
         <w:ind w:left="5040" w:hanging="360"/>
       </w:pPr>
       <w:rPr>
-        <w:rFonts w:ascii="Wingdings" w:hAnsi="Wingdings" w:hint="default"/>
+        <w:rFonts w:hint="default" w:ascii="Wingdings" w:hAnsi="Wingdings"/>
         <w:sz w:val="20"/>
       </w:rPr>
     </w:lvl>
@@ -15648,7 +16066,7 @@
         <w:ind w:left="5760" w:hanging="360"/>
       </w:pPr>
       <w:rPr>
-        <w:rFonts w:ascii="Wingdings" w:hAnsi="Wingdings" w:hint="default"/>
+        <w:rFonts w:hint="default" w:ascii="Wingdings" w:hAnsi="Wingdings"/>
         <w:sz w:val="20"/>
       </w:rPr>
     </w:lvl>
@@ -15664,7 +16082,7 @@
         <w:ind w:left="6480" w:hanging="360"/>
       </w:pPr>
       <w:rPr>
-        <w:rFonts w:ascii="Wingdings" w:hAnsi="Wingdings" w:hint="default"/>
+        <w:rFonts w:hint="default" w:ascii="Wingdings" w:hAnsi="Wingdings"/>
         <w:sz w:val="20"/>
       </w:rPr>
     </w:lvl>
@@ -15685,7 +16103,7 @@
         <w:ind w:left="720" w:hanging="360"/>
       </w:pPr>
       <w:rPr>
-        <w:rFonts w:ascii="Symbol" w:hAnsi="Symbol" w:hint="default"/>
+        <w:rFonts w:hint="default" w:ascii="Symbol" w:hAnsi="Symbol"/>
         <w:sz w:val="20"/>
       </w:rPr>
     </w:lvl>
@@ -15701,7 +16119,7 @@
         <w:ind w:left="1440" w:hanging="360"/>
       </w:pPr>
       <w:rPr>
-        <w:rFonts w:ascii="Courier New" w:hAnsi="Courier New" w:hint="default"/>
+        <w:rFonts w:hint="default" w:ascii="Courier New" w:hAnsi="Courier New"/>
         <w:sz w:val="20"/>
       </w:rPr>
     </w:lvl>
@@ -15717,7 +16135,7 @@
         <w:ind w:left="2160" w:hanging="360"/>
       </w:pPr>
       <w:rPr>
-        <w:rFonts w:ascii="Wingdings" w:hAnsi="Wingdings" w:hint="default"/>
+        <w:rFonts w:hint="default" w:ascii="Wingdings" w:hAnsi="Wingdings"/>
         <w:sz w:val="20"/>
       </w:rPr>
     </w:lvl>
@@ -15733,7 +16151,7 @@
         <w:ind w:left="2880" w:hanging="360"/>
       </w:pPr>
       <w:rPr>
-        <w:rFonts w:ascii="Wingdings" w:hAnsi="Wingdings" w:hint="default"/>
+        <w:rFonts w:hint="default" w:ascii="Wingdings" w:hAnsi="Wingdings"/>
         <w:sz w:val="20"/>
       </w:rPr>
     </w:lvl>
@@ -15749,7 +16167,7 @@
         <w:ind w:left="3600" w:hanging="360"/>
       </w:pPr>
       <w:rPr>
-        <w:rFonts w:ascii="Wingdings" w:hAnsi="Wingdings" w:hint="default"/>
+        <w:rFonts w:hint="default" w:ascii="Wingdings" w:hAnsi="Wingdings"/>
         <w:sz w:val="20"/>
       </w:rPr>
     </w:lvl>
@@ -15765,7 +16183,7 @@
         <w:ind w:left="4320" w:hanging="360"/>
       </w:pPr>
       <w:rPr>
-        <w:rFonts w:ascii="Wingdings" w:hAnsi="Wingdings" w:hint="default"/>
+        <w:rFonts w:hint="default" w:ascii="Wingdings" w:hAnsi="Wingdings"/>
         <w:sz w:val="20"/>
       </w:rPr>
     </w:lvl>
@@ -15781,7 +16199,7 @@
         <w:ind w:left="5040" w:hanging="360"/>
       </w:pPr>
       <w:rPr>
-        <w:rFonts w:ascii="Wingdings" w:hAnsi="Wingdings" w:hint="default"/>
+        <w:rFonts w:hint="default" w:ascii="Wingdings" w:hAnsi="Wingdings"/>
         <w:sz w:val="20"/>
       </w:rPr>
     </w:lvl>
@@ -15797,7 +16215,7 @@
         <w:ind w:left="5760" w:hanging="360"/>
       </w:pPr>
       <w:rPr>
-        <w:rFonts w:ascii="Wingdings" w:hAnsi="Wingdings" w:hint="default"/>
+        <w:rFonts w:hint="default" w:ascii="Wingdings" w:hAnsi="Wingdings"/>
         <w:sz w:val="20"/>
       </w:rPr>
     </w:lvl>
@@ -15813,7 +16231,7 @@
         <w:ind w:left="6480" w:hanging="360"/>
       </w:pPr>
       <w:rPr>
-        <w:rFonts w:ascii="Wingdings" w:hAnsi="Wingdings" w:hint="default"/>
+        <w:rFonts w:hint="default" w:ascii="Wingdings" w:hAnsi="Wingdings"/>
         <w:sz w:val="20"/>
       </w:rPr>
     </w:lvl>
@@ -15834,7 +16252,7 @@
         <w:ind w:left="720" w:hanging="360"/>
       </w:pPr>
       <w:rPr>
-        <w:rFonts w:ascii="Symbol" w:hAnsi="Symbol" w:hint="default"/>
+        <w:rFonts w:hint="default" w:ascii="Symbol" w:hAnsi="Symbol"/>
         <w:sz w:val="20"/>
       </w:rPr>
     </w:lvl>
@@ -15850,7 +16268,7 @@
         <w:ind w:left="1440" w:hanging="360"/>
       </w:pPr>
       <w:rPr>
-        <w:rFonts w:ascii="Courier New" w:hAnsi="Courier New" w:hint="default"/>
+        <w:rFonts w:hint="default" w:ascii="Courier New" w:hAnsi="Courier New"/>
         <w:sz w:val="20"/>
       </w:rPr>
     </w:lvl>
@@ -15866,7 +16284,7 @@
         <w:ind w:left="2160" w:hanging="360"/>
       </w:pPr>
       <w:rPr>
-        <w:rFonts w:ascii="Wingdings" w:hAnsi="Wingdings" w:hint="default"/>
+        <w:rFonts w:hint="default" w:ascii="Wingdings" w:hAnsi="Wingdings"/>
         <w:sz w:val="20"/>
       </w:rPr>
     </w:lvl>
@@ -15882,7 +16300,7 @@
         <w:ind w:left="2880" w:hanging="360"/>
       </w:pPr>
       <w:rPr>
-        <w:rFonts w:ascii="Wingdings" w:hAnsi="Wingdings" w:hint="default"/>
+        <w:rFonts w:hint="default" w:ascii="Wingdings" w:hAnsi="Wingdings"/>
         <w:sz w:val="20"/>
       </w:rPr>
     </w:lvl>
@@ -15898,7 +16316,7 @@
         <w:ind w:left="3600" w:hanging="360"/>
       </w:pPr>
       <w:rPr>
-        <w:rFonts w:ascii="Wingdings" w:hAnsi="Wingdings" w:hint="default"/>
+        <w:rFonts w:hint="default" w:ascii="Wingdings" w:hAnsi="Wingdings"/>
         <w:sz w:val="20"/>
       </w:rPr>
     </w:lvl>
@@ -15914,7 +16332,7 @@
         <w:ind w:left="4320" w:hanging="360"/>
       </w:pPr>
       <w:rPr>
-        <w:rFonts w:ascii="Wingdings" w:hAnsi="Wingdings" w:hint="default"/>
+        <w:rFonts w:hint="default" w:ascii="Wingdings" w:hAnsi="Wingdings"/>
         <w:sz w:val="20"/>
       </w:rPr>
     </w:lvl>
@@ -15930,7 +16348,7 @@
         <w:ind w:left="5040" w:hanging="360"/>
       </w:pPr>
       <w:rPr>
-        <w:rFonts w:ascii="Wingdings" w:hAnsi="Wingdings" w:hint="default"/>
+        <w:rFonts w:hint="default" w:ascii="Wingdings" w:hAnsi="Wingdings"/>
         <w:sz w:val="20"/>
       </w:rPr>
     </w:lvl>
@@ -15946,7 +16364,7 @@
         <w:ind w:left="5760" w:hanging="360"/>
       </w:pPr>
       <w:rPr>
-        <w:rFonts w:ascii="Wingdings" w:hAnsi="Wingdings" w:hint="default"/>
+        <w:rFonts w:hint="default" w:ascii="Wingdings" w:hAnsi="Wingdings"/>
         <w:sz w:val="20"/>
       </w:rPr>
     </w:lvl>
@@ -15962,7 +16380,7 @@
         <w:ind w:left="6480" w:hanging="360"/>
       </w:pPr>
       <w:rPr>
-        <w:rFonts w:ascii="Wingdings" w:hAnsi="Wingdings" w:hint="default"/>
+        <w:rFonts w:hint="default" w:ascii="Wingdings" w:hAnsi="Wingdings"/>
         <w:sz w:val="20"/>
       </w:rPr>
     </w:lvl>
@@ -15983,7 +16401,7 @@
         <w:ind w:left="720" w:hanging="360"/>
       </w:pPr>
       <w:rPr>
-        <w:rFonts w:ascii="Symbol" w:hAnsi="Symbol" w:hint="default"/>
+        <w:rFonts w:hint="default" w:ascii="Symbol" w:hAnsi="Symbol"/>
         <w:sz w:val="20"/>
       </w:rPr>
     </w:lvl>
@@ -15999,7 +16417,7 @@
         <w:ind w:left="1440" w:hanging="360"/>
       </w:pPr>
       <w:rPr>
-        <w:rFonts w:ascii="Courier New" w:hAnsi="Courier New" w:hint="default"/>
+        <w:rFonts w:hint="default" w:ascii="Courier New" w:hAnsi="Courier New"/>
         <w:sz w:val="20"/>
       </w:rPr>
     </w:lvl>
@@ -16015,7 +16433,7 @@
         <w:ind w:left="2160" w:hanging="360"/>
       </w:pPr>
       <w:rPr>
-        <w:rFonts w:ascii="Wingdings" w:hAnsi="Wingdings" w:hint="default"/>
+        <w:rFonts w:hint="default" w:ascii="Wingdings" w:hAnsi="Wingdings"/>
         <w:sz w:val="20"/>
       </w:rPr>
     </w:lvl>
@@ -16031,7 +16449,7 @@
         <w:ind w:left="2880" w:hanging="360"/>
       </w:pPr>
       <w:rPr>
-        <w:rFonts w:ascii="Wingdings" w:hAnsi="Wingdings" w:hint="default"/>
+        <w:rFonts w:hint="default" w:ascii="Wingdings" w:hAnsi="Wingdings"/>
         <w:sz w:val="20"/>
       </w:rPr>
     </w:lvl>
@@ -16047,7 +16465,7 @@
         <w:ind w:left="3600" w:hanging="360"/>
       </w:pPr>
       <w:rPr>
-        <w:rFonts w:ascii="Wingdings" w:hAnsi="Wingdings" w:hint="default"/>
+        <w:rFonts w:hint="default" w:ascii="Wingdings" w:hAnsi="Wingdings"/>
         <w:sz w:val="20"/>
       </w:rPr>
     </w:lvl>
@@ -16063,7 +16481,7 @@
         <w:ind w:left="4320" w:hanging="360"/>
       </w:pPr>
       <w:rPr>
-        <w:rFonts w:ascii="Wingdings" w:hAnsi="Wingdings" w:hint="default"/>
+        <w:rFonts w:hint="default" w:ascii="Wingdings" w:hAnsi="Wingdings"/>
         <w:sz w:val="20"/>
       </w:rPr>
     </w:lvl>
@@ -16079,7 +16497,7 @@
         <w:ind w:left="5040" w:hanging="360"/>
       </w:pPr>
       <w:rPr>
-        <w:rFonts w:ascii="Wingdings" w:hAnsi="Wingdings" w:hint="default"/>
+        <w:rFonts w:hint="default" w:ascii="Wingdings" w:hAnsi="Wingdings"/>
         <w:sz w:val="20"/>
       </w:rPr>
     </w:lvl>
@@ -16095,7 +16513,7 @@
         <w:ind w:left="5760" w:hanging="360"/>
       </w:pPr>
       <w:rPr>
-        <w:rFonts w:ascii="Wingdings" w:hAnsi="Wingdings" w:hint="default"/>
+        <w:rFonts w:hint="default" w:ascii="Wingdings" w:hAnsi="Wingdings"/>
         <w:sz w:val="20"/>
       </w:rPr>
     </w:lvl>
@@ -16111,7 +16529,7 @@
         <w:ind w:left="6480" w:hanging="360"/>
       </w:pPr>
       <w:rPr>
-        <w:rFonts w:ascii="Wingdings" w:hAnsi="Wingdings" w:hint="default"/>
+        <w:rFonts w:hint="default" w:ascii="Wingdings" w:hAnsi="Wingdings"/>
         <w:sz w:val="20"/>
       </w:rPr>
     </w:lvl>
@@ -16132,7 +16550,7 @@
         <w:ind w:left="720" w:hanging="360"/>
       </w:pPr>
       <w:rPr>
-        <w:rFonts w:ascii="Symbol" w:hAnsi="Symbol" w:hint="default"/>
+        <w:rFonts w:hint="default" w:ascii="Symbol" w:hAnsi="Symbol"/>
         <w:sz w:val="20"/>
       </w:rPr>
     </w:lvl>
@@ -16148,7 +16566,7 @@
         <w:ind w:left="1440" w:hanging="360"/>
       </w:pPr>
       <w:rPr>
-        <w:rFonts w:ascii="Courier New" w:hAnsi="Courier New" w:hint="default"/>
+        <w:rFonts w:hint="default" w:ascii="Courier New" w:hAnsi="Courier New"/>
         <w:sz w:val="20"/>
       </w:rPr>
     </w:lvl>
@@ -16164,7 +16582,7 @@
         <w:ind w:left="2160" w:hanging="360"/>
       </w:pPr>
       <w:rPr>
-        <w:rFonts w:ascii="Wingdings" w:hAnsi="Wingdings" w:hint="default"/>
+        <w:rFonts w:hint="default" w:ascii="Wingdings" w:hAnsi="Wingdings"/>
         <w:sz w:val="20"/>
       </w:rPr>
     </w:lvl>
@@ -16180,7 +16598,7 @@
         <w:ind w:left="2880" w:hanging="360"/>
       </w:pPr>
       <w:rPr>
-        <w:rFonts w:ascii="Wingdings" w:hAnsi="Wingdings" w:hint="default"/>
+        <w:rFonts w:hint="default" w:ascii="Wingdings" w:hAnsi="Wingdings"/>
         <w:sz w:val="20"/>
       </w:rPr>
     </w:lvl>
@@ -16196,7 +16614,7 @@
         <w:ind w:left="3600" w:hanging="360"/>
       </w:pPr>
       <w:rPr>
-        <w:rFonts w:ascii="Wingdings" w:hAnsi="Wingdings" w:hint="default"/>
+        <w:rFonts w:hint="default" w:ascii="Wingdings" w:hAnsi="Wingdings"/>
         <w:sz w:val="20"/>
       </w:rPr>
     </w:lvl>
@@ -16212,7 +16630,7 @@
         <w:ind w:left="4320" w:hanging="360"/>
       </w:pPr>
       <w:rPr>
-        <w:rFonts w:ascii="Wingdings" w:hAnsi="Wingdings" w:hint="default"/>
+        <w:rFonts w:hint="default" w:ascii="Wingdings" w:hAnsi="Wingdings"/>
         <w:sz w:val="20"/>
       </w:rPr>
     </w:lvl>
@@ -16228,7 +16646,7 @@
         <w:ind w:left="5040" w:hanging="360"/>
       </w:pPr>
       <w:rPr>
-        <w:rFonts w:ascii="Wingdings" w:hAnsi="Wingdings" w:hint="default"/>
+        <w:rFonts w:hint="default" w:ascii="Wingdings" w:hAnsi="Wingdings"/>
         <w:sz w:val="20"/>
       </w:rPr>
     </w:lvl>
@@ -16244,7 +16662,7 @@
         <w:ind w:left="5760" w:hanging="360"/>
       </w:pPr>
       <w:rPr>
-        <w:rFonts w:ascii="Wingdings" w:hAnsi="Wingdings" w:hint="default"/>
+        <w:rFonts w:hint="default" w:ascii="Wingdings" w:hAnsi="Wingdings"/>
         <w:sz w:val="20"/>
       </w:rPr>
     </w:lvl>
@@ -16260,7 +16678,7 @@
         <w:ind w:left="6480" w:hanging="360"/>
       </w:pPr>
       <w:rPr>
-        <w:rFonts w:ascii="Wingdings" w:hAnsi="Wingdings" w:hint="default"/>
+        <w:rFonts w:hint="default" w:ascii="Wingdings" w:hAnsi="Wingdings"/>
         <w:sz w:val="20"/>
       </w:rPr>
     </w:lvl>
@@ -16281,7 +16699,7 @@
         <w:ind w:left="720" w:hanging="360"/>
       </w:pPr>
       <w:rPr>
-        <w:rFonts w:ascii="Symbol" w:hAnsi="Symbol" w:hint="default"/>
+        <w:rFonts w:hint="default" w:ascii="Symbol" w:hAnsi="Symbol"/>
         <w:sz w:val="20"/>
       </w:rPr>
     </w:lvl>
@@ -16297,7 +16715,7 @@
         <w:ind w:left="1440" w:hanging="360"/>
       </w:pPr>
       <w:rPr>
-        <w:rFonts w:ascii="Courier New" w:hAnsi="Courier New" w:hint="default"/>
+        <w:rFonts w:hint="default" w:ascii="Courier New" w:hAnsi="Courier New"/>
         <w:sz w:val="20"/>
       </w:rPr>
     </w:lvl>
@@ -16313,7 +16731,7 @@
         <w:ind w:left="2160" w:hanging="360"/>
       </w:pPr>
       <w:rPr>
-        <w:rFonts w:ascii="Wingdings" w:hAnsi="Wingdings" w:hint="default"/>
+        <w:rFonts w:hint="default" w:ascii="Wingdings" w:hAnsi="Wingdings"/>
         <w:sz w:val="20"/>
       </w:rPr>
     </w:lvl>
@@ -16329,7 +16747,7 @@
         <w:ind w:left="2880" w:hanging="360"/>
       </w:pPr>
       <w:rPr>
-        <w:rFonts w:ascii="Wingdings" w:hAnsi="Wingdings" w:hint="default"/>
+        <w:rFonts w:hint="default" w:ascii="Wingdings" w:hAnsi="Wingdings"/>
         <w:sz w:val="20"/>
       </w:rPr>
     </w:lvl>
@@ -16345,7 +16763,7 @@
         <w:ind w:left="3600" w:hanging="360"/>
       </w:pPr>
       <w:rPr>
-        <w:rFonts w:ascii="Wingdings" w:hAnsi="Wingdings" w:hint="default"/>
+        <w:rFonts w:hint="default" w:ascii="Wingdings" w:hAnsi="Wingdings"/>
         <w:sz w:val="20"/>
       </w:rPr>
     </w:lvl>
@@ -16361,7 +16779,7 @@
         <w:ind w:left="4320" w:hanging="360"/>
       </w:pPr>
       <w:rPr>
-        <w:rFonts w:ascii="Wingdings" w:hAnsi="Wingdings" w:hint="default"/>
+        <w:rFonts w:hint="default" w:ascii="Wingdings" w:hAnsi="Wingdings"/>
         <w:sz w:val="20"/>
       </w:rPr>
     </w:lvl>
@@ -16377,7 +16795,7 @@
         <w:ind w:left="5040" w:hanging="360"/>
       </w:pPr>
       <w:rPr>
-        <w:rFonts w:ascii="Wingdings" w:hAnsi="Wingdings" w:hint="default"/>
+        <w:rFonts w:hint="default" w:ascii="Wingdings" w:hAnsi="Wingdings"/>
         <w:sz w:val="20"/>
       </w:rPr>
     </w:lvl>
@@ -16393,7 +16811,7 @@
         <w:ind w:left="5760" w:hanging="360"/>
       </w:pPr>
       <w:rPr>
-        <w:rFonts w:ascii="Wingdings" w:hAnsi="Wingdings" w:hint="default"/>
+        <w:rFonts w:hint="default" w:ascii="Wingdings" w:hAnsi="Wingdings"/>
         <w:sz w:val="20"/>
       </w:rPr>
     </w:lvl>
@@ -16409,7 +16827,7 @@
         <w:ind w:left="6480" w:hanging="360"/>
       </w:pPr>
       <w:rPr>
-        <w:rFonts w:ascii="Wingdings" w:hAnsi="Wingdings" w:hint="default"/>
+        <w:rFonts w:hint="default" w:ascii="Wingdings" w:hAnsi="Wingdings"/>
         <w:sz w:val="20"/>
       </w:rPr>
     </w:lvl>
@@ -16430,7 +16848,7 @@
         <w:ind w:left="720" w:hanging="360"/>
       </w:pPr>
       <w:rPr>
-        <w:rFonts w:ascii="Symbol" w:hAnsi="Symbol" w:hint="default"/>
+        <w:rFonts w:hint="default" w:ascii="Symbol" w:hAnsi="Symbol"/>
         <w:sz w:val="20"/>
       </w:rPr>
     </w:lvl>
@@ -16446,7 +16864,7 @@
         <w:ind w:left="1440" w:hanging="360"/>
       </w:pPr>
       <w:rPr>
-        <w:rFonts w:ascii="Courier New" w:hAnsi="Courier New" w:hint="default"/>
+        <w:rFonts w:hint="default" w:ascii="Courier New" w:hAnsi="Courier New"/>
         <w:sz w:val="20"/>
       </w:rPr>
     </w:lvl>
@@ -16462,7 +16880,7 @@
         <w:ind w:left="2160" w:hanging="360"/>
       </w:pPr>
       <w:rPr>
-        <w:rFonts w:ascii="Wingdings" w:hAnsi="Wingdings" w:hint="default"/>
+        <w:rFonts w:hint="default" w:ascii="Wingdings" w:hAnsi="Wingdings"/>
         <w:sz w:val="20"/>
       </w:rPr>
     </w:lvl>
@@ -16478,7 +16896,7 @@
         <w:ind w:left="2880" w:hanging="360"/>
       </w:pPr>
       <w:rPr>
-        <w:rFonts w:ascii="Wingdings" w:hAnsi="Wingdings" w:hint="default"/>
+        <w:rFonts w:hint="default" w:ascii="Wingdings" w:hAnsi="Wingdings"/>
         <w:sz w:val="20"/>
       </w:rPr>
     </w:lvl>
@@ -16494,7 +16912,7 @@
         <w:ind w:left="3600" w:hanging="360"/>
       </w:pPr>
       <w:rPr>
-        <w:rFonts w:ascii="Wingdings" w:hAnsi="Wingdings" w:hint="default"/>
+        <w:rFonts w:hint="default" w:ascii="Wingdings" w:hAnsi="Wingdings"/>
         <w:sz w:val="20"/>
       </w:rPr>
     </w:lvl>
@@ -16510,7 +16928,7 @@
         <w:ind w:left="4320" w:hanging="360"/>
       </w:pPr>
       <w:rPr>
-        <w:rFonts w:ascii="Wingdings" w:hAnsi="Wingdings" w:hint="default"/>
+        <w:rFonts w:hint="default" w:ascii="Wingdings" w:hAnsi="Wingdings"/>
         <w:sz w:val="20"/>
       </w:rPr>
     </w:lvl>
@@ -16526,7 +16944,7 @@
         <w:ind w:left="5040" w:hanging="360"/>
       </w:pPr>
       <w:rPr>
-        <w:rFonts w:ascii="Wingdings" w:hAnsi="Wingdings" w:hint="default"/>
+        <w:rFonts w:hint="default" w:ascii="Wingdings" w:hAnsi="Wingdings"/>
         <w:sz w:val="20"/>
       </w:rPr>
     </w:lvl>
@@ -16542,7 +16960,7 @@
         <w:ind w:left="5760" w:hanging="360"/>
       </w:pPr>
       <w:rPr>
-        <w:rFonts w:ascii="Wingdings" w:hAnsi="Wingdings" w:hint="default"/>
+        <w:rFonts w:hint="default" w:ascii="Wingdings" w:hAnsi="Wingdings"/>
         <w:sz w:val="20"/>
       </w:rPr>
     </w:lvl>
@@ -16558,7 +16976,7 @@
         <w:ind w:left="6480" w:hanging="360"/>
       </w:pPr>
       <w:rPr>
-        <w:rFonts w:ascii="Wingdings" w:hAnsi="Wingdings" w:hint="default"/>
+        <w:rFonts w:hint="default" w:ascii="Wingdings" w:hAnsi="Wingdings"/>
         <w:sz w:val="20"/>
       </w:rPr>
     </w:lvl>
@@ -16579,7 +16997,7 @@
         <w:ind w:left="720" w:hanging="360"/>
       </w:pPr>
       <w:rPr>
-        <w:rFonts w:ascii="Symbol" w:hAnsi="Symbol" w:hint="default"/>
+        <w:rFonts w:hint="default" w:ascii="Symbol" w:hAnsi="Symbol"/>
         <w:sz w:val="20"/>
       </w:rPr>
     </w:lvl>
@@ -16595,7 +17013,7 @@
         <w:ind w:left="1440" w:hanging="360"/>
       </w:pPr>
       <w:rPr>
-        <w:rFonts w:ascii="Courier New" w:hAnsi="Courier New" w:hint="default"/>
+        <w:rFonts w:hint="default" w:ascii="Courier New" w:hAnsi="Courier New"/>
         <w:sz w:val="20"/>
       </w:rPr>
     </w:lvl>
@@ -16611,7 +17029,7 @@
         <w:ind w:left="2160" w:hanging="360"/>
       </w:pPr>
       <w:rPr>
-        <w:rFonts w:ascii="Wingdings" w:hAnsi="Wingdings" w:hint="default"/>
+        <w:rFonts w:hint="default" w:ascii="Wingdings" w:hAnsi="Wingdings"/>
         <w:sz w:val="20"/>
       </w:rPr>
     </w:lvl>
@@ -16627,7 +17045,7 @@
         <w:ind w:left="2880" w:hanging="360"/>
       </w:pPr>
       <w:rPr>
-        <w:rFonts w:ascii="Wingdings" w:hAnsi="Wingdings" w:hint="default"/>
+        <w:rFonts w:hint="default" w:ascii="Wingdings" w:hAnsi="Wingdings"/>
         <w:sz w:val="20"/>
       </w:rPr>
     </w:lvl>
@@ -16643,7 +17061,7 @@
         <w:ind w:left="3600" w:hanging="360"/>
       </w:pPr>
       <w:rPr>
-        <w:rFonts w:ascii="Wingdings" w:hAnsi="Wingdings" w:hint="default"/>
+        <w:rFonts w:hint="default" w:ascii="Wingdings" w:hAnsi="Wingdings"/>
         <w:sz w:val="20"/>
       </w:rPr>
     </w:lvl>
@@ -16659,7 +17077,7 @@
         <w:ind w:left="4320" w:hanging="360"/>
       </w:pPr>
       <w:rPr>
-        <w:rFonts w:ascii="Wingdings" w:hAnsi="Wingdings" w:hint="default"/>
+        <w:rFonts w:hint="default" w:ascii="Wingdings" w:hAnsi="Wingdings"/>
         <w:sz w:val="20"/>
       </w:rPr>
     </w:lvl>
@@ -16675,7 +17093,7 @@
         <w:ind w:left="5040" w:hanging="360"/>
       </w:pPr>
       <w:rPr>
-        <w:rFonts w:ascii="Wingdings" w:hAnsi="Wingdings" w:hint="default"/>
+        <w:rFonts w:hint="default" w:ascii="Wingdings" w:hAnsi="Wingdings"/>
         <w:sz w:val="20"/>
       </w:rPr>
     </w:lvl>
@@ -16691,7 +17109,7 @@
         <w:ind w:left="5760" w:hanging="360"/>
       </w:pPr>
       <w:rPr>
-        <w:rFonts w:ascii="Wingdings" w:hAnsi="Wingdings" w:hint="default"/>
+        <w:rFonts w:hint="default" w:ascii="Wingdings" w:hAnsi="Wingdings"/>
         <w:sz w:val="20"/>
       </w:rPr>
     </w:lvl>
@@ -16707,7 +17125,7 @@
         <w:ind w:left="6480" w:hanging="360"/>
       </w:pPr>
       <w:rPr>
-        <w:rFonts w:ascii="Wingdings" w:hAnsi="Wingdings" w:hint="default"/>
+        <w:rFonts w:hint="default" w:ascii="Wingdings" w:hAnsi="Wingdings"/>
         <w:sz w:val="20"/>
       </w:rPr>
     </w:lvl>
@@ -16728,7 +17146,7 @@
         <w:ind w:left="720" w:hanging="360"/>
       </w:pPr>
       <w:rPr>
-        <w:rFonts w:ascii="Symbol" w:hAnsi="Symbol" w:hint="default"/>
+        <w:rFonts w:hint="default" w:ascii="Symbol" w:hAnsi="Symbol"/>
         <w:sz w:val="20"/>
       </w:rPr>
     </w:lvl>
@@ -16744,7 +17162,7 @@
         <w:ind w:left="1440" w:hanging="360"/>
       </w:pPr>
       <w:rPr>
-        <w:rFonts w:ascii="Courier New" w:hAnsi="Courier New" w:hint="default"/>
+        <w:rFonts w:hint="default" w:ascii="Courier New" w:hAnsi="Courier New"/>
         <w:sz w:val="20"/>
       </w:rPr>
     </w:lvl>
@@ -16760,7 +17178,7 @@
         <w:ind w:left="2160" w:hanging="360"/>
       </w:pPr>
       <w:rPr>
-        <w:rFonts w:ascii="Wingdings" w:hAnsi="Wingdings" w:hint="default"/>
+        <w:rFonts w:hint="default" w:ascii="Wingdings" w:hAnsi="Wingdings"/>
         <w:sz w:val="20"/>
       </w:rPr>
     </w:lvl>
@@ -16776,7 +17194,7 @@
         <w:ind w:left="2880" w:hanging="360"/>
       </w:pPr>
       <w:rPr>
-        <w:rFonts w:ascii="Wingdings" w:hAnsi="Wingdings" w:hint="default"/>
+        <w:rFonts w:hint="default" w:ascii="Wingdings" w:hAnsi="Wingdings"/>
         <w:sz w:val="20"/>
       </w:rPr>
     </w:lvl>
@@ -16792,7 +17210,7 @@
         <w:ind w:left="3600" w:hanging="360"/>
       </w:pPr>
       <w:rPr>
-        <w:rFonts w:ascii="Wingdings" w:hAnsi="Wingdings" w:hint="default"/>
+        <w:rFonts w:hint="default" w:ascii="Wingdings" w:hAnsi="Wingdings"/>
         <w:sz w:val="20"/>
       </w:rPr>
     </w:lvl>
@@ -16808,7 +17226,7 @@
         <w:ind w:left="4320" w:hanging="360"/>
       </w:pPr>
       <w:rPr>
-        <w:rFonts w:ascii="Wingdings" w:hAnsi="Wingdings" w:hint="default"/>
+        <w:rFonts w:hint="default" w:ascii="Wingdings" w:hAnsi="Wingdings"/>
         <w:sz w:val="20"/>
       </w:rPr>
     </w:lvl>
@@ -16824,7 +17242,7 @@
         <w:ind w:left="5040" w:hanging="360"/>
       </w:pPr>
       <w:rPr>
-        <w:rFonts w:ascii="Wingdings" w:hAnsi="Wingdings" w:hint="default"/>
+        <w:rFonts w:hint="default" w:ascii="Wingdings" w:hAnsi="Wingdings"/>
         <w:sz w:val="20"/>
       </w:rPr>
     </w:lvl>
@@ -16840,7 +17258,7 @@
         <w:ind w:left="5760" w:hanging="360"/>
       </w:pPr>
       <w:rPr>
-        <w:rFonts w:ascii="Wingdings" w:hAnsi="Wingdings" w:hint="default"/>
+        <w:rFonts w:hint="default" w:ascii="Wingdings" w:hAnsi="Wingdings"/>
         <w:sz w:val="20"/>
       </w:rPr>
     </w:lvl>
@@ -16856,7 +17274,7 @@
         <w:ind w:left="6480" w:hanging="360"/>
       </w:pPr>
       <w:rPr>
-        <w:rFonts w:ascii="Wingdings" w:hAnsi="Wingdings" w:hint="default"/>
+        <w:rFonts w:hint="default" w:ascii="Wingdings" w:hAnsi="Wingdings"/>
         <w:sz w:val="20"/>
       </w:rPr>
     </w:lvl>
@@ -16877,7 +17295,7 @@
         <w:ind w:left="720" w:hanging="360"/>
       </w:pPr>
       <w:rPr>
-        <w:rFonts w:ascii="Symbol" w:hAnsi="Symbol" w:hint="default"/>
+        <w:rFonts w:hint="default" w:ascii="Symbol" w:hAnsi="Symbol"/>
         <w:sz w:val="20"/>
       </w:rPr>
     </w:lvl>
@@ -16893,7 +17311,7 @@
         <w:ind w:left="1440" w:hanging="360"/>
       </w:pPr>
       <w:rPr>
-        <w:rFonts w:ascii="Courier New" w:hAnsi="Courier New" w:hint="default"/>
+        <w:rFonts w:hint="default" w:ascii="Courier New" w:hAnsi="Courier New"/>
         <w:sz w:val="20"/>
       </w:rPr>
     </w:lvl>
@@ -16909,7 +17327,7 @@
         <w:ind w:left="2160" w:hanging="360"/>
       </w:pPr>
       <w:rPr>
-        <w:rFonts w:ascii="Wingdings" w:hAnsi="Wingdings" w:hint="default"/>
+        <w:rFonts w:hint="default" w:ascii="Wingdings" w:hAnsi="Wingdings"/>
         <w:sz w:val="20"/>
       </w:rPr>
     </w:lvl>
@@ -16925,7 +17343,7 @@
         <w:ind w:left="2880" w:hanging="360"/>
       </w:pPr>
       <w:rPr>
-        <w:rFonts w:ascii="Wingdings" w:hAnsi="Wingdings" w:hint="default"/>
+        <w:rFonts w:hint="default" w:ascii="Wingdings" w:hAnsi="Wingdings"/>
         <w:sz w:val="20"/>
       </w:rPr>
     </w:lvl>
@@ -16941,7 +17359,7 @@
         <w:ind w:left="3600" w:hanging="360"/>
       </w:pPr>
       <w:rPr>
-        <w:rFonts w:ascii="Wingdings" w:hAnsi="Wingdings" w:hint="default"/>
+        <w:rFonts w:hint="default" w:ascii="Wingdings" w:hAnsi="Wingdings"/>
         <w:sz w:val="20"/>
       </w:rPr>
     </w:lvl>
@@ -16957,7 +17375,7 @@
         <w:ind w:left="4320" w:hanging="360"/>
       </w:pPr>
       <w:rPr>
-        <w:rFonts w:ascii="Wingdings" w:hAnsi="Wingdings" w:hint="default"/>
+        <w:rFonts w:hint="default" w:ascii="Wingdings" w:hAnsi="Wingdings"/>
         <w:sz w:val="20"/>
       </w:rPr>
     </w:lvl>
@@ -16973,7 +17391,7 @@
         <w:ind w:left="5040" w:hanging="360"/>
       </w:pPr>
       <w:rPr>
-        <w:rFonts w:ascii="Wingdings" w:hAnsi="Wingdings" w:hint="default"/>
+        <w:rFonts w:hint="default" w:ascii="Wingdings" w:hAnsi="Wingdings"/>
         <w:sz w:val="20"/>
       </w:rPr>
     </w:lvl>
@@ -16989,7 +17407,7 @@
         <w:ind w:left="5760" w:hanging="360"/>
       </w:pPr>
       <w:rPr>
-        <w:rFonts w:ascii="Wingdings" w:hAnsi="Wingdings" w:hint="default"/>
+        <w:rFonts w:hint="default" w:ascii="Wingdings" w:hAnsi="Wingdings"/>
         <w:sz w:val="20"/>
       </w:rPr>
     </w:lvl>
@@ -17005,7 +17423,7 @@
         <w:ind w:left="6480" w:hanging="360"/>
       </w:pPr>
       <w:rPr>
-        <w:rFonts w:ascii="Wingdings" w:hAnsi="Wingdings" w:hint="default"/>
+        <w:rFonts w:hint="default" w:ascii="Wingdings" w:hAnsi="Wingdings"/>
         <w:sz w:val="20"/>
       </w:rPr>
     </w:lvl>
@@ -17023,7 +17441,7 @@
         <w:ind w:left="720" w:hanging="360"/>
       </w:pPr>
       <w:rPr>
-        <w:rFonts w:ascii="Arial" w:eastAsia="Arial" w:hAnsi="Arial" w:cs="Arial"/>
+        <w:rFonts w:ascii="Arial" w:hAnsi="Arial" w:eastAsia="Arial" w:cs="Arial"/>
       </w:rPr>
     </w:lvl>
     <w:lvl w:ilvl="1">
@@ -17035,7 +17453,7 @@
         <w:ind w:left="1440" w:hanging="360"/>
       </w:pPr>
       <w:rPr>
-        <w:rFonts w:ascii="Courier New" w:eastAsia="Courier New" w:hAnsi="Courier New" w:cs="Courier New"/>
+        <w:rFonts w:ascii="Courier New" w:hAnsi="Courier New" w:eastAsia="Courier New" w:cs="Courier New"/>
       </w:rPr>
     </w:lvl>
     <w:lvl w:ilvl="2">
@@ -17047,7 +17465,7 @@
         <w:ind w:left="2160" w:hanging="360"/>
       </w:pPr>
       <w:rPr>
-        <w:rFonts w:ascii="Noto Sans Symbols" w:eastAsia="Noto Sans Symbols" w:hAnsi="Noto Sans Symbols" w:cs="Noto Sans Symbols"/>
+        <w:rFonts w:ascii="Noto Sans Symbols" w:hAnsi="Noto Sans Symbols" w:eastAsia="Noto Sans Symbols" w:cs="Noto Sans Symbols"/>
       </w:rPr>
     </w:lvl>
     <w:lvl w:ilvl="3">
@@ -17059,7 +17477,7 @@
         <w:ind w:left="2880" w:hanging="360"/>
       </w:pPr>
       <w:rPr>
-        <w:rFonts w:ascii="Noto Sans Symbols" w:eastAsia="Noto Sans Symbols" w:hAnsi="Noto Sans Symbols" w:cs="Noto Sans Symbols"/>
+        <w:rFonts w:ascii="Noto Sans Symbols" w:hAnsi="Noto Sans Symbols" w:eastAsia="Noto Sans Symbols" w:cs="Noto Sans Symbols"/>
       </w:rPr>
     </w:lvl>
     <w:lvl w:ilvl="4">
@@ -17071,7 +17489,7 @@
         <w:ind w:left="3600" w:hanging="360"/>
       </w:pPr>
       <w:rPr>
-        <w:rFonts w:ascii="Courier New" w:eastAsia="Courier New" w:hAnsi="Courier New" w:cs="Courier New"/>
+        <w:rFonts w:ascii="Courier New" w:hAnsi="Courier New" w:eastAsia="Courier New" w:cs="Courier New"/>
       </w:rPr>
     </w:lvl>
     <w:lvl w:ilvl="5">
@@ -17083,7 +17501,7 @@
         <w:ind w:left="4320" w:hanging="360"/>
       </w:pPr>
       <w:rPr>
-        <w:rFonts w:ascii="Noto Sans Symbols" w:eastAsia="Noto Sans Symbols" w:hAnsi="Noto Sans Symbols" w:cs="Noto Sans Symbols"/>
+        <w:rFonts w:ascii="Noto Sans Symbols" w:hAnsi="Noto Sans Symbols" w:eastAsia="Noto Sans Symbols" w:cs="Noto Sans Symbols"/>
       </w:rPr>
     </w:lvl>
     <w:lvl w:ilvl="6">
@@ -17095,7 +17513,7 @@
         <w:ind w:left="5040" w:hanging="360"/>
       </w:pPr>
       <w:rPr>
-        <w:rFonts w:ascii="Noto Sans Symbols" w:eastAsia="Noto Sans Symbols" w:hAnsi="Noto Sans Symbols" w:cs="Noto Sans Symbols"/>
+        <w:rFonts w:ascii="Noto Sans Symbols" w:hAnsi="Noto Sans Symbols" w:eastAsia="Noto Sans Symbols" w:cs="Noto Sans Symbols"/>
       </w:rPr>
     </w:lvl>
     <w:lvl w:ilvl="7">
@@ -17107,7 +17525,7 @@
         <w:ind w:left="5760" w:hanging="360"/>
       </w:pPr>
       <w:rPr>
-        <w:rFonts w:ascii="Courier New" w:eastAsia="Courier New" w:hAnsi="Courier New" w:cs="Courier New"/>
+        <w:rFonts w:ascii="Courier New" w:hAnsi="Courier New" w:eastAsia="Courier New" w:cs="Courier New"/>
       </w:rPr>
     </w:lvl>
     <w:lvl w:ilvl="8">
@@ -17119,7 +17537,7 @@
         <w:ind w:left="6480" w:hanging="360"/>
       </w:pPr>
       <w:rPr>
-        <w:rFonts w:ascii="Noto Sans Symbols" w:eastAsia="Noto Sans Symbols" w:hAnsi="Noto Sans Symbols" w:cs="Noto Sans Symbols"/>
+        <w:rFonts w:ascii="Noto Sans Symbols" w:hAnsi="Noto Sans Symbols" w:eastAsia="Noto Sans Symbols" w:cs="Noto Sans Symbols"/>
       </w:rPr>
     </w:lvl>
   </w:abstractNum>
@@ -17139,7 +17557,7 @@
         <w:ind w:left="720" w:hanging="360"/>
       </w:pPr>
       <w:rPr>
-        <w:rFonts w:ascii="Symbol" w:hAnsi="Symbol" w:hint="default"/>
+        <w:rFonts w:hint="default" w:ascii="Symbol" w:hAnsi="Symbol"/>
         <w:sz w:val="20"/>
       </w:rPr>
     </w:lvl>
@@ -17155,7 +17573,7 @@
         <w:ind w:left="1440" w:hanging="360"/>
       </w:pPr>
       <w:rPr>
-        <w:rFonts w:ascii="Courier New" w:hAnsi="Courier New" w:hint="default"/>
+        <w:rFonts w:hint="default" w:ascii="Courier New" w:hAnsi="Courier New"/>
         <w:sz w:val="20"/>
       </w:rPr>
     </w:lvl>
@@ -17171,7 +17589,7 @@
         <w:ind w:left="2160" w:hanging="360"/>
       </w:pPr>
       <w:rPr>
-        <w:rFonts w:ascii="Wingdings" w:hAnsi="Wingdings" w:hint="default"/>
+        <w:rFonts w:hint="default" w:ascii="Wingdings" w:hAnsi="Wingdings"/>
         <w:sz w:val="20"/>
       </w:rPr>
     </w:lvl>
@@ -17187,7 +17605,7 @@
         <w:ind w:left="2880" w:hanging="360"/>
       </w:pPr>
       <w:rPr>
-        <w:rFonts w:ascii="Wingdings" w:hAnsi="Wingdings" w:hint="default"/>
+        <w:rFonts w:hint="default" w:ascii="Wingdings" w:hAnsi="Wingdings"/>
         <w:sz w:val="20"/>
       </w:rPr>
     </w:lvl>
@@ -17203,7 +17621,7 @@
         <w:ind w:left="3600" w:hanging="360"/>
       </w:pPr>
       <w:rPr>
-        <w:rFonts w:ascii="Wingdings" w:hAnsi="Wingdings" w:hint="default"/>
+        <w:rFonts w:hint="default" w:ascii="Wingdings" w:hAnsi="Wingdings"/>
         <w:sz w:val="20"/>
       </w:rPr>
     </w:lvl>
@@ -17219,7 +17637,7 @@
         <w:ind w:left="4320" w:hanging="360"/>
       </w:pPr>
       <w:rPr>
-        <w:rFonts w:ascii="Wingdings" w:hAnsi="Wingdings" w:hint="default"/>
+        <w:rFonts w:hint="default" w:ascii="Wingdings" w:hAnsi="Wingdings"/>
         <w:sz w:val="20"/>
       </w:rPr>
     </w:lvl>
@@ -17235,7 +17653,7 @@
         <w:ind w:left="5040" w:hanging="360"/>
       </w:pPr>
       <w:rPr>
-        <w:rFonts w:ascii="Wingdings" w:hAnsi="Wingdings" w:hint="default"/>
+        <w:rFonts w:hint="default" w:ascii="Wingdings" w:hAnsi="Wingdings"/>
         <w:sz w:val="20"/>
       </w:rPr>
     </w:lvl>
@@ -17251,7 +17669,7 @@
         <w:ind w:left="5760" w:hanging="360"/>
       </w:pPr>
       <w:rPr>
-        <w:rFonts w:ascii="Wingdings" w:hAnsi="Wingdings" w:hint="default"/>
+        <w:rFonts w:hint="default" w:ascii="Wingdings" w:hAnsi="Wingdings"/>
         <w:sz w:val="20"/>
       </w:rPr>
     </w:lvl>
@@ -17267,7 +17685,7 @@
         <w:ind w:left="6480" w:hanging="360"/>
       </w:pPr>
       <w:rPr>
-        <w:rFonts w:ascii="Wingdings" w:hAnsi="Wingdings" w:hint="default"/>
+        <w:rFonts w:hint="default" w:ascii="Wingdings" w:hAnsi="Wingdings"/>
         <w:sz w:val="20"/>
       </w:rPr>
     </w:lvl>
@@ -17288,7 +17706,7 @@
         <w:ind w:left="720" w:hanging="360"/>
       </w:pPr>
       <w:rPr>
-        <w:rFonts w:ascii="Symbol" w:hAnsi="Symbol" w:hint="default"/>
+        <w:rFonts w:hint="default" w:ascii="Symbol" w:hAnsi="Symbol"/>
         <w:sz w:val="20"/>
       </w:rPr>
     </w:lvl>
@@ -17304,7 +17722,7 @@
         <w:ind w:left="1440" w:hanging="360"/>
       </w:pPr>
       <w:rPr>
-        <w:rFonts w:ascii="Courier New" w:hAnsi="Courier New" w:hint="default"/>
+        <w:rFonts w:hint="default" w:ascii="Courier New" w:hAnsi="Courier New"/>
         <w:sz w:val="20"/>
       </w:rPr>
     </w:lvl>
@@ -17320,7 +17738,7 @@
         <w:ind w:left="2160" w:hanging="360"/>
       </w:pPr>
       <w:rPr>
-        <w:rFonts w:ascii="Wingdings" w:hAnsi="Wingdings" w:hint="default"/>
+        <w:rFonts w:hint="default" w:ascii="Wingdings" w:hAnsi="Wingdings"/>
         <w:sz w:val="20"/>
       </w:rPr>
     </w:lvl>
@@ -17336,7 +17754,7 @@
         <w:ind w:left="2880" w:hanging="360"/>
       </w:pPr>
       <w:rPr>
-        <w:rFonts w:ascii="Wingdings" w:hAnsi="Wingdings" w:hint="default"/>
+        <w:rFonts w:hint="default" w:ascii="Wingdings" w:hAnsi="Wingdings"/>
         <w:sz w:val="20"/>
       </w:rPr>
     </w:lvl>
@@ -17352,7 +17770,7 @@
         <w:ind w:left="3600" w:hanging="360"/>
       </w:pPr>
       <w:rPr>
-        <w:rFonts w:ascii="Wingdings" w:hAnsi="Wingdings" w:hint="default"/>
+        <w:rFonts w:hint="default" w:ascii="Wingdings" w:hAnsi="Wingdings"/>
         <w:sz w:val="20"/>
       </w:rPr>
     </w:lvl>
@@ -17368,7 +17786,7 @@
         <w:ind w:left="4320" w:hanging="360"/>
       </w:pPr>
       <w:rPr>
-        <w:rFonts w:ascii="Wingdings" w:hAnsi="Wingdings" w:hint="default"/>
+        <w:rFonts w:hint="default" w:ascii="Wingdings" w:hAnsi="Wingdings"/>
         <w:sz w:val="20"/>
       </w:rPr>
     </w:lvl>
@@ -17384,7 +17802,7 @@
         <w:ind w:left="5040" w:hanging="360"/>
       </w:pPr>
       <w:rPr>
-        <w:rFonts w:ascii="Wingdings" w:hAnsi="Wingdings" w:hint="default"/>
+        <w:rFonts w:hint="default" w:ascii="Wingdings" w:hAnsi="Wingdings"/>
         <w:sz w:val="20"/>
       </w:rPr>
     </w:lvl>
@@ -17400,7 +17818,7 @@
         <w:ind w:left="5760" w:hanging="360"/>
       </w:pPr>
       <w:rPr>
-        <w:rFonts w:ascii="Wingdings" w:hAnsi="Wingdings" w:hint="default"/>
+        <w:rFonts w:hint="default" w:ascii="Wingdings" w:hAnsi="Wingdings"/>
         <w:sz w:val="20"/>
       </w:rPr>
     </w:lvl>
@@ -17416,7 +17834,7 @@
         <w:ind w:left="6480" w:hanging="360"/>
       </w:pPr>
       <w:rPr>
-        <w:rFonts w:ascii="Wingdings" w:hAnsi="Wingdings" w:hint="default"/>
+        <w:rFonts w:hint="default" w:ascii="Wingdings" w:hAnsi="Wingdings"/>
         <w:sz w:val="20"/>
       </w:rPr>
     </w:lvl>
@@ -17437,7 +17855,7 @@
         <w:ind w:left="720" w:hanging="360"/>
       </w:pPr>
       <w:rPr>
-        <w:rFonts w:ascii="Symbol" w:hAnsi="Symbol" w:hint="default"/>
+        <w:rFonts w:hint="default" w:ascii="Symbol" w:hAnsi="Symbol"/>
         <w:sz w:val="20"/>
       </w:rPr>
     </w:lvl>
@@ -17453,7 +17871,7 @@
         <w:ind w:left="1440" w:hanging="360"/>
       </w:pPr>
       <w:rPr>
-        <w:rFonts w:ascii="Courier New" w:hAnsi="Courier New" w:hint="default"/>
+        <w:rFonts w:hint="default" w:ascii="Courier New" w:hAnsi="Courier New"/>
         <w:sz w:val="20"/>
       </w:rPr>
     </w:lvl>
@@ -17469,7 +17887,7 @@
         <w:ind w:left="2160" w:hanging="360"/>
       </w:pPr>
       <w:rPr>
-        <w:rFonts w:ascii="Wingdings" w:hAnsi="Wingdings" w:hint="default"/>
+        <w:rFonts w:hint="default" w:ascii="Wingdings" w:hAnsi="Wingdings"/>
         <w:sz w:val="20"/>
       </w:rPr>
     </w:lvl>
@@ -17485,7 +17903,7 @@
         <w:ind w:left="2880" w:hanging="360"/>
       </w:pPr>
       <w:rPr>
-        <w:rFonts w:ascii="Wingdings" w:hAnsi="Wingdings" w:hint="default"/>
+        <w:rFonts w:hint="default" w:ascii="Wingdings" w:hAnsi="Wingdings"/>
         <w:sz w:val="20"/>
       </w:rPr>
     </w:lvl>
@@ -17501,7 +17919,7 @@
         <w:ind w:left="3600" w:hanging="360"/>
       </w:pPr>
       <w:rPr>
-        <w:rFonts w:ascii="Wingdings" w:hAnsi="Wingdings" w:hint="default"/>
+        <w:rFonts w:hint="default" w:ascii="Wingdings" w:hAnsi="Wingdings"/>
         <w:sz w:val="20"/>
       </w:rPr>
     </w:lvl>
@@ -17517,7 +17935,7 @@
         <w:ind w:left="4320" w:hanging="360"/>
       </w:pPr>
       <w:rPr>
-        <w:rFonts w:ascii="Wingdings" w:hAnsi="Wingdings" w:hint="default"/>
+        <w:rFonts w:hint="default" w:ascii="Wingdings" w:hAnsi="Wingdings"/>
         <w:sz w:val="20"/>
       </w:rPr>
     </w:lvl>
@@ -17533,7 +17951,7 @@
         <w:ind w:left="5040" w:hanging="360"/>
       </w:pPr>
       <w:rPr>
-        <w:rFonts w:ascii="Wingdings" w:hAnsi="Wingdings" w:hint="default"/>
+        <w:rFonts w:hint="default" w:ascii="Wingdings" w:hAnsi="Wingdings"/>
         <w:sz w:val="20"/>
       </w:rPr>
     </w:lvl>
@@ -17549,7 +17967,7 @@
         <w:ind w:left="5760" w:hanging="360"/>
       </w:pPr>
       <w:rPr>
-        <w:rFonts w:ascii="Wingdings" w:hAnsi="Wingdings" w:hint="default"/>
+        <w:rFonts w:hint="default" w:ascii="Wingdings" w:hAnsi="Wingdings"/>
         <w:sz w:val="20"/>
       </w:rPr>
     </w:lvl>
@@ -17565,7 +17983,7 @@
         <w:ind w:left="6480" w:hanging="360"/>
       </w:pPr>
       <w:rPr>
-        <w:rFonts w:ascii="Wingdings" w:hAnsi="Wingdings" w:hint="default"/>
+        <w:rFonts w:hint="default" w:ascii="Wingdings" w:hAnsi="Wingdings"/>
         <w:sz w:val="20"/>
       </w:rPr>
     </w:lvl>
@@ -17586,7 +18004,7 @@
         <w:ind w:left="720" w:hanging="360"/>
       </w:pPr>
       <w:rPr>
-        <w:rFonts w:ascii="Symbol" w:hAnsi="Symbol" w:hint="default"/>
+        <w:rFonts w:hint="default" w:ascii="Symbol" w:hAnsi="Symbol"/>
         <w:sz w:val="20"/>
       </w:rPr>
     </w:lvl>
@@ -17602,7 +18020,7 @@
         <w:ind w:left="1440" w:hanging="360"/>
       </w:pPr>
       <w:rPr>
-        <w:rFonts w:ascii="Courier New" w:hAnsi="Courier New" w:hint="default"/>
+        <w:rFonts w:hint="default" w:ascii="Courier New" w:hAnsi="Courier New"/>
         <w:sz w:val="20"/>
       </w:rPr>
     </w:lvl>
@@ -17618,7 +18036,7 @@
         <w:ind w:left="2160" w:hanging="360"/>
       </w:pPr>
       <w:rPr>
-        <w:rFonts w:ascii="Wingdings" w:hAnsi="Wingdings" w:hint="default"/>
+        <w:rFonts w:hint="default" w:ascii="Wingdings" w:hAnsi="Wingdings"/>
         <w:sz w:val="20"/>
       </w:rPr>
     </w:lvl>
@@ -17634,7 +18052,7 @@
         <w:ind w:left="2880" w:hanging="360"/>
       </w:pPr>
       <w:rPr>
-        <w:rFonts w:ascii="Wingdings" w:hAnsi="Wingdings" w:hint="default"/>
+        <w:rFonts w:hint="default" w:ascii="Wingdings" w:hAnsi="Wingdings"/>
         <w:sz w:val="20"/>
       </w:rPr>
     </w:lvl>
@@ -17650,7 +18068,7 @@
         <w:ind w:left="3600" w:hanging="360"/>
       </w:pPr>
       <w:rPr>
-        <w:rFonts w:ascii="Wingdings" w:hAnsi="Wingdings" w:hint="default"/>
+        <w:rFonts w:hint="default" w:ascii="Wingdings" w:hAnsi="Wingdings"/>
         <w:sz w:val="20"/>
       </w:rPr>
     </w:lvl>
@@ -17666,7 +18084,7 @@
         <w:ind w:left="4320" w:hanging="360"/>
       </w:pPr>
       <w:rPr>
-        <w:rFonts w:ascii="Wingdings" w:hAnsi="Wingdings" w:hint="default"/>
+        <w:rFonts w:hint="default" w:ascii="Wingdings" w:hAnsi="Wingdings"/>
         <w:sz w:val="20"/>
       </w:rPr>
     </w:lvl>
@@ -17682,7 +18100,7 @@
         <w:ind w:left="5040" w:hanging="360"/>
       </w:pPr>
       <w:rPr>
-        <w:rFonts w:ascii="Wingdings" w:hAnsi="Wingdings" w:hint="default"/>
+        <w:rFonts w:hint="default" w:ascii="Wingdings" w:hAnsi="Wingdings"/>
         <w:sz w:val="20"/>
       </w:rPr>
     </w:lvl>
@@ -17698,7 +18116,7 @@
         <w:ind w:left="5760" w:hanging="360"/>
       </w:pPr>
       <w:rPr>
-        <w:rFonts w:ascii="Wingdings" w:hAnsi="Wingdings" w:hint="default"/>
+        <w:rFonts w:hint="default" w:ascii="Wingdings" w:hAnsi="Wingdings"/>
         <w:sz w:val="20"/>
       </w:rPr>
     </w:lvl>
@@ -17714,7 +18132,7 @@
         <w:ind w:left="6480" w:hanging="360"/>
       </w:pPr>
       <w:rPr>
-        <w:rFonts w:ascii="Wingdings" w:hAnsi="Wingdings" w:hint="default"/>
+        <w:rFonts w:hint="default" w:ascii="Wingdings" w:hAnsi="Wingdings"/>
         <w:sz w:val="20"/>
       </w:rPr>
     </w:lvl>
@@ -17735,7 +18153,7 @@
         <w:ind w:left="720" w:hanging="360"/>
       </w:pPr>
       <w:rPr>
-        <w:rFonts w:ascii="Symbol" w:hAnsi="Symbol" w:hint="default"/>
+        <w:rFonts w:hint="default" w:ascii="Symbol" w:hAnsi="Symbol"/>
         <w:sz w:val="20"/>
       </w:rPr>
     </w:lvl>
@@ -17751,7 +18169,7 @@
         <w:ind w:left="1440" w:hanging="360"/>
       </w:pPr>
       <w:rPr>
-        <w:rFonts w:ascii="Courier New" w:hAnsi="Courier New" w:hint="default"/>
+        <w:rFonts w:hint="default" w:ascii="Courier New" w:hAnsi="Courier New"/>
         <w:sz w:val="20"/>
       </w:rPr>
     </w:lvl>
@@ -17767,7 +18185,7 @@
         <w:ind w:left="2160" w:hanging="360"/>
       </w:pPr>
       <w:rPr>
-        <w:rFonts w:ascii="Wingdings" w:hAnsi="Wingdings" w:hint="default"/>
+        <w:rFonts w:hint="default" w:ascii="Wingdings" w:hAnsi="Wingdings"/>
         <w:sz w:val="20"/>
       </w:rPr>
     </w:lvl>
@@ -17783,7 +18201,7 @@
         <w:ind w:left="2880" w:hanging="360"/>
       </w:pPr>
       <w:rPr>
-        <w:rFonts w:ascii="Wingdings" w:hAnsi="Wingdings" w:hint="default"/>
+        <w:rFonts w:hint="default" w:ascii="Wingdings" w:hAnsi="Wingdings"/>
         <w:sz w:val="20"/>
       </w:rPr>
     </w:lvl>
@@ -17799,7 +18217,7 @@
         <w:ind w:left="3600" w:hanging="360"/>
       </w:pPr>
       <w:rPr>
-        <w:rFonts w:ascii="Wingdings" w:hAnsi="Wingdings" w:hint="default"/>
+        <w:rFonts w:hint="default" w:ascii="Wingdings" w:hAnsi="Wingdings"/>
         <w:sz w:val="20"/>
       </w:rPr>
     </w:lvl>
@@ -17815,7 +18233,7 @@
         <w:ind w:left="4320" w:hanging="360"/>
       </w:pPr>
       <w:rPr>
-        <w:rFonts w:ascii="Wingdings" w:hAnsi="Wingdings" w:hint="default"/>
+        <w:rFonts w:hint="default" w:ascii="Wingdings" w:hAnsi="Wingdings"/>
         <w:sz w:val="20"/>
       </w:rPr>
     </w:lvl>
@@ -17831,7 +18249,7 @@
         <w:ind w:left="5040" w:hanging="360"/>
       </w:pPr>
       <w:rPr>
-        <w:rFonts w:ascii="Wingdings" w:hAnsi="Wingdings" w:hint="default"/>
+        <w:rFonts w:hint="default" w:ascii="Wingdings" w:hAnsi="Wingdings"/>
         <w:sz w:val="20"/>
       </w:rPr>
     </w:lvl>
@@ -17847,7 +18265,7 @@
         <w:ind w:left="5760" w:hanging="360"/>
       </w:pPr>
       <w:rPr>
-        <w:rFonts w:ascii="Wingdings" w:hAnsi="Wingdings" w:hint="default"/>
+        <w:rFonts w:hint="default" w:ascii="Wingdings" w:hAnsi="Wingdings"/>
         <w:sz w:val="20"/>
       </w:rPr>
     </w:lvl>
@@ -17863,7 +18281,7 @@
         <w:ind w:left="6480" w:hanging="360"/>
       </w:pPr>
       <w:rPr>
-        <w:rFonts w:ascii="Wingdings" w:hAnsi="Wingdings" w:hint="default"/>
+        <w:rFonts w:hint="default" w:ascii="Wingdings" w:hAnsi="Wingdings"/>
         <w:sz w:val="20"/>
       </w:rPr>
     </w:lvl>
@@ -17884,7 +18302,7 @@
         <w:ind w:left="720" w:hanging="360"/>
       </w:pPr>
       <w:rPr>
-        <w:rFonts w:ascii="Symbol" w:hAnsi="Symbol" w:hint="default"/>
+        <w:rFonts w:hint="default" w:ascii="Symbol" w:hAnsi="Symbol"/>
         <w:sz w:val="20"/>
       </w:rPr>
     </w:lvl>
@@ -17900,7 +18318,7 @@
         <w:ind w:left="1440" w:hanging="360"/>
       </w:pPr>
       <w:rPr>
-        <w:rFonts w:ascii="Courier New" w:hAnsi="Courier New" w:hint="default"/>
+        <w:rFonts w:hint="default" w:ascii="Courier New" w:hAnsi="Courier New"/>
         <w:sz w:val="20"/>
       </w:rPr>
     </w:lvl>
@@ -17916,7 +18334,7 @@
         <w:ind w:left="2160" w:hanging="360"/>
       </w:pPr>
       <w:rPr>
-        <w:rFonts w:ascii="Wingdings" w:hAnsi="Wingdings" w:hint="default"/>
+        <w:rFonts w:hint="default" w:ascii="Wingdings" w:hAnsi="Wingdings"/>
         <w:sz w:val="20"/>
       </w:rPr>
     </w:lvl>
@@ -17932,7 +18350,7 @@
         <w:ind w:left="2880" w:hanging="360"/>
       </w:pPr>
       <w:rPr>
-        <w:rFonts w:ascii="Wingdings" w:hAnsi="Wingdings" w:hint="default"/>
+        <w:rFonts w:hint="default" w:ascii="Wingdings" w:hAnsi="Wingdings"/>
         <w:sz w:val="20"/>
       </w:rPr>
     </w:lvl>
@@ -17948,7 +18366,7 @@
         <w:ind w:left="3600" w:hanging="360"/>
       </w:pPr>
       <w:rPr>
-        <w:rFonts w:ascii="Wingdings" w:hAnsi="Wingdings" w:hint="default"/>
+        <w:rFonts w:hint="default" w:ascii="Wingdings" w:hAnsi="Wingdings"/>
         <w:sz w:val="20"/>
       </w:rPr>
     </w:lvl>
@@ -17964,7 +18382,7 @@
         <w:ind w:left="4320" w:hanging="360"/>
       </w:pPr>
       <w:rPr>
-        <w:rFonts w:ascii="Wingdings" w:hAnsi="Wingdings" w:hint="default"/>
+        <w:rFonts w:hint="default" w:ascii="Wingdings" w:hAnsi="Wingdings"/>
         <w:sz w:val="20"/>
       </w:rPr>
     </w:lvl>
@@ -17980,7 +18398,7 @@
         <w:ind w:left="5040" w:hanging="360"/>
       </w:pPr>
       <w:rPr>
-        <w:rFonts w:ascii="Wingdings" w:hAnsi="Wingdings" w:hint="default"/>
+        <w:rFonts w:hint="default" w:ascii="Wingdings" w:hAnsi="Wingdings"/>
         <w:sz w:val="20"/>
       </w:rPr>
     </w:lvl>
@@ -17996,7 +18414,7 @@
         <w:ind w:left="5760" w:hanging="360"/>
       </w:pPr>
       <w:rPr>
-        <w:rFonts w:ascii="Wingdings" w:hAnsi="Wingdings" w:hint="default"/>
+        <w:rFonts w:hint="default" w:ascii="Wingdings" w:hAnsi="Wingdings"/>
         <w:sz w:val="20"/>
       </w:rPr>
     </w:lvl>
@@ -18012,7 +18430,7 @@
         <w:ind w:left="6480" w:hanging="360"/>
       </w:pPr>
       <w:rPr>
-        <w:rFonts w:ascii="Wingdings" w:hAnsi="Wingdings" w:hint="default"/>
+        <w:rFonts w:hint="default" w:ascii="Wingdings" w:hAnsi="Wingdings"/>
         <w:sz w:val="20"/>
       </w:rPr>
     </w:lvl>
@@ -18033,7 +18451,7 @@
         <w:ind w:left="720" w:hanging="360"/>
       </w:pPr>
       <w:rPr>
-        <w:rFonts w:ascii="Symbol" w:hAnsi="Symbol" w:hint="default"/>
+        <w:rFonts w:hint="default" w:ascii="Symbol" w:hAnsi="Symbol"/>
         <w:sz w:val="20"/>
       </w:rPr>
     </w:lvl>
@@ -18049,7 +18467,7 @@
         <w:ind w:left="1440" w:hanging="360"/>
       </w:pPr>
       <w:rPr>
-        <w:rFonts w:ascii="Courier New" w:hAnsi="Courier New" w:hint="default"/>
+        <w:rFonts w:hint="default" w:ascii="Courier New" w:hAnsi="Courier New"/>
         <w:sz w:val="20"/>
       </w:rPr>
     </w:lvl>
@@ -18065,7 +18483,7 @@
         <w:ind w:left="2160" w:hanging="360"/>
       </w:pPr>
       <w:rPr>
-        <w:rFonts w:ascii="Wingdings" w:hAnsi="Wingdings" w:hint="default"/>
+        <w:rFonts w:hint="default" w:ascii="Wingdings" w:hAnsi="Wingdings"/>
         <w:sz w:val="20"/>
       </w:rPr>
     </w:lvl>
@@ -18081,7 +18499,7 @@
         <w:ind w:left="2880" w:hanging="360"/>
       </w:pPr>
       <w:rPr>
-        <w:rFonts w:ascii="Wingdings" w:hAnsi="Wingdings" w:hint="default"/>
+        <w:rFonts w:hint="default" w:ascii="Wingdings" w:hAnsi="Wingdings"/>
         <w:sz w:val="20"/>
       </w:rPr>
     </w:lvl>
@@ -18097,7 +18515,7 @@
         <w:ind w:left="3600" w:hanging="360"/>
       </w:pPr>
       <w:rPr>
-        <w:rFonts w:ascii="Wingdings" w:hAnsi="Wingdings" w:hint="default"/>
+        <w:rFonts w:hint="default" w:ascii="Wingdings" w:hAnsi="Wingdings"/>
         <w:sz w:val="20"/>
       </w:rPr>
     </w:lvl>
@@ -18113,7 +18531,7 @@
         <w:ind w:left="4320" w:hanging="360"/>
       </w:pPr>
       <w:rPr>
-        <w:rFonts w:ascii="Wingdings" w:hAnsi="Wingdings" w:hint="default"/>
+        <w:rFonts w:hint="default" w:ascii="Wingdings" w:hAnsi="Wingdings"/>
         <w:sz w:val="20"/>
       </w:rPr>
     </w:lvl>
@@ -18129,7 +18547,7 @@
         <w:ind w:left="5040" w:hanging="360"/>
       </w:pPr>
       <w:rPr>
-        <w:rFonts w:ascii="Wingdings" w:hAnsi="Wingdings" w:hint="default"/>
+        <w:rFonts w:hint="default" w:ascii="Wingdings" w:hAnsi="Wingdings"/>
         <w:sz w:val="20"/>
       </w:rPr>
     </w:lvl>
@@ -18145,7 +18563,7 @@
         <w:ind w:left="5760" w:hanging="360"/>
       </w:pPr>
       <w:rPr>
-        <w:rFonts w:ascii="Wingdings" w:hAnsi="Wingdings" w:hint="default"/>
+        <w:rFonts w:hint="default" w:ascii="Wingdings" w:hAnsi="Wingdings"/>
         <w:sz w:val="20"/>
       </w:rPr>
     </w:lvl>
@@ -18161,7 +18579,7 @@
         <w:ind w:left="6480" w:hanging="360"/>
       </w:pPr>
       <w:rPr>
-        <w:rFonts w:ascii="Wingdings" w:hAnsi="Wingdings" w:hint="default"/>
+        <w:rFonts w:hint="default" w:ascii="Wingdings" w:hAnsi="Wingdings"/>
         <w:sz w:val="20"/>
       </w:rPr>
     </w:lvl>
@@ -18182,7 +18600,7 @@
         <w:ind w:left="720" w:hanging="360"/>
       </w:pPr>
       <w:rPr>
-        <w:rFonts w:ascii="Symbol" w:hAnsi="Symbol" w:hint="default"/>
+        <w:rFonts w:hint="default" w:ascii="Symbol" w:hAnsi="Symbol"/>
         <w:sz w:val="20"/>
       </w:rPr>
     </w:lvl>
@@ -18198,7 +18616,7 @@
         <w:ind w:left="1440" w:hanging="360"/>
       </w:pPr>
       <w:rPr>
-        <w:rFonts w:ascii="Courier New" w:hAnsi="Courier New" w:hint="default"/>
+        <w:rFonts w:hint="default" w:ascii="Courier New" w:hAnsi="Courier New"/>
         <w:sz w:val="20"/>
       </w:rPr>
     </w:lvl>
@@ -18214,7 +18632,7 @@
         <w:ind w:left="2160" w:hanging="360"/>
       </w:pPr>
       <w:rPr>
-        <w:rFonts w:ascii="Wingdings" w:hAnsi="Wingdings" w:hint="default"/>
+        <w:rFonts w:hint="default" w:ascii="Wingdings" w:hAnsi="Wingdings"/>
         <w:sz w:val="20"/>
       </w:rPr>
     </w:lvl>
@@ -18230,7 +18648,7 @@
         <w:ind w:left="2880" w:hanging="360"/>
       </w:pPr>
       <w:rPr>
-        <w:rFonts w:ascii="Wingdings" w:hAnsi="Wingdings" w:hint="default"/>
+        <w:rFonts w:hint="default" w:ascii="Wingdings" w:hAnsi="Wingdings"/>
         <w:sz w:val="20"/>
       </w:rPr>
     </w:lvl>
@@ -18246,7 +18664,7 @@
         <w:ind w:left="3600" w:hanging="360"/>
       </w:pPr>
       <w:rPr>
-        <w:rFonts w:ascii="Wingdings" w:hAnsi="Wingdings" w:hint="default"/>
+        <w:rFonts w:hint="default" w:ascii="Wingdings" w:hAnsi="Wingdings"/>
         <w:sz w:val="20"/>
       </w:rPr>
     </w:lvl>
@@ -18262,7 +18680,7 @@
         <w:ind w:left="4320" w:hanging="360"/>
       </w:pPr>
       <w:rPr>
-        <w:rFonts w:ascii="Wingdings" w:hAnsi="Wingdings" w:hint="default"/>
+        <w:rFonts w:hint="default" w:ascii="Wingdings" w:hAnsi="Wingdings"/>
         <w:sz w:val="20"/>
       </w:rPr>
     </w:lvl>
@@ -18278,7 +18696,7 @@
         <w:ind w:left="5040" w:hanging="360"/>
       </w:pPr>
       <w:rPr>
-        <w:rFonts w:ascii="Wingdings" w:hAnsi="Wingdings" w:hint="default"/>
+        <w:rFonts w:hint="default" w:ascii="Wingdings" w:hAnsi="Wingdings"/>
         <w:sz w:val="20"/>
       </w:rPr>
     </w:lvl>
@@ -18294,7 +18712,7 @@
         <w:ind w:left="5760" w:hanging="360"/>
       </w:pPr>
       <w:rPr>
-        <w:rFonts w:ascii="Wingdings" w:hAnsi="Wingdings" w:hint="default"/>
+        <w:rFonts w:hint="default" w:ascii="Wingdings" w:hAnsi="Wingdings"/>
         <w:sz w:val="20"/>
       </w:rPr>
     </w:lvl>
@@ -18310,7 +18728,7 @@
         <w:ind w:left="6480" w:hanging="360"/>
       </w:pPr>
       <w:rPr>
-        <w:rFonts w:ascii="Wingdings" w:hAnsi="Wingdings" w:hint="default"/>
+        <w:rFonts w:hint="default" w:ascii="Wingdings" w:hAnsi="Wingdings"/>
         <w:sz w:val="20"/>
       </w:rPr>
     </w:lvl>
@@ -18331,7 +18749,7 @@
         <w:ind w:left="720" w:hanging="360"/>
       </w:pPr>
       <w:rPr>
-        <w:rFonts w:ascii="Symbol" w:hAnsi="Symbol" w:hint="default"/>
+        <w:rFonts w:hint="default" w:ascii="Symbol" w:hAnsi="Symbol"/>
         <w:sz w:val="20"/>
       </w:rPr>
     </w:lvl>
@@ -18347,7 +18765,7 @@
         <w:ind w:left="1440" w:hanging="360"/>
       </w:pPr>
       <w:rPr>
-        <w:rFonts w:ascii="Courier New" w:hAnsi="Courier New" w:hint="default"/>
+        <w:rFonts w:hint="default" w:ascii="Courier New" w:hAnsi="Courier New"/>
         <w:sz w:val="20"/>
       </w:rPr>
     </w:lvl>
@@ -18363,7 +18781,7 @@
         <w:ind w:left="2160" w:hanging="360"/>
       </w:pPr>
       <w:rPr>
-        <w:rFonts w:ascii="Wingdings" w:hAnsi="Wingdings" w:hint="default"/>
+        <w:rFonts w:hint="default" w:ascii="Wingdings" w:hAnsi="Wingdings"/>
         <w:sz w:val="20"/>
       </w:rPr>
     </w:lvl>
@@ -18379,7 +18797,7 @@
         <w:ind w:left="2880" w:hanging="360"/>
       </w:pPr>
       <w:rPr>
-        <w:rFonts w:ascii="Wingdings" w:hAnsi="Wingdings" w:hint="default"/>
+        <w:rFonts w:hint="default" w:ascii="Wingdings" w:hAnsi="Wingdings"/>
         <w:sz w:val="20"/>
       </w:rPr>
     </w:lvl>
@@ -18395,7 +18813,7 @@
         <w:ind w:left="3600" w:hanging="360"/>
       </w:pPr>
       <w:rPr>
-        <w:rFonts w:ascii="Wingdings" w:hAnsi="Wingdings" w:hint="default"/>
+        <w:rFonts w:hint="default" w:ascii="Wingdings" w:hAnsi="Wingdings"/>
         <w:sz w:val="20"/>
       </w:rPr>
     </w:lvl>
@@ -18411,7 +18829,7 @@
         <w:ind w:left="4320" w:hanging="360"/>
       </w:pPr>
       <w:rPr>
-        <w:rFonts w:ascii="Wingdings" w:hAnsi="Wingdings" w:hint="default"/>
+        <w:rFonts w:hint="default" w:ascii="Wingdings" w:hAnsi="Wingdings"/>
         <w:sz w:val="20"/>
       </w:rPr>
     </w:lvl>
@@ -18427,7 +18845,7 @@
         <w:ind w:left="5040" w:hanging="360"/>
       </w:pPr>
       <w:rPr>
-        <w:rFonts w:ascii="Wingdings" w:hAnsi="Wingdings" w:hint="default"/>
+        <w:rFonts w:hint="default" w:ascii="Wingdings" w:hAnsi="Wingdings"/>
         <w:sz w:val="20"/>
       </w:rPr>
     </w:lvl>
@@ -18443,7 +18861,7 @@
         <w:ind w:left="5760" w:hanging="360"/>
       </w:pPr>
       <w:rPr>
-        <w:rFonts w:ascii="Wingdings" w:hAnsi="Wingdings" w:hint="default"/>
+        <w:rFonts w:hint="default" w:ascii="Wingdings" w:hAnsi="Wingdings"/>
         <w:sz w:val="20"/>
       </w:rPr>
     </w:lvl>
@@ -18459,7 +18877,7 @@
         <w:ind w:left="6480" w:hanging="360"/>
       </w:pPr>
       <w:rPr>
-        <w:rFonts w:ascii="Wingdings" w:hAnsi="Wingdings" w:hint="default"/>
+        <w:rFonts w:hint="default" w:ascii="Wingdings" w:hAnsi="Wingdings"/>
         <w:sz w:val="20"/>
       </w:rPr>
     </w:lvl>
@@ -18480,7 +18898,7 @@
         <w:ind w:left="720" w:hanging="360"/>
       </w:pPr>
       <w:rPr>
-        <w:rFonts w:ascii="Symbol" w:hAnsi="Symbol" w:hint="default"/>
+        <w:rFonts w:hint="default" w:ascii="Symbol" w:hAnsi="Symbol"/>
         <w:sz w:val="20"/>
       </w:rPr>
     </w:lvl>
@@ -18496,7 +18914,7 @@
         <w:ind w:left="1440" w:hanging="360"/>
       </w:pPr>
       <w:rPr>
-        <w:rFonts w:ascii="Courier New" w:hAnsi="Courier New" w:hint="default"/>
+        <w:rFonts w:hint="default" w:ascii="Courier New" w:hAnsi="Courier New"/>
         <w:sz w:val="20"/>
       </w:rPr>
     </w:lvl>
@@ -18512,7 +18930,7 @@
         <w:ind w:left="2160" w:hanging="360"/>
       </w:pPr>
       <w:rPr>
-        <w:rFonts w:ascii="Wingdings" w:hAnsi="Wingdings" w:hint="default"/>
+        <w:rFonts w:hint="default" w:ascii="Wingdings" w:hAnsi="Wingdings"/>
         <w:sz w:val="20"/>
       </w:rPr>
     </w:lvl>
@@ -18528,7 +18946,7 @@
         <w:ind w:left="2880" w:hanging="360"/>
       </w:pPr>
       <w:rPr>
-        <w:rFonts w:ascii="Wingdings" w:hAnsi="Wingdings" w:hint="default"/>
+        <w:rFonts w:hint="default" w:ascii="Wingdings" w:hAnsi="Wingdings"/>
         <w:sz w:val="20"/>
       </w:rPr>
     </w:lvl>
@@ -18544,7 +18962,7 @@
         <w:ind w:left="3600" w:hanging="360"/>
       </w:pPr>
       <w:rPr>
-        <w:rFonts w:ascii="Wingdings" w:hAnsi="Wingdings" w:hint="default"/>
+        <w:rFonts w:hint="default" w:ascii="Wingdings" w:hAnsi="Wingdings"/>
         <w:sz w:val="20"/>
       </w:rPr>
     </w:lvl>
@@ -18560,7 +18978,7 @@
         <w:ind w:left="4320" w:hanging="360"/>
       </w:pPr>
       <w:rPr>
-        <w:rFonts w:ascii="Wingdings" w:hAnsi="Wingdings" w:hint="default"/>
+        <w:rFonts w:hint="default" w:ascii="Wingdings" w:hAnsi="Wingdings"/>
         <w:sz w:val="20"/>
       </w:rPr>
     </w:lvl>
@@ -18576,7 +18994,7 @@
         <w:ind w:left="5040" w:hanging="360"/>
       </w:pPr>
       <w:rPr>
-        <w:rFonts w:ascii="Wingdings" w:hAnsi="Wingdings" w:hint="default"/>
+        <w:rFonts w:hint="default" w:ascii="Wingdings" w:hAnsi="Wingdings"/>
         <w:sz w:val="20"/>
       </w:rPr>
     </w:lvl>
@@ -18592,7 +19010,7 @@
         <w:ind w:left="5760" w:hanging="360"/>
       </w:pPr>
       <w:rPr>
-        <w:rFonts w:ascii="Wingdings" w:hAnsi="Wingdings" w:hint="default"/>
+        <w:rFonts w:hint="default" w:ascii="Wingdings" w:hAnsi="Wingdings"/>
         <w:sz w:val="20"/>
       </w:rPr>
     </w:lvl>
@@ -18608,7 +19026,7 @@
         <w:ind w:left="6480" w:hanging="360"/>
       </w:pPr>
       <w:rPr>
-        <w:rFonts w:ascii="Wingdings" w:hAnsi="Wingdings" w:hint="default"/>
+        <w:rFonts w:hint="default" w:ascii="Wingdings" w:hAnsi="Wingdings"/>
         <w:sz w:val="20"/>
       </w:rPr>
     </w:lvl>
@@ -18629,7 +19047,7 @@
         <w:ind w:left="720" w:hanging="360"/>
       </w:pPr>
       <w:rPr>
-        <w:rFonts w:ascii="Symbol" w:hAnsi="Symbol" w:hint="default"/>
+        <w:rFonts w:hint="default" w:ascii="Symbol" w:hAnsi="Symbol"/>
         <w:sz w:val="20"/>
       </w:rPr>
     </w:lvl>
@@ -18645,7 +19063,7 @@
         <w:ind w:left="1440" w:hanging="360"/>
       </w:pPr>
       <w:rPr>
-        <w:rFonts w:ascii="Courier New" w:hAnsi="Courier New" w:hint="default"/>
+        <w:rFonts w:hint="default" w:ascii="Courier New" w:hAnsi="Courier New"/>
         <w:sz w:val="20"/>
       </w:rPr>
     </w:lvl>
@@ -18661,7 +19079,7 @@
         <w:ind w:left="2160" w:hanging="360"/>
       </w:pPr>
       <w:rPr>
-        <w:rFonts w:ascii="Wingdings" w:hAnsi="Wingdings" w:hint="default"/>
+        <w:rFonts w:hint="default" w:ascii="Wingdings" w:hAnsi="Wingdings"/>
         <w:sz w:val="20"/>
       </w:rPr>
     </w:lvl>
@@ -18677,7 +19095,7 @@
         <w:ind w:left="2880" w:hanging="360"/>
       </w:pPr>
       <w:rPr>
-        <w:rFonts w:ascii="Wingdings" w:hAnsi="Wingdings" w:hint="default"/>
+        <w:rFonts w:hint="default" w:ascii="Wingdings" w:hAnsi="Wingdings"/>
         <w:sz w:val="20"/>
       </w:rPr>
     </w:lvl>
@@ -18693,7 +19111,7 @@
         <w:ind w:left="3600" w:hanging="360"/>
       </w:pPr>
       <w:rPr>
-        <w:rFonts w:ascii="Wingdings" w:hAnsi="Wingdings" w:hint="default"/>
+        <w:rFonts w:hint="default" w:ascii="Wingdings" w:hAnsi="Wingdings"/>
         <w:sz w:val="20"/>
       </w:rPr>
     </w:lvl>
@@ -18709,7 +19127,7 @@
         <w:ind w:left="4320" w:hanging="360"/>
       </w:pPr>
       <w:rPr>
-        <w:rFonts w:ascii="Wingdings" w:hAnsi="Wingdings" w:hint="default"/>
+        <w:rFonts w:hint="default" w:ascii="Wingdings" w:hAnsi="Wingdings"/>
         <w:sz w:val="20"/>
       </w:rPr>
     </w:lvl>
@@ -18725,7 +19143,7 @@
         <w:ind w:left="5040" w:hanging="360"/>
       </w:pPr>
       <w:rPr>
-        <w:rFonts w:ascii="Wingdings" w:hAnsi="Wingdings" w:hint="default"/>
+        <w:rFonts w:hint="default" w:ascii="Wingdings" w:hAnsi="Wingdings"/>
         <w:sz w:val="20"/>
       </w:rPr>
     </w:lvl>
@@ -18741,7 +19159,7 @@
         <w:ind w:left="5760" w:hanging="360"/>
       </w:pPr>
       <w:rPr>
-        <w:rFonts w:ascii="Wingdings" w:hAnsi="Wingdings" w:hint="default"/>
+        <w:rFonts w:hint="default" w:ascii="Wingdings" w:hAnsi="Wingdings"/>
         <w:sz w:val="20"/>
       </w:rPr>
     </w:lvl>
@@ -18757,7 +19175,7 @@
         <w:ind w:left="6480" w:hanging="360"/>
       </w:pPr>
       <w:rPr>
-        <w:rFonts w:ascii="Wingdings" w:hAnsi="Wingdings" w:hint="default"/>
+        <w:rFonts w:hint="default" w:ascii="Wingdings" w:hAnsi="Wingdings"/>
         <w:sz w:val="20"/>
       </w:rPr>
     </w:lvl>
@@ -18891,7 +19309,7 @@
         <w:ind w:left="720" w:hanging="360"/>
       </w:pPr>
       <w:rPr>
-        <w:rFonts w:ascii="Symbol" w:hAnsi="Symbol" w:hint="default"/>
+        <w:rFonts w:hint="default" w:ascii="Symbol" w:hAnsi="Symbol"/>
         <w:sz w:val="20"/>
       </w:rPr>
     </w:lvl>
@@ -18907,7 +19325,7 @@
         <w:ind w:left="1440" w:hanging="360"/>
       </w:pPr>
       <w:rPr>
-        <w:rFonts w:ascii="Courier New" w:hAnsi="Courier New" w:hint="default"/>
+        <w:rFonts w:hint="default" w:ascii="Courier New" w:hAnsi="Courier New"/>
         <w:sz w:val="20"/>
       </w:rPr>
     </w:lvl>
@@ -18923,7 +19341,7 @@
         <w:ind w:left="2160" w:hanging="360"/>
       </w:pPr>
       <w:rPr>
-        <w:rFonts w:ascii="Wingdings" w:hAnsi="Wingdings" w:hint="default"/>
+        <w:rFonts w:hint="default" w:ascii="Wingdings" w:hAnsi="Wingdings"/>
         <w:sz w:val="20"/>
       </w:rPr>
     </w:lvl>
@@ -18939,7 +19357,7 @@
         <w:ind w:left="2880" w:hanging="360"/>
       </w:pPr>
       <w:rPr>
-        <w:rFonts w:ascii="Wingdings" w:hAnsi="Wingdings" w:hint="default"/>
+        <w:rFonts w:hint="default" w:ascii="Wingdings" w:hAnsi="Wingdings"/>
         <w:sz w:val="20"/>
       </w:rPr>
     </w:lvl>
@@ -18955,7 +19373,7 @@
         <w:ind w:left="3600" w:hanging="360"/>
       </w:pPr>
       <w:rPr>
-        <w:rFonts w:ascii="Wingdings" w:hAnsi="Wingdings" w:hint="default"/>
+        <w:rFonts w:hint="default" w:ascii="Wingdings" w:hAnsi="Wingdings"/>
         <w:sz w:val="20"/>
       </w:rPr>
     </w:lvl>
@@ -18971,7 +19389,7 @@
         <w:ind w:left="4320" w:hanging="360"/>
       </w:pPr>
       <w:rPr>
-        <w:rFonts w:ascii="Wingdings" w:hAnsi="Wingdings" w:hint="default"/>
+        <w:rFonts w:hint="default" w:ascii="Wingdings" w:hAnsi="Wingdings"/>
         <w:sz w:val="20"/>
       </w:rPr>
     </w:lvl>
@@ -18987,7 +19405,7 @@
         <w:ind w:left="5040" w:hanging="360"/>
       </w:pPr>
       <w:rPr>
-        <w:rFonts w:ascii="Wingdings" w:hAnsi="Wingdings" w:hint="default"/>
+        <w:rFonts w:hint="default" w:ascii="Wingdings" w:hAnsi="Wingdings"/>
         <w:sz w:val="20"/>
       </w:rPr>
     </w:lvl>
@@ -19003,7 +19421,7 @@
         <w:ind w:left="5760" w:hanging="360"/>
       </w:pPr>
       <w:rPr>
-        <w:rFonts w:ascii="Wingdings" w:hAnsi="Wingdings" w:hint="default"/>
+        <w:rFonts w:hint="default" w:ascii="Wingdings" w:hAnsi="Wingdings"/>
         <w:sz w:val="20"/>
       </w:rPr>
     </w:lvl>
@@ -19019,7 +19437,7 @@
         <w:ind w:left="6480" w:hanging="360"/>
       </w:pPr>
       <w:rPr>
-        <w:rFonts w:ascii="Wingdings" w:hAnsi="Wingdings" w:hint="default"/>
+        <w:rFonts w:hint="default" w:ascii="Wingdings" w:hAnsi="Wingdings"/>
         <w:sz w:val="20"/>
       </w:rPr>
     </w:lvl>
@@ -19040,7 +19458,7 @@
         <w:ind w:left="720" w:hanging="360"/>
       </w:pPr>
       <w:rPr>
-        <w:rFonts w:ascii="Symbol" w:hAnsi="Symbol" w:hint="default"/>
+        <w:rFonts w:hint="default" w:ascii="Symbol" w:hAnsi="Symbol"/>
         <w:sz w:val="20"/>
       </w:rPr>
     </w:lvl>
@@ -19056,7 +19474,7 @@
         <w:ind w:left="1440" w:hanging="360"/>
       </w:pPr>
       <w:rPr>
-        <w:rFonts w:ascii="Courier New" w:hAnsi="Courier New" w:hint="default"/>
+        <w:rFonts w:hint="default" w:ascii="Courier New" w:hAnsi="Courier New"/>
         <w:sz w:val="20"/>
       </w:rPr>
     </w:lvl>
@@ -19072,7 +19490,7 @@
         <w:ind w:left="2160" w:hanging="360"/>
       </w:pPr>
       <w:rPr>
-        <w:rFonts w:ascii="Wingdings" w:hAnsi="Wingdings" w:hint="default"/>
+        <w:rFonts w:hint="default" w:ascii="Wingdings" w:hAnsi="Wingdings"/>
         <w:sz w:val="20"/>
       </w:rPr>
     </w:lvl>
@@ -19088,7 +19506,7 @@
         <w:ind w:left="2880" w:hanging="360"/>
       </w:pPr>
       <w:rPr>
-        <w:rFonts w:ascii="Wingdings" w:hAnsi="Wingdings" w:hint="default"/>
+        <w:rFonts w:hint="default" w:ascii="Wingdings" w:hAnsi="Wingdings"/>
         <w:sz w:val="20"/>
       </w:rPr>
     </w:lvl>
@@ -19104,7 +19522,7 @@
         <w:ind w:left="3600" w:hanging="360"/>
       </w:pPr>
       <w:rPr>
-        <w:rFonts w:ascii="Wingdings" w:hAnsi="Wingdings" w:hint="default"/>
+        <w:rFonts w:hint="default" w:ascii="Wingdings" w:hAnsi="Wingdings"/>
         <w:sz w:val="20"/>
       </w:rPr>
     </w:lvl>
@@ -19120,7 +19538,7 @@
         <w:ind w:left="4320" w:hanging="360"/>
       </w:pPr>
       <w:rPr>
-        <w:rFonts w:ascii="Wingdings" w:hAnsi="Wingdings" w:hint="default"/>
+        <w:rFonts w:hint="default" w:ascii="Wingdings" w:hAnsi="Wingdings"/>
         <w:sz w:val="20"/>
       </w:rPr>
     </w:lvl>
@@ -19136,7 +19554,7 @@
         <w:ind w:left="5040" w:hanging="360"/>
       </w:pPr>
       <w:rPr>
-        <w:rFonts w:ascii="Wingdings" w:hAnsi="Wingdings" w:hint="default"/>
+        <w:rFonts w:hint="default" w:ascii="Wingdings" w:hAnsi="Wingdings"/>
         <w:sz w:val="20"/>
       </w:rPr>
     </w:lvl>
@@ -19152,7 +19570,7 @@
         <w:ind w:left="5760" w:hanging="360"/>
       </w:pPr>
       <w:rPr>
-        <w:rFonts w:ascii="Wingdings" w:hAnsi="Wingdings" w:hint="default"/>
+        <w:rFonts w:hint="default" w:ascii="Wingdings" w:hAnsi="Wingdings"/>
         <w:sz w:val="20"/>
       </w:rPr>
     </w:lvl>
@@ -19168,7 +19586,7 @@
         <w:ind w:left="6480" w:hanging="360"/>
       </w:pPr>
       <w:rPr>
-        <w:rFonts w:ascii="Wingdings" w:hAnsi="Wingdings" w:hint="default"/>
+        <w:rFonts w:hint="default" w:ascii="Wingdings" w:hAnsi="Wingdings"/>
         <w:sz w:val="20"/>
       </w:rPr>
     </w:lvl>
@@ -19275,7 +19693,7 @@
         <w:ind w:left="720" w:hanging="360"/>
       </w:pPr>
       <w:rPr>
-        <w:rFonts w:ascii="Symbol" w:hAnsi="Symbol" w:hint="default"/>
+        <w:rFonts w:hint="default" w:ascii="Symbol" w:hAnsi="Symbol"/>
         <w:sz w:val="20"/>
       </w:rPr>
     </w:lvl>
@@ -19291,7 +19709,7 @@
         <w:ind w:left="1440" w:hanging="360"/>
       </w:pPr>
       <w:rPr>
-        <w:rFonts w:ascii="Courier New" w:hAnsi="Courier New" w:hint="default"/>
+        <w:rFonts w:hint="default" w:ascii="Courier New" w:hAnsi="Courier New"/>
         <w:sz w:val="20"/>
       </w:rPr>
     </w:lvl>
@@ -19307,7 +19725,7 @@
         <w:ind w:left="2160" w:hanging="360"/>
       </w:pPr>
       <w:rPr>
-        <w:rFonts w:ascii="Wingdings" w:hAnsi="Wingdings" w:hint="default"/>
+        <w:rFonts w:hint="default" w:ascii="Wingdings" w:hAnsi="Wingdings"/>
         <w:sz w:val="20"/>
       </w:rPr>
     </w:lvl>
@@ -19323,7 +19741,7 @@
         <w:ind w:left="2880" w:hanging="360"/>
       </w:pPr>
       <w:rPr>
-        <w:rFonts w:ascii="Wingdings" w:hAnsi="Wingdings" w:hint="default"/>
+        <w:rFonts w:hint="default" w:ascii="Wingdings" w:hAnsi="Wingdings"/>
         <w:sz w:val="20"/>
       </w:rPr>
     </w:lvl>
@@ -19339,7 +19757,7 @@
         <w:ind w:left="3600" w:hanging="360"/>
       </w:pPr>
       <w:rPr>
-        <w:rFonts w:ascii="Wingdings" w:hAnsi="Wingdings" w:hint="default"/>
+        <w:rFonts w:hint="default" w:ascii="Wingdings" w:hAnsi="Wingdings"/>
         <w:sz w:val="20"/>
       </w:rPr>
     </w:lvl>
@@ -19355,7 +19773,7 @@
         <w:ind w:left="4320" w:hanging="360"/>
       </w:pPr>
       <w:rPr>
-        <w:rFonts w:ascii="Wingdings" w:hAnsi="Wingdings" w:hint="default"/>
+        <w:rFonts w:hint="default" w:ascii="Wingdings" w:hAnsi="Wingdings"/>
         <w:sz w:val="20"/>
       </w:rPr>
     </w:lvl>
@@ -19371,7 +19789,7 @@
         <w:ind w:left="5040" w:hanging="360"/>
       </w:pPr>
       <w:rPr>
-        <w:rFonts w:ascii="Wingdings" w:hAnsi="Wingdings" w:hint="default"/>
+        <w:rFonts w:hint="default" w:ascii="Wingdings" w:hAnsi="Wingdings"/>
         <w:sz w:val="20"/>
       </w:rPr>
     </w:lvl>
@@ -19387,7 +19805,7 @@
         <w:ind w:left="5760" w:hanging="360"/>
       </w:pPr>
       <w:rPr>
-        <w:rFonts w:ascii="Wingdings" w:hAnsi="Wingdings" w:hint="default"/>
+        <w:rFonts w:hint="default" w:ascii="Wingdings" w:hAnsi="Wingdings"/>
         <w:sz w:val="20"/>
       </w:rPr>
     </w:lvl>
@@ -19403,7 +19821,7 @@
         <w:ind w:left="6480" w:hanging="360"/>
       </w:pPr>
       <w:rPr>
-        <w:rFonts w:ascii="Wingdings" w:hAnsi="Wingdings" w:hint="default"/>
+        <w:rFonts w:hint="default" w:ascii="Wingdings" w:hAnsi="Wingdings"/>
         <w:sz w:val="20"/>
       </w:rPr>
     </w:lvl>
@@ -19424,7 +19842,7 @@
         <w:ind w:left="720" w:hanging="360"/>
       </w:pPr>
       <w:rPr>
-        <w:rFonts w:ascii="Symbol" w:hAnsi="Symbol" w:hint="default"/>
+        <w:rFonts w:hint="default" w:ascii="Symbol" w:hAnsi="Symbol"/>
         <w:sz w:val="20"/>
       </w:rPr>
     </w:lvl>
@@ -19440,7 +19858,7 @@
         <w:ind w:left="1440" w:hanging="360"/>
       </w:pPr>
       <w:rPr>
-        <w:rFonts w:ascii="Courier New" w:hAnsi="Courier New" w:hint="default"/>
+        <w:rFonts w:hint="default" w:ascii="Courier New" w:hAnsi="Courier New"/>
         <w:sz w:val="20"/>
       </w:rPr>
     </w:lvl>
@@ -19456,7 +19874,7 @@
         <w:ind w:left="2160" w:hanging="360"/>
       </w:pPr>
       <w:rPr>
-        <w:rFonts w:ascii="Wingdings" w:hAnsi="Wingdings" w:hint="default"/>
+        <w:rFonts w:hint="default" w:ascii="Wingdings" w:hAnsi="Wingdings"/>
         <w:sz w:val="20"/>
       </w:rPr>
     </w:lvl>
@@ -19472,7 +19890,7 @@
         <w:ind w:left="2880" w:hanging="360"/>
       </w:pPr>
       <w:rPr>
-        <w:rFonts w:ascii="Wingdings" w:hAnsi="Wingdings" w:hint="default"/>
+        <w:rFonts w:hint="default" w:ascii="Wingdings" w:hAnsi="Wingdings"/>
         <w:sz w:val="20"/>
       </w:rPr>
     </w:lvl>
@@ -19488,7 +19906,7 @@
         <w:ind w:left="3600" w:hanging="360"/>
       </w:pPr>
       <w:rPr>
-        <w:rFonts w:ascii="Wingdings" w:hAnsi="Wingdings" w:hint="default"/>
+        <w:rFonts w:hint="default" w:ascii="Wingdings" w:hAnsi="Wingdings"/>
         <w:sz w:val="20"/>
       </w:rPr>
     </w:lvl>
@@ -19504,7 +19922,7 @@
         <w:ind w:left="4320" w:hanging="360"/>
       </w:pPr>
       <w:rPr>
-        <w:rFonts w:ascii="Wingdings" w:hAnsi="Wingdings" w:hint="default"/>
+        <w:rFonts w:hint="default" w:ascii="Wingdings" w:hAnsi="Wingdings"/>
         <w:sz w:val="20"/>
       </w:rPr>
     </w:lvl>
@@ -19520,7 +19938,7 @@
         <w:ind w:left="5040" w:hanging="360"/>
       </w:pPr>
       <w:rPr>
-        <w:rFonts w:ascii="Wingdings" w:hAnsi="Wingdings" w:hint="default"/>
+        <w:rFonts w:hint="default" w:ascii="Wingdings" w:hAnsi="Wingdings"/>
         <w:sz w:val="20"/>
       </w:rPr>
     </w:lvl>
@@ -19536,7 +19954,7 @@
         <w:ind w:left="5760" w:hanging="360"/>
       </w:pPr>
       <w:rPr>
-        <w:rFonts w:ascii="Wingdings" w:hAnsi="Wingdings" w:hint="default"/>
+        <w:rFonts w:hint="default" w:ascii="Wingdings" w:hAnsi="Wingdings"/>
         <w:sz w:val="20"/>
       </w:rPr>
     </w:lvl>
@@ -19552,7 +19970,7 @@
         <w:ind w:left="6480" w:hanging="360"/>
       </w:pPr>
       <w:rPr>
-        <w:rFonts w:ascii="Wingdings" w:hAnsi="Wingdings" w:hint="default"/>
+        <w:rFonts w:hint="default" w:ascii="Wingdings" w:hAnsi="Wingdings"/>
         <w:sz w:val="20"/>
       </w:rPr>
     </w:lvl>
@@ -19573,7 +19991,7 @@
         <w:ind w:left="720" w:hanging="360"/>
       </w:pPr>
       <w:rPr>
-        <w:rFonts w:ascii="Symbol" w:hAnsi="Symbol" w:hint="default"/>
+        <w:rFonts w:hint="default" w:ascii="Symbol" w:hAnsi="Symbol"/>
         <w:sz w:val="20"/>
       </w:rPr>
     </w:lvl>
@@ -19589,7 +20007,7 @@
         <w:ind w:left="1440" w:hanging="360"/>
       </w:pPr>
       <w:rPr>
-        <w:rFonts w:ascii="Courier New" w:hAnsi="Courier New" w:hint="default"/>
+        <w:rFonts w:hint="default" w:ascii="Courier New" w:hAnsi="Courier New"/>
         <w:sz w:val="20"/>
       </w:rPr>
     </w:lvl>
@@ -19605,7 +20023,7 @@
         <w:ind w:left="2160" w:hanging="360"/>
       </w:pPr>
       <w:rPr>
-        <w:rFonts w:ascii="Wingdings" w:hAnsi="Wingdings" w:hint="default"/>
+        <w:rFonts w:hint="default" w:ascii="Wingdings" w:hAnsi="Wingdings"/>
         <w:sz w:val="20"/>
       </w:rPr>
     </w:lvl>
@@ -19621,7 +20039,7 @@
         <w:ind w:left="2880" w:hanging="360"/>
       </w:pPr>
       <w:rPr>
-        <w:rFonts w:ascii="Wingdings" w:hAnsi="Wingdings" w:hint="default"/>
+        <w:rFonts w:hint="default" w:ascii="Wingdings" w:hAnsi="Wingdings"/>
         <w:sz w:val="20"/>
       </w:rPr>
     </w:lvl>
@@ -19637,7 +20055,7 @@
         <w:ind w:left="3600" w:hanging="360"/>
       </w:pPr>
       <w:rPr>
-        <w:rFonts w:ascii="Wingdings" w:hAnsi="Wingdings" w:hint="default"/>
+        <w:rFonts w:hint="default" w:ascii="Wingdings" w:hAnsi="Wingdings"/>
         <w:sz w:val="20"/>
       </w:rPr>
     </w:lvl>
@@ -19653,7 +20071,7 @@
         <w:ind w:left="4320" w:hanging="360"/>
       </w:pPr>
       <w:rPr>
-        <w:rFonts w:ascii="Wingdings" w:hAnsi="Wingdings" w:hint="default"/>
+        <w:rFonts w:hint="default" w:ascii="Wingdings" w:hAnsi="Wingdings"/>
         <w:sz w:val="20"/>
       </w:rPr>
     </w:lvl>
@@ -19669,7 +20087,7 @@
         <w:ind w:left="5040" w:hanging="360"/>
       </w:pPr>
       <w:rPr>
-        <w:rFonts w:ascii="Wingdings" w:hAnsi="Wingdings" w:hint="default"/>
+        <w:rFonts w:hint="default" w:ascii="Wingdings" w:hAnsi="Wingdings"/>
         <w:sz w:val="20"/>
       </w:rPr>
     </w:lvl>
@@ -19685,7 +20103,7 @@
         <w:ind w:left="5760" w:hanging="360"/>
       </w:pPr>
       <w:rPr>
-        <w:rFonts w:ascii="Wingdings" w:hAnsi="Wingdings" w:hint="default"/>
+        <w:rFonts w:hint="default" w:ascii="Wingdings" w:hAnsi="Wingdings"/>
         <w:sz w:val="20"/>
       </w:rPr>
     </w:lvl>
@@ -19701,7 +20119,7 @@
         <w:ind w:left="6480" w:hanging="360"/>
       </w:pPr>
       <w:rPr>
-        <w:rFonts w:ascii="Wingdings" w:hAnsi="Wingdings" w:hint="default"/>
+        <w:rFonts w:hint="default" w:ascii="Wingdings" w:hAnsi="Wingdings"/>
         <w:sz w:val="20"/>
       </w:rPr>
     </w:lvl>
@@ -19722,7 +20140,7 @@
         <w:ind w:left="720" w:hanging="360"/>
       </w:pPr>
       <w:rPr>
-        <w:rFonts w:ascii="Symbol" w:hAnsi="Symbol" w:hint="default"/>
+        <w:rFonts w:hint="default" w:ascii="Symbol" w:hAnsi="Symbol"/>
         <w:sz w:val="20"/>
       </w:rPr>
     </w:lvl>
@@ -19738,7 +20156,7 @@
         <w:ind w:left="1440" w:hanging="360"/>
       </w:pPr>
       <w:rPr>
-        <w:rFonts w:ascii="Courier New" w:hAnsi="Courier New" w:hint="default"/>
+        <w:rFonts w:hint="default" w:ascii="Courier New" w:hAnsi="Courier New"/>
         <w:sz w:val="20"/>
       </w:rPr>
     </w:lvl>
@@ -19754,7 +20172,7 @@
         <w:ind w:left="2160" w:hanging="360"/>
       </w:pPr>
       <w:rPr>
-        <w:rFonts w:ascii="Wingdings" w:hAnsi="Wingdings" w:hint="default"/>
+        <w:rFonts w:hint="default" w:ascii="Wingdings" w:hAnsi="Wingdings"/>
         <w:sz w:val="20"/>
       </w:rPr>
     </w:lvl>
@@ -19770,7 +20188,7 @@
         <w:ind w:left="2880" w:hanging="360"/>
       </w:pPr>
       <w:rPr>
-        <w:rFonts w:ascii="Wingdings" w:hAnsi="Wingdings" w:hint="default"/>
+        <w:rFonts w:hint="default" w:ascii="Wingdings" w:hAnsi="Wingdings"/>
         <w:sz w:val="20"/>
       </w:rPr>
     </w:lvl>
@@ -19786,7 +20204,7 @@
         <w:ind w:left="3600" w:hanging="360"/>
       </w:pPr>
       <w:rPr>
-        <w:rFonts w:ascii="Wingdings" w:hAnsi="Wingdings" w:hint="default"/>
+        <w:rFonts w:hint="default" w:ascii="Wingdings" w:hAnsi="Wingdings"/>
         <w:sz w:val="20"/>
       </w:rPr>
     </w:lvl>
@@ -19802,7 +20220,7 @@
         <w:ind w:left="4320" w:hanging="360"/>
       </w:pPr>
       <w:rPr>
-        <w:rFonts w:ascii="Wingdings" w:hAnsi="Wingdings" w:hint="default"/>
+        <w:rFonts w:hint="default" w:ascii="Wingdings" w:hAnsi="Wingdings"/>
         <w:sz w:val="20"/>
       </w:rPr>
     </w:lvl>
@@ -19818,7 +20236,7 @@
         <w:ind w:left="5040" w:hanging="360"/>
       </w:pPr>
       <w:rPr>
-        <w:rFonts w:ascii="Wingdings" w:hAnsi="Wingdings" w:hint="default"/>
+        <w:rFonts w:hint="default" w:ascii="Wingdings" w:hAnsi="Wingdings"/>
         <w:sz w:val="20"/>
       </w:rPr>
     </w:lvl>
@@ -19834,7 +20252,7 @@
         <w:ind w:left="5760" w:hanging="360"/>
       </w:pPr>
       <w:rPr>
-        <w:rFonts w:ascii="Wingdings" w:hAnsi="Wingdings" w:hint="default"/>
+        <w:rFonts w:hint="default" w:ascii="Wingdings" w:hAnsi="Wingdings"/>
         <w:sz w:val="20"/>
       </w:rPr>
     </w:lvl>
@@ -19850,7 +20268,7 @@
         <w:ind w:left="6480" w:hanging="360"/>
       </w:pPr>
       <w:rPr>
-        <w:rFonts w:ascii="Wingdings" w:hAnsi="Wingdings" w:hint="default"/>
+        <w:rFonts w:hint="default" w:ascii="Wingdings" w:hAnsi="Wingdings"/>
         <w:sz w:val="20"/>
       </w:rPr>
     </w:lvl>
@@ -19985,7 +20403,7 @@
         <w:ind w:left="720" w:hanging="360"/>
       </w:pPr>
       <w:rPr>
-        <w:rFonts w:ascii="Symbol" w:hAnsi="Symbol" w:hint="default"/>
+        <w:rFonts w:hint="default" w:ascii="Symbol" w:hAnsi="Symbol"/>
         <w:sz w:val="20"/>
       </w:rPr>
     </w:lvl>
@@ -20001,7 +20419,7 @@
         <w:ind w:left="1440" w:hanging="360"/>
       </w:pPr>
       <w:rPr>
-        <w:rFonts w:ascii="Courier New" w:hAnsi="Courier New" w:hint="default"/>
+        <w:rFonts w:hint="default" w:ascii="Courier New" w:hAnsi="Courier New"/>
         <w:sz w:val="20"/>
       </w:rPr>
     </w:lvl>
@@ -20017,7 +20435,7 @@
         <w:ind w:left="2160" w:hanging="360"/>
       </w:pPr>
       <w:rPr>
-        <w:rFonts w:ascii="Wingdings" w:hAnsi="Wingdings" w:hint="default"/>
+        <w:rFonts w:hint="default" w:ascii="Wingdings" w:hAnsi="Wingdings"/>
         <w:sz w:val="20"/>
       </w:rPr>
     </w:lvl>
@@ -20033,7 +20451,7 @@
         <w:ind w:left="2880" w:hanging="360"/>
       </w:pPr>
       <w:rPr>
-        <w:rFonts w:ascii="Wingdings" w:hAnsi="Wingdings" w:hint="default"/>
+        <w:rFonts w:hint="default" w:ascii="Wingdings" w:hAnsi="Wingdings"/>
         <w:sz w:val="20"/>
       </w:rPr>
     </w:lvl>
@@ -20049,7 +20467,7 @@
         <w:ind w:left="3600" w:hanging="360"/>
       </w:pPr>
       <w:rPr>
-        <w:rFonts w:ascii="Wingdings" w:hAnsi="Wingdings" w:hint="default"/>
+        <w:rFonts w:hint="default" w:ascii="Wingdings" w:hAnsi="Wingdings"/>
         <w:sz w:val="20"/>
       </w:rPr>
     </w:lvl>
@@ -20065,7 +20483,7 @@
         <w:ind w:left="4320" w:hanging="360"/>
       </w:pPr>
       <w:rPr>
-        <w:rFonts w:ascii="Wingdings" w:hAnsi="Wingdings" w:hint="default"/>
+        <w:rFonts w:hint="default" w:ascii="Wingdings" w:hAnsi="Wingdings"/>
         <w:sz w:val="20"/>
       </w:rPr>
     </w:lvl>
@@ -20081,7 +20499,7 @@
         <w:ind w:left="5040" w:hanging="360"/>
       </w:pPr>
       <w:rPr>
-        <w:rFonts w:ascii="Wingdings" w:hAnsi="Wingdings" w:hint="default"/>
+        <w:rFonts w:hint="default" w:ascii="Wingdings" w:hAnsi="Wingdings"/>
         <w:sz w:val="20"/>
       </w:rPr>
     </w:lvl>
@@ -20097,7 +20515,7 @@
         <w:ind w:left="5760" w:hanging="360"/>
       </w:pPr>
       <w:rPr>
-        <w:rFonts w:ascii="Wingdings" w:hAnsi="Wingdings" w:hint="default"/>
+        <w:rFonts w:hint="default" w:ascii="Wingdings" w:hAnsi="Wingdings"/>
         <w:sz w:val="20"/>
       </w:rPr>
     </w:lvl>
@@ -20113,7 +20531,7 @@
         <w:ind w:left="6480" w:hanging="360"/>
       </w:pPr>
       <w:rPr>
-        <w:rFonts w:ascii="Wingdings" w:hAnsi="Wingdings" w:hint="default"/>
+        <w:rFonts w:hint="default" w:ascii="Wingdings" w:hAnsi="Wingdings"/>
         <w:sz w:val="20"/>
       </w:rPr>
     </w:lvl>
@@ -20369,11 +20787,11 @@
 </file>
 
 <file path=word/styles.xml><?xml version="1.0" encoding="utf-8"?>
-<w:styles xmlns:mc="http://schemas.openxmlformats.org/markup-compatibility/2006" xmlns:r="http://schemas.openxmlformats.org/officeDocument/2006/relationships" xmlns:w="http://schemas.openxmlformats.org/wordprocessingml/2006/main" xmlns:w14="http://schemas.microsoft.com/office/word/2010/wordml" xmlns:w15="http://schemas.microsoft.com/office/word/2012/wordml" xmlns:w16cex="http://schemas.microsoft.com/office/word/2018/wordml/cex" xmlns:w16cid="http://schemas.microsoft.com/office/word/2016/wordml/cid" xmlns:w16="http://schemas.microsoft.com/office/word/2018/wordml" xmlns:w16du="http://schemas.microsoft.com/office/word/2023/wordml/word16du" xmlns:w16sdtdh="http://schemas.microsoft.com/office/word/2020/wordml/sdtdatahash" xmlns:w16sdtfl="http://schemas.microsoft.com/office/word/2024/wordml/sdtformatlock" xmlns:w16se="http://schemas.microsoft.com/office/word/2015/wordml/symex" mc:Ignorable="w14 w15 w16se w16cid w16 w16cex w16sdtdh w16sdtfl w16du">
+<w:styles xmlns:wp14="http://schemas.microsoft.com/office/word/2010/wordprocessingDrawing" xmlns:mc="http://schemas.openxmlformats.org/markup-compatibility/2006" xmlns:r="http://schemas.openxmlformats.org/officeDocument/2006/relationships" xmlns:w="http://schemas.openxmlformats.org/wordprocessingml/2006/main" xmlns:w14="http://schemas.microsoft.com/office/word/2010/wordml" xmlns:w15="http://schemas.microsoft.com/office/word/2012/wordml" xmlns:w16cex="http://schemas.microsoft.com/office/word/2018/wordml/cex" xmlns:w16cid="http://schemas.microsoft.com/office/word/2016/wordml/cid" xmlns:w16="http://schemas.microsoft.com/office/word/2018/wordml" xmlns:w16du="http://schemas.microsoft.com/office/word/2023/wordml/word16du" xmlns:w16sdtdh="http://schemas.microsoft.com/office/word/2020/wordml/sdtdatahash" xmlns:w16sdtfl="http://schemas.microsoft.com/office/word/2024/wordml/sdtformatlock" xmlns:w16se="http://schemas.microsoft.com/office/word/2015/wordml/symex" mc:Ignorable="w14 w15 w16se w16cid w16 w16cex w16sdtdh w16sdtfl w16du wp14">
   <w:docDefaults>
     <w:rPrDefault>
       <w:rPr>
-        <w:rFonts w:ascii="Arial" w:eastAsia="Arial" w:hAnsi="Arial" w:cs="Arial"/>
+        <w:rFonts w:ascii="Arial" w:hAnsi="Arial" w:eastAsia="Arial" w:cs="Arial"/>
         <w:sz w:val="22"/>
         <w:szCs w:val="22"/>
         <w:lang w:val="es-CO" w:eastAsia="es-CO" w:bidi="ar-SA"/>
@@ -20388,14 +20806,14 @@
   <w:latentStyles w:defLockedState="0" w:defUIPriority="99" w:defSemiHidden="0" w:defUnhideWhenUsed="0" w:defQFormat="0" w:count="376">
     <w:lsdException w:name="Normal" w:uiPriority="0" w:qFormat="1"/>
     <w:lsdException w:name="heading 1" w:uiPriority="9" w:qFormat="1"/>
-    <w:lsdException w:name="heading 2" w:semiHidden="1" w:uiPriority="9" w:unhideWhenUsed="1" w:qFormat="1"/>
-    <w:lsdException w:name="heading 3" w:semiHidden="1" w:uiPriority="9" w:unhideWhenUsed="1" w:qFormat="1"/>
-    <w:lsdException w:name="heading 4" w:semiHidden="1" w:uiPriority="9" w:unhideWhenUsed="1" w:qFormat="1"/>
-    <w:lsdException w:name="heading 5" w:semiHidden="1" w:uiPriority="9" w:unhideWhenUsed="1" w:qFormat="1"/>
-    <w:lsdException w:name="heading 6" w:semiHidden="1" w:uiPriority="9" w:unhideWhenUsed="1" w:qFormat="1"/>
-    <w:lsdException w:name="heading 7" w:semiHidden="1" w:uiPriority="9" w:unhideWhenUsed="1" w:qFormat="1"/>
-    <w:lsdException w:name="heading 8" w:semiHidden="1" w:uiPriority="9" w:unhideWhenUsed="1" w:qFormat="1"/>
-    <w:lsdException w:name="heading 9" w:semiHidden="1" w:uiPriority="9" w:unhideWhenUsed="1" w:qFormat="1"/>
+    <w:lsdException w:name="heading 2" w:uiPriority="9" w:semiHidden="1" w:unhideWhenUsed="1" w:qFormat="1"/>
+    <w:lsdException w:name="heading 3" w:uiPriority="9" w:semiHidden="1" w:unhideWhenUsed="1" w:qFormat="1"/>
+    <w:lsdException w:name="heading 4" w:uiPriority="9" w:semiHidden="1" w:unhideWhenUsed="1" w:qFormat="1"/>
+    <w:lsdException w:name="heading 5" w:uiPriority="9" w:semiHidden="1" w:unhideWhenUsed="1" w:qFormat="1"/>
+    <w:lsdException w:name="heading 6" w:uiPriority="9" w:semiHidden="1" w:unhideWhenUsed="1" w:qFormat="1"/>
+    <w:lsdException w:name="heading 7" w:uiPriority="9" w:semiHidden="1" w:unhideWhenUsed="1" w:qFormat="1"/>
+    <w:lsdException w:name="heading 8" w:uiPriority="9" w:semiHidden="1" w:unhideWhenUsed="1" w:qFormat="1"/>
+    <w:lsdException w:name="heading 9" w:uiPriority="9" w:semiHidden="1" w:unhideWhenUsed="1" w:qFormat="1"/>
     <w:lsdException w:name="index 1" w:semiHidden="1" w:unhideWhenUsed="1"/>
     <w:lsdException w:name="index 2" w:semiHidden="1" w:unhideWhenUsed="1"/>
     <w:lsdException w:name="index 3" w:semiHidden="1" w:unhideWhenUsed="1"/>
@@ -20405,22 +20823,22 @@
     <w:lsdException w:name="index 7" w:semiHidden="1" w:unhideWhenUsed="1"/>
     <w:lsdException w:name="index 8" w:semiHidden="1" w:unhideWhenUsed="1"/>
     <w:lsdException w:name="index 9" w:semiHidden="1" w:unhideWhenUsed="1"/>
-    <w:lsdException w:name="toc 1" w:semiHidden="1" w:uiPriority="39" w:unhideWhenUsed="1"/>
-    <w:lsdException w:name="toc 2" w:semiHidden="1" w:uiPriority="39" w:unhideWhenUsed="1"/>
-    <w:lsdException w:name="toc 3" w:semiHidden="1" w:uiPriority="39" w:unhideWhenUsed="1"/>
-    <w:lsdException w:name="toc 4" w:semiHidden="1" w:uiPriority="39" w:unhideWhenUsed="1"/>
-    <w:lsdException w:name="toc 5" w:semiHidden="1" w:uiPriority="39" w:unhideWhenUsed="1"/>
-    <w:lsdException w:name="toc 6" w:semiHidden="1" w:uiPriority="39" w:unhideWhenUsed="1"/>
-    <w:lsdException w:name="toc 7" w:semiHidden="1" w:uiPriority="39" w:unhideWhenUsed="1"/>
-    <w:lsdException w:name="toc 8" w:semiHidden="1" w:uiPriority="39" w:unhideWhenUsed="1"/>
-    <w:lsdException w:name="toc 9" w:semiHidden="1" w:uiPriority="39" w:unhideWhenUsed="1"/>
+    <w:lsdException w:name="toc 1" w:uiPriority="39" w:semiHidden="1" w:unhideWhenUsed="1"/>
+    <w:lsdException w:name="toc 2" w:uiPriority="39" w:semiHidden="1" w:unhideWhenUsed="1"/>
+    <w:lsdException w:name="toc 3" w:uiPriority="39" w:semiHidden="1" w:unhideWhenUsed="1"/>
+    <w:lsdException w:name="toc 4" w:uiPriority="39" w:semiHidden="1" w:unhideWhenUsed="1"/>
+    <w:lsdException w:name="toc 5" w:uiPriority="39" w:semiHidden="1" w:unhideWhenUsed="1"/>
+    <w:lsdException w:name="toc 6" w:uiPriority="39" w:semiHidden="1" w:unhideWhenUsed="1"/>
+    <w:lsdException w:name="toc 7" w:uiPriority="39" w:semiHidden="1" w:unhideWhenUsed="1"/>
+    <w:lsdException w:name="toc 8" w:uiPriority="39" w:semiHidden="1" w:unhideWhenUsed="1"/>
+    <w:lsdException w:name="toc 9" w:uiPriority="39" w:semiHidden="1" w:unhideWhenUsed="1"/>
     <w:lsdException w:name="Normal Indent" w:semiHidden="1" w:unhideWhenUsed="1"/>
     <w:lsdException w:name="footnote text" w:semiHidden="1" w:unhideWhenUsed="1"/>
     <w:lsdException w:name="annotation text" w:semiHidden="1" w:unhideWhenUsed="1"/>
     <w:lsdException w:name="header" w:semiHidden="1" w:unhideWhenUsed="1"/>
     <w:lsdException w:name="footer" w:semiHidden="1" w:unhideWhenUsed="1"/>
     <w:lsdException w:name="index heading" w:semiHidden="1" w:unhideWhenUsed="1"/>
-    <w:lsdException w:name="caption" w:semiHidden="1" w:uiPriority="35" w:unhideWhenUsed="1" w:qFormat="1"/>
+    <w:lsdException w:name="caption" w:uiPriority="35" w:semiHidden="1" w:unhideWhenUsed="1" w:qFormat="1"/>
     <w:lsdException w:name="table of figures" w:semiHidden="1" w:unhideWhenUsed="1"/>
     <w:lsdException w:name="envelope address" w:semiHidden="1" w:unhideWhenUsed="1"/>
     <w:lsdException w:name="envelope return" w:semiHidden="1" w:unhideWhenUsed="1"/>
@@ -20451,7 +20869,7 @@
     <w:lsdException w:name="Title" w:uiPriority="10" w:qFormat="1"/>
     <w:lsdException w:name="Closing" w:semiHidden="1" w:unhideWhenUsed="1"/>
     <w:lsdException w:name="Signature" w:semiHidden="1" w:unhideWhenUsed="1"/>
-    <w:lsdException w:name="Default Paragraph Font" w:semiHidden="1" w:uiPriority="1" w:unhideWhenUsed="1"/>
+    <w:lsdException w:name="Default Paragraph Font" w:uiPriority="1" w:semiHidden="1" w:unhideWhenUsed="1"/>
     <w:lsdException w:name="Body Text" w:semiHidden="1" w:unhideWhenUsed="1"/>
     <w:lsdException w:name="Body Text Indent" w:semiHidden="1" w:unhideWhenUsed="1"/>
     <w:lsdException w:name="List Continue" w:semiHidden="1" w:unhideWhenUsed="1"/>
@@ -20651,8 +21069,8 @@
     <w:lsdException w:name="Subtle Reference" w:uiPriority="31" w:qFormat="1"/>
     <w:lsdException w:name="Intense Reference" w:uiPriority="32" w:qFormat="1"/>
     <w:lsdException w:name="Book Title" w:uiPriority="33" w:qFormat="1"/>
-    <w:lsdException w:name="Bibliography" w:semiHidden="1" w:uiPriority="37" w:unhideWhenUsed="1"/>
-    <w:lsdException w:name="TOC Heading" w:semiHidden="1" w:uiPriority="39" w:unhideWhenUsed="1" w:qFormat="1"/>
+    <w:lsdException w:name="Bibliography" w:uiPriority="37" w:semiHidden="1" w:unhideWhenUsed="1"/>
+    <w:lsdException w:name="TOC Heading" w:uiPriority="39" w:semiHidden="1" w:unhideWhenUsed="1" w:qFormat="1"/>
     <w:lsdException w:name="Plain Table 1" w:uiPriority="41"/>
     <w:lsdException w:name="Plain Table 2" w:uiPriority="42"/>
     <w:lsdException w:name="Plain Table 3" w:uiPriority="43"/>
@@ -20763,7 +21181,7 @@
     <w:lsdException w:name="Unresolved Mention" w:semiHidden="1" w:unhideWhenUsed="1"/>
     <w:lsdException w:name="Smart Link" w:semiHidden="1" w:unhideWhenUsed="1"/>
   </w:latentStyles>
-  <w:style w:type="paragraph" w:default="1" w:styleId="Normal">
+  <w:style w:type="paragraph" w:styleId="Normal" w:default="1">
     <w:name w:val="Normal"/>
     <w:qFormat/>
     <w:rsid w:val="00280F84"/>
@@ -20881,12 +21299,12 @@
       <w:color w:val="666666"/>
     </w:rPr>
   </w:style>
-  <w:style w:type="character" w:default="1" w:styleId="DefaultParagraphFont">
+  <w:style w:type="character" w:styleId="DefaultParagraphFont" w:default="1">
     <w:name w:val="Default Paragraph Font"/>
     <w:uiPriority w:val="1"/>
     <w:unhideWhenUsed/>
   </w:style>
-  <w:style w:type="table" w:default="1" w:styleId="TableNormal">
+  <w:style w:type="table" w:styleId="TableNormal" w:default="1">
     <w:name w:val="Normal Table"/>
     <w:uiPriority w:val="99"/>
     <w:semiHidden/>
@@ -20901,13 +21319,13 @@
       </w:tblCellMar>
     </w:tblPr>
   </w:style>
-  <w:style w:type="numbering" w:default="1" w:styleId="NoList">
+  <w:style w:type="numbering" w:styleId="NoList" w:default="1">
     <w:name w:val="No List"/>
     <w:uiPriority w:val="99"/>
     <w:semiHidden/>
     <w:unhideWhenUsed/>
   </w:style>
-  <w:style w:type="table" w:customStyle="1" w:styleId="TableNormal1">
+  <w:style w:type="table" w:styleId="TableNormal1" w:customStyle="1">
     <w:name w:val="Table Normal1"/>
     <w:tblPr>
       <w:tblCellMar>
@@ -20934,7 +21352,7 @@
       <w:szCs w:val="52"/>
     </w:rPr>
   </w:style>
-  <w:style w:type="table" w:customStyle="1" w:styleId="TableNormal2">
+  <w:style w:type="table" w:styleId="TableNormal2" w:customStyle="1">
     <w:name w:val="Table Normal2"/>
     <w:tblPr>
       <w:tblCellMar>
@@ -20962,7 +21380,7 @@
       <w:szCs w:val="30"/>
     </w:rPr>
   </w:style>
-  <w:style w:type="table" w:customStyle="1" w:styleId="a">
+  <w:style w:type="table" w:styleId="a" w:customStyle="1">
     <w:basedOn w:val="TableNormal"/>
     <w:tblPr>
       <w:tblStyleRowBandSize w:val="1"/>
@@ -20975,7 +21393,7 @@
       </w:tblCellMar>
     </w:tblPr>
   </w:style>
-  <w:style w:type="table" w:customStyle="1" w:styleId="a0">
+  <w:style w:type="table" w:styleId="a0" w:customStyle="1">
     <w:basedOn w:val="TableNormal"/>
     <w:tblPr>
       <w:tblStyleRowBandSize w:val="1"/>
@@ -20988,7 +21406,7 @@
       </w:tblCellMar>
     </w:tblPr>
   </w:style>
-  <w:style w:type="table" w:customStyle="1" w:styleId="a1">
+  <w:style w:type="table" w:styleId="a1" w:customStyle="1">
     <w:basedOn w:val="TableNormal"/>
     <w:tblPr>
       <w:tblStyleRowBandSize w:val="1"/>
@@ -21011,12 +21429,12 @@
     </w:pPr>
     <w:tblPr>
       <w:tblBorders>
-        <w:top w:val="single" w:sz="4" w:space="0" w:color="auto"/>
-        <w:left w:val="single" w:sz="4" w:space="0" w:color="auto"/>
-        <w:bottom w:val="single" w:sz="4" w:space="0" w:color="auto"/>
-        <w:right w:val="single" w:sz="4" w:space="0" w:color="auto"/>
-        <w:insideH w:val="single" w:sz="4" w:space="0" w:color="auto"/>
-        <w:insideV w:val="single" w:sz="4" w:space="0" w:color="auto"/>
+        <w:top w:val="single" w:color="auto" w:sz="4" w:space="0"/>
+        <w:left w:val="single" w:color="auto" w:sz="4" w:space="0"/>
+        <w:bottom w:val="single" w:color="auto" w:sz="4" w:space="0"/>
+        <w:right w:val="single" w:color="auto" w:sz="4" w:space="0"/>
+        <w:insideH w:val="single" w:color="auto" w:sz="4" w:space="0"/>
+        <w:insideV w:val="single" w:color="auto" w:sz="4" w:space="0"/>
       </w:tblBorders>
     </w:tblPr>
   </w:style>
@@ -21035,7 +21453,7 @@
       <w:spacing w:line="240" w:lineRule="auto"/>
     </w:pPr>
   </w:style>
-  <w:style w:type="character" w:customStyle="1" w:styleId="HeaderChar">
+  <w:style w:type="character" w:styleId="HeaderChar" w:customStyle="1">
     <w:name w:val="Header Char"/>
     <w:basedOn w:val="DefaultParagraphFont"/>
     <w:link w:val="Header"/>
@@ -21057,7 +21475,7 @@
       <w:spacing w:line="240" w:lineRule="auto"/>
     </w:pPr>
   </w:style>
-  <w:style w:type="character" w:customStyle="1" w:styleId="FooterChar">
+  <w:style w:type="character" w:styleId="FooterChar" w:customStyle="1">
     <w:name w:val="Footer Char"/>
     <w:basedOn w:val="DefaultParagraphFont"/>
     <w:link w:val="Footer"/>
@@ -21075,12 +21493,12 @@
       <w:spacing w:before="100" w:beforeAutospacing="1" w:after="100" w:afterAutospacing="1" w:line="240" w:lineRule="auto"/>
     </w:pPr>
     <w:rPr>
-      <w:rFonts w:ascii="Times New Roman" w:eastAsia="Times New Roman" w:hAnsi="Times New Roman" w:cs="Times New Roman"/>
+      <w:rFonts w:ascii="Times New Roman" w:hAnsi="Times New Roman" w:eastAsia="Times New Roman" w:cs="Times New Roman"/>
       <w:sz w:val="24"/>
       <w:szCs w:val="24"/>
     </w:rPr>
   </w:style>
-  <w:style w:type="character" w:customStyle="1" w:styleId="Listavistosa-nfasis1Car">
+  <w:style w:type="character" w:styleId="Listavistosa-nfasis1Car" w:customStyle="1">
     <w:name w:val="Lista vistosa - Énfasis 1 Car"/>
     <w:link w:val="ColorfulList-Accent1"/>
     <w:uiPriority w:val="34"/>
@@ -21121,7 +21539,7 @@
       <w:tblPr/>
       <w:tcPr>
         <w:tcBorders>
-          <w:bottom w:val="single" w:sz="12" w:space="0" w:color="FFFFFF" w:themeColor="background1"/>
+          <w:bottom w:val="single" w:color="FFFFFF" w:themeColor="background1" w:sz="12" w:space="0"/>
         </w:tcBorders>
         <w:shd w:val="clear" w:color="auto" w:fill="9E3A38" w:themeFill="accent2" w:themeFillShade="CC"/>
       </w:tcPr>
@@ -21130,7 +21548,7 @@
       <w:tblPr/>
       <w:tcPr>
         <w:tcBorders>
-          <w:top w:val="single" w:sz="12" w:space="0" w:color="000000" w:themeColor="text1"/>
+          <w:top w:val="single" w:color="000000" w:themeColor="text1" w:sz="12" w:space="0"/>
         </w:tcBorders>
         <w:shd w:val="clear" w:color="auto" w:fill="FFFFFF" w:themeFill="background1"/>
       </w:tcPr>
@@ -21178,7 +21596,7 @@
       <w:u w:val="single"/>
     </w:rPr>
   </w:style>
-  <w:style w:type="character" w:customStyle="1" w:styleId="Mencinsinresolver1">
+  <w:style w:type="character" w:styleId="Mencinsinresolver1" w:customStyle="1">
     <w:name w:val="Mención sin resolver1"/>
     <w:basedOn w:val="DefaultParagraphFont"/>
     <w:uiPriority w:val="99"/>
@@ -21219,7 +21637,7 @@
       <w:szCs w:val="18"/>
     </w:rPr>
   </w:style>
-  <w:style w:type="character" w:customStyle="1" w:styleId="BalloonTextChar">
+  <w:style w:type="character" w:styleId="BalloonTextChar" w:customStyle="1">
     <w:name w:val="Balloon Text Char"/>
     <w:basedOn w:val="DefaultParagraphFont"/>
     <w:link w:val="BalloonText"/>
@@ -21259,7 +21677,7 @@
       <w:szCs w:val="20"/>
     </w:rPr>
   </w:style>
-  <w:style w:type="character" w:customStyle="1" w:styleId="CommentTextChar">
+  <w:style w:type="character" w:styleId="CommentTextChar" w:customStyle="1">
     <w:name w:val="Comment Text Char"/>
     <w:basedOn w:val="DefaultParagraphFont"/>
     <w:link w:val="CommentText"/>
@@ -21284,7 +21702,7 @@
       <w:bCs/>
     </w:rPr>
   </w:style>
-  <w:style w:type="character" w:customStyle="1" w:styleId="CommentSubjectChar">
+  <w:style w:type="character" w:styleId="CommentSubjectChar" w:customStyle="1">
     <w:name w:val="Comment Subject Char"/>
     <w:basedOn w:val="CommentTextChar"/>
     <w:link w:val="CommentSubject"/>
@@ -21298,7 +21716,7 @@
       <w:szCs w:val="20"/>
     </w:rPr>
   </w:style>
-  <w:style w:type="table" w:customStyle="1" w:styleId="a2">
+  <w:style w:type="table" w:styleId="a2" w:customStyle="1">
     <w:basedOn w:val="TableNormal2"/>
     <w:pPr>
       <w:spacing w:line="240" w:lineRule="auto"/>
@@ -21320,7 +21738,7 @@
       <w:shd w:val="clear" w:color="auto" w:fill="EDF2F8"/>
     </w:tcPr>
   </w:style>
-  <w:style w:type="table" w:customStyle="1" w:styleId="a3">
+  <w:style w:type="table" w:styleId="a3" w:customStyle="1">
     <w:basedOn w:val="TableNormal2"/>
     <w:pPr>
       <w:spacing w:line="240" w:lineRule="auto"/>
@@ -21342,7 +21760,7 @@
       <w:shd w:val="clear" w:color="auto" w:fill="EDF2F8"/>
     </w:tcPr>
   </w:style>
-  <w:style w:type="table" w:customStyle="1" w:styleId="a4">
+  <w:style w:type="table" w:styleId="a4" w:customStyle="1">
     <w:basedOn w:val="TableNormal2"/>
     <w:pPr>
       <w:spacing w:line="240" w:lineRule="auto"/>
@@ -21364,7 +21782,7 @@
       <w:shd w:val="clear" w:color="auto" w:fill="EDF2F8"/>
     </w:tcPr>
   </w:style>
-  <w:style w:type="table" w:customStyle="1" w:styleId="a5">
+  <w:style w:type="table" w:styleId="a5" w:customStyle="1">
     <w:basedOn w:val="TableNormal2"/>
     <w:pPr>
       <w:spacing w:line="240" w:lineRule="auto"/>
@@ -21386,7 +21804,7 @@
       <w:shd w:val="clear" w:color="auto" w:fill="EDF2F8"/>
     </w:tcPr>
   </w:style>
-  <w:style w:type="table" w:customStyle="1" w:styleId="a6">
+  <w:style w:type="table" w:styleId="a6" w:customStyle="1">
     <w:basedOn w:val="TableNormal2"/>
     <w:tblPr>
       <w:tblStyleRowBandSize w:val="1"/>
@@ -21397,7 +21815,7 @@
       </w:tblCellMar>
     </w:tblPr>
   </w:style>
-  <w:style w:type="table" w:customStyle="1" w:styleId="a7">
+  <w:style w:type="table" w:styleId="a7" w:customStyle="1">
     <w:basedOn w:val="TableNormal2"/>
     <w:tblPr>
       <w:tblStyleRowBandSize w:val="1"/>
@@ -21410,7 +21828,7 @@
       </w:tblCellMar>
     </w:tblPr>
   </w:style>
-  <w:style w:type="table" w:customStyle="1" w:styleId="a8">
+  <w:style w:type="table" w:styleId="a8" w:customStyle="1">
     <w:basedOn w:val="TableNormal2"/>
     <w:tblPr>
       <w:tblStyleRowBandSize w:val="1"/>
@@ -21423,7 +21841,7 @@
       </w:tblCellMar>
     </w:tblPr>
   </w:style>
-  <w:style w:type="table" w:customStyle="1" w:styleId="a9">
+  <w:style w:type="table" w:styleId="a9" w:customStyle="1">
     <w:basedOn w:val="TableNormal2"/>
     <w:tblPr>
       <w:tblStyleRowBandSize w:val="1"/>
@@ -21434,7 +21852,7 @@
       </w:tblCellMar>
     </w:tblPr>
   </w:style>
-  <w:style w:type="table" w:customStyle="1" w:styleId="aa">
+  <w:style w:type="table" w:styleId="aa" w:customStyle="1">
     <w:basedOn w:val="TableNormal2"/>
     <w:tblPr>
       <w:tblStyleRowBandSize w:val="1"/>
@@ -21445,7 +21863,7 @@
       </w:tblCellMar>
     </w:tblPr>
   </w:style>
-  <w:style w:type="table" w:customStyle="1" w:styleId="ab">
+  <w:style w:type="table" w:styleId="ab" w:customStyle="1">
     <w:basedOn w:val="TableNormal2"/>
     <w:pPr>
       <w:spacing w:line="240" w:lineRule="auto"/>
@@ -21467,7 +21885,7 @@
       <w:shd w:val="clear" w:color="auto" w:fill="EDF2F8"/>
     </w:tcPr>
   </w:style>
-  <w:style w:type="table" w:customStyle="1" w:styleId="ac">
+  <w:style w:type="table" w:styleId="ac" w:customStyle="1">
     <w:basedOn w:val="TableNormal2"/>
     <w:pPr>
       <w:spacing w:line="240" w:lineRule="auto"/>
@@ -21489,7 +21907,7 @@
       <w:shd w:val="clear" w:color="auto" w:fill="EDF2F8"/>
     </w:tcPr>
   </w:style>
-  <w:style w:type="table" w:customStyle="1" w:styleId="ad">
+  <w:style w:type="table" w:styleId="ad" w:customStyle="1">
     <w:basedOn w:val="TableNormal2"/>
     <w:pPr>
       <w:spacing w:line="240" w:lineRule="auto"/>
@@ -21511,7 +21929,7 @@
       <w:shd w:val="clear" w:color="auto" w:fill="EDF2F8"/>
     </w:tcPr>
   </w:style>
-  <w:style w:type="table" w:customStyle="1" w:styleId="ae">
+  <w:style w:type="table" w:styleId="ae" w:customStyle="1">
     <w:basedOn w:val="TableNormal2"/>
     <w:pPr>
       <w:spacing w:line="240" w:lineRule="auto"/>
@@ -21533,7 +21951,7 @@
       <w:shd w:val="clear" w:color="auto" w:fill="EDF2F8"/>
     </w:tcPr>
   </w:style>
-  <w:style w:type="table" w:customStyle="1" w:styleId="af">
+  <w:style w:type="table" w:styleId="af" w:customStyle="1">
     <w:basedOn w:val="TableNormal2"/>
     <w:pPr>
       <w:spacing w:line="240" w:lineRule="auto"/>
@@ -21555,7 +21973,7 @@
       <w:shd w:val="clear" w:color="auto" w:fill="EDF2F8"/>
     </w:tcPr>
   </w:style>
-  <w:style w:type="table" w:customStyle="1" w:styleId="af0">
+  <w:style w:type="table" w:styleId="af0" w:customStyle="1">
     <w:basedOn w:val="TableNormal2"/>
     <w:pPr>
       <w:spacing w:line="240" w:lineRule="auto"/>
@@ -21577,7 +21995,7 @@
       <w:shd w:val="clear" w:color="auto" w:fill="EDF2F8"/>
     </w:tcPr>
   </w:style>
-  <w:style w:type="table" w:customStyle="1" w:styleId="af1">
+  <w:style w:type="table" w:styleId="af1" w:customStyle="1">
     <w:basedOn w:val="TableNormal2"/>
     <w:pPr>
       <w:spacing w:line="240" w:lineRule="auto"/>
@@ -21599,7 +22017,7 @@
       <w:shd w:val="clear" w:color="auto" w:fill="EDF2F8"/>
     </w:tcPr>
   </w:style>
-  <w:style w:type="table" w:customStyle="1" w:styleId="af2">
+  <w:style w:type="table" w:styleId="af2" w:customStyle="1">
     <w:basedOn w:val="TableNormal2"/>
     <w:pPr>
       <w:spacing w:line="240" w:lineRule="auto"/>
@@ -21621,7 +22039,7 @@
       <w:shd w:val="clear" w:color="auto" w:fill="EDF2F8"/>
     </w:tcPr>
   </w:style>
-  <w:style w:type="table" w:customStyle="1" w:styleId="af3">
+  <w:style w:type="table" w:styleId="af3" w:customStyle="1">
     <w:basedOn w:val="TableNormal2"/>
     <w:pPr>
       <w:spacing w:line="240" w:lineRule="auto"/>
